--- a/NCAA-Baseball-Camps-2026.docx
+++ b/NCAA-Baseball-Camps-2026.docx
@@ -173,7 +173,7 @@
         </w:tc>
         <w:tc>
           <w:p>
-            <w:hyperlink w:history="1" r:id="rIdg7zrs2lawodoaxmeq1x8r">
+            <w:hyperlink w:history="1" r:id="rIdipwjgcwetqbzv1rsf_bh2">
               <w:r>
                 <w:rPr>
                   <w:u w:val="single"/>
@@ -238,7 +238,7 @@
         </w:tc>
         <w:tc>
           <w:p>
-            <w:hyperlink w:history="1" r:id="rIdrtu2yegwv8pqrtcvmyzyo">
+            <w:hyperlink w:history="1" r:id="rId9tuzfekqx0selil40uovx">
               <w:r>
                 <w:rPr>
                   <w:u w:val="single"/>
@@ -303,7 +303,7 @@
         </w:tc>
         <w:tc>
           <w:p>
-            <w:hyperlink w:history="1" r:id="rIdv98a_1wbok6jdderrvuem">
+            <w:hyperlink w:history="1" r:id="rIdvt6gjj1y4rhmhh9iv0bqz">
               <w:r>
                 <w:rPr>
                   <w:u w:val="single"/>
@@ -368,7 +368,7 @@
         </w:tc>
         <w:tc>
           <w:p>
-            <w:hyperlink w:history="1" r:id="rIdh0zilihpedhcbq5sdt8in">
+            <w:hyperlink w:history="1" r:id="rIdebh1ookc-eexkmx2azfpr">
               <w:r>
                 <w:rPr>
                   <w:u w:val="single"/>
@@ -433,7 +433,7 @@
         </w:tc>
         <w:tc>
           <w:p>
-            <w:hyperlink w:history="1" r:id="rIdbc-420ofj9rharfzoqxvw">
+            <w:hyperlink w:history="1" r:id="rIdpxejnpvzn1rhs9kizf4jb">
               <w:r>
                 <w:rPr>
                   <w:u w:val="single"/>
@@ -498,7 +498,7 @@
         </w:tc>
         <w:tc>
           <w:p>
-            <w:hyperlink w:history="1" r:id="rIdve1k37abxorrdehc4yfvw">
+            <w:hyperlink w:history="1" r:id="rIdwcc4cv_9hub_91rgzf7zi">
               <w:r>
                 <w:rPr>
                   <w:u w:val="single"/>
@@ -563,7 +563,7 @@
         </w:tc>
         <w:tc>
           <w:p>
-            <w:hyperlink w:history="1" r:id="rIdbpv3vqdjm76hgd487gwnb">
+            <w:hyperlink w:history="1" r:id="rIdtlftl0fnuc4x7nw4nflga">
               <w:r>
                 <w:rPr>
                   <w:u w:val="single"/>
@@ -628,7 +628,7 @@
         </w:tc>
         <w:tc>
           <w:p>
-            <w:hyperlink w:history="1" r:id="rId52q_gu0ghxnkuytixfopp">
+            <w:hyperlink w:history="1" r:id="rIdicbqp0px3p6mjqw57t3ip">
               <w:r>
                 <w:rPr>
                   <w:u w:val="single"/>
@@ -693,7 +693,7 @@
         </w:tc>
         <w:tc>
           <w:p>
-            <w:hyperlink w:history="1" r:id="rIdf0fboonu9qugsvmx2awqy">
+            <w:hyperlink w:history="1" r:id="rIdyvhzt-9hx2wknaqvlai7s">
               <w:r>
                 <w:rPr>
                   <w:u w:val="single"/>
@@ -758,7 +758,7 @@
         </w:tc>
         <w:tc>
           <w:p>
-            <w:hyperlink w:history="1" r:id="rIdjuflknzcy32yal6pcgsvf">
+            <w:hyperlink w:history="1" r:id="rIdo3m-xdkvuitv5ji6lr0pl">
               <w:r>
                 <w:rPr>
                   <w:u w:val="single"/>
@@ -823,7 +823,7 @@
         </w:tc>
         <w:tc>
           <w:p>
-            <w:hyperlink w:history="1" r:id="rIdnuhqk1ybttvpds7lza68p">
+            <w:hyperlink w:history="1" r:id="rIdsh_s_svfzmmklawsa75kh">
               <w:r>
                 <w:rPr>
                   <w:u w:val="single"/>
@@ -888,7 +888,7 @@
         </w:tc>
         <w:tc>
           <w:p>
-            <w:hyperlink w:history="1" r:id="rIdlpmxqlrmwnlu2f2jj91c1">
+            <w:hyperlink w:history="1" r:id="rId2mt75acuetez_yiaqc7wg">
               <w:r>
                 <w:rPr>
                   <w:u w:val="single"/>
@@ -953,7 +953,7 @@
         </w:tc>
         <w:tc>
           <w:p>
-            <w:hyperlink w:history="1" r:id="rIdtxl6eiqdqlnb4ttwxjngl">
+            <w:hyperlink w:history="1" r:id="rId8nfucuz8mn_5lc8v99ngk">
               <w:r>
                 <w:rPr>
                   <w:u w:val="single"/>
@@ -1018,7 +1018,7 @@
         </w:tc>
         <w:tc>
           <w:p>
-            <w:hyperlink w:history="1" r:id="rId0gn6bbk_bexcp5x4vgsq_">
+            <w:hyperlink w:history="1" r:id="rId_qa-uabozzzso0rtmxluu">
               <w:r>
                 <w:rPr>
                   <w:u w:val="single"/>
@@ -1083,7 +1083,7 @@
         </w:tc>
         <w:tc>
           <w:p>
-            <w:hyperlink w:history="1" r:id="rIdkvwh07viycmxul-xop__i">
+            <w:hyperlink w:history="1" r:id="rIdjbe4smrxs_ffphorwp-ay">
               <w:r>
                 <w:rPr>
                   <w:u w:val="single"/>
@@ -1148,7 +1148,7 @@
         </w:tc>
         <w:tc>
           <w:p>
-            <w:hyperlink w:history="1" r:id="rId1m25ckjkxg3asi70gwyye">
+            <w:hyperlink w:history="1" r:id="rId7vaefbobacl0qfutxjk-i">
               <w:r>
                 <w:rPr>
                   <w:u w:val="single"/>
@@ -1213,7 +1213,7 @@
         </w:tc>
         <w:tc>
           <w:p>
-            <w:hyperlink w:history="1" r:id="rIdegx3fkczo97tzqv2dvu5j">
+            <w:hyperlink w:history="1" r:id="rIdl6urciehvo-caw5htsypb">
               <w:r>
                 <w:rPr>
                   <w:u w:val="single"/>
@@ -1278,7 +1278,7 @@
         </w:tc>
         <w:tc>
           <w:p>
-            <w:hyperlink w:history="1" r:id="rIdrlx6hvvr0crxuzfv5qt-s">
+            <w:hyperlink w:history="1" r:id="rIdokcgu0bxrw66wrnz5wss8">
               <w:r>
                 <w:rPr>
                   <w:u w:val="single"/>
@@ -1343,7 +1343,7 @@
         </w:tc>
         <w:tc>
           <w:p>
-            <w:hyperlink w:history="1" r:id="rIdhol0d01gkatqcc3q9zcep">
+            <w:hyperlink w:history="1" r:id="rId5oqejq19pegp2yc62cabn">
               <w:r>
                 <w:rPr>
                   <w:u w:val="single"/>
@@ -1408,7 +1408,7 @@
         </w:tc>
         <w:tc>
           <w:p>
-            <w:hyperlink w:history="1" r:id="rId3iqvu0jdt92fjqsyohmsx">
+            <w:hyperlink w:history="1" r:id="rId3uqacnayed9x68giq88w7">
               <w:r>
                 <w:rPr>
                   <w:u w:val="single"/>
@@ -1473,7 +1473,7 @@
         </w:tc>
         <w:tc>
           <w:p>
-            <w:hyperlink w:history="1" r:id="rIdf4k2rgxbcbaoj3kehwgj_">
+            <w:hyperlink w:history="1" r:id="rIddox4j9qt_ufsgzkp_wzij">
               <w:r>
                 <w:rPr>
                   <w:u w:val="single"/>
@@ -1538,7 +1538,7 @@
         </w:tc>
         <w:tc>
           <w:p>
-            <w:hyperlink w:history="1" r:id="rIdt20co7adsqw9tesr3gioe">
+            <w:hyperlink w:history="1" r:id="rIdknisxmrjigxahylzo5xxj">
               <w:r>
                 <w:rPr>
                   <w:u w:val="single"/>
@@ -1603,7 +1603,7 @@
         </w:tc>
         <w:tc>
           <w:p>
-            <w:hyperlink w:history="1" r:id="rId2n-geuduuplruarz_f8ps">
+            <w:hyperlink w:history="1" r:id="rId4tli5_jgoekek5kb_quar">
               <w:r>
                 <w:rPr>
                   <w:u w:val="single"/>
@@ -1668,7 +1668,7 @@
         </w:tc>
         <w:tc>
           <w:p>
-            <w:hyperlink w:history="1" r:id="rIdafzmnoo50dheo6jzrfszr">
+            <w:hyperlink w:history="1" r:id="rId-o5xz2eyibt2yk-wnnind">
               <w:r>
                 <w:rPr>
                   <w:u w:val="single"/>
@@ -1733,7 +1733,7 @@
         </w:tc>
         <w:tc>
           <w:p>
-            <w:hyperlink w:history="1" r:id="rIddrq9muccwkqn5raeneupb">
+            <w:hyperlink w:history="1" r:id="rIdqyhc-5rfskobee2pzxupp">
               <w:r>
                 <w:rPr>
                   <w:u w:val="single"/>
@@ -1798,7 +1798,7 @@
         </w:tc>
         <w:tc>
           <w:p>
-            <w:hyperlink w:history="1" r:id="rIdy5ufinq0dsr-glspmh8r_">
+            <w:hyperlink w:history="1" r:id="rIdnn92rafvxchz27kpmrv2w">
               <w:r>
                 <w:rPr>
                   <w:u w:val="single"/>
@@ -1863,7 +1863,7 @@
         </w:tc>
         <w:tc>
           <w:p>
-            <w:hyperlink w:history="1" r:id="rIdlyz2eo7hjvwfc_wgmfbsw">
+            <w:hyperlink w:history="1" r:id="rIdtu0drd2zvolxg-44tbgqt">
               <w:r>
                 <w:rPr>
                   <w:u w:val="single"/>
@@ -1928,7 +1928,7 @@
         </w:tc>
         <w:tc>
           <w:p>
-            <w:hyperlink w:history="1" r:id="rIdjrwn_gmkpf8dxaqkx3r06">
+            <w:hyperlink w:history="1" r:id="rIdxj_ea2ldmw8k019yctgbj">
               <w:r>
                 <w:rPr>
                   <w:u w:val="single"/>
@@ -1993,7 +1993,7 @@
         </w:tc>
         <w:tc>
           <w:p>
-            <w:hyperlink w:history="1" r:id="rIdjwzxydvv-btng7n-wfmli">
+            <w:hyperlink w:history="1" r:id="rIdphnov_p8crllxmhc8nbst">
               <w:r>
                 <w:rPr>
                   <w:u w:val="single"/>
@@ -2058,7 +2058,7 @@
         </w:tc>
         <w:tc>
           <w:p>
-            <w:hyperlink w:history="1" r:id="rIdu32xmch4m-zxv6yzuwss2">
+            <w:hyperlink w:history="1" r:id="rId-jjw8f6ljvwgvfho_mh5-">
               <w:r>
                 <w:rPr>
                   <w:u w:val="single"/>
@@ -2123,7 +2123,7 @@
         </w:tc>
         <w:tc>
           <w:p>
-            <w:hyperlink w:history="1" r:id="rIdzzfdg3ib8cl4slqoxkhwd">
+            <w:hyperlink w:history="1" r:id="rIdl5xteukhl7lxis6a4cgld">
               <w:r>
                 <w:rPr>
                   <w:u w:val="single"/>
@@ -2188,7 +2188,7 @@
         </w:tc>
         <w:tc>
           <w:p>
-            <w:hyperlink w:history="1" r:id="rIdpetd2efbeamifc-qsw2ea">
+            <w:hyperlink w:history="1" r:id="rIdo5wy783_diujkp8ptuyet">
               <w:r>
                 <w:rPr>
                   <w:u w:val="single"/>
@@ -2253,7 +2253,7 @@
         </w:tc>
         <w:tc>
           <w:p>
-            <w:hyperlink w:history="1" r:id="rId5ojxq5urds1a0dis3hlyn">
+            <w:hyperlink w:history="1" r:id="rIdluqlb2iw1yfwc_wq2j2ml">
               <w:r>
                 <w:rPr>
                   <w:u w:val="single"/>
@@ -2318,7 +2318,7 @@
         </w:tc>
         <w:tc>
           <w:p>
-            <w:hyperlink w:history="1" r:id="rIdspwib2fihgswngzpfdn0w">
+            <w:hyperlink w:history="1" r:id="rIdnimbsbuyekyk7azncv7zn">
               <w:r>
                 <w:rPr>
                   <w:u w:val="single"/>
@@ -2383,7 +2383,7 @@
         </w:tc>
         <w:tc>
           <w:p>
-            <w:hyperlink w:history="1" r:id="rIdvwfarg8eenzfgz_uwowug">
+            <w:hyperlink w:history="1" r:id="rIdafm4n7uyglej9tdxvapra">
               <w:r>
                 <w:rPr>
                   <w:u w:val="single"/>
@@ -2448,7 +2448,7 @@
         </w:tc>
         <w:tc>
           <w:p>
-            <w:hyperlink w:history="1" r:id="rIdg0egurqcy-ylyz4qp4kjf">
+            <w:hyperlink w:history="1" r:id="rId8qdvnosyygnegevqwha2e">
               <w:r>
                 <w:rPr>
                   <w:u w:val="single"/>
@@ -2513,7 +2513,7 @@
         </w:tc>
         <w:tc>
           <w:p>
-            <w:hyperlink w:history="1" r:id="rIdbajwpnt0j_ydrrhhxbisj">
+            <w:hyperlink w:history="1" r:id="rIdmcc4in0z9qkjtw1txmlr2">
               <w:r>
                 <w:rPr>
                   <w:u w:val="single"/>
@@ -2578,7 +2578,7 @@
         </w:tc>
         <w:tc>
           <w:p>
-            <w:hyperlink w:history="1" r:id="rIdqwqwyhcqur4hg8cfujthh">
+            <w:hyperlink w:history="1" r:id="rId2risqlaai7eq1g3aezsux">
               <w:r>
                 <w:rPr>
                   <w:u w:val="single"/>
@@ -2643,7 +2643,7 @@
         </w:tc>
         <w:tc>
           <w:p>
-            <w:hyperlink w:history="1" r:id="rIdltykwhrirjeyv3klzq6-a">
+            <w:hyperlink w:history="1" r:id="rIdomgjj0l3b8v0hqf64iyh-">
               <w:r>
                 <w:rPr>
                   <w:u w:val="single"/>
@@ -2708,7 +2708,7 @@
         </w:tc>
         <w:tc>
           <w:p>
-            <w:hyperlink w:history="1" r:id="rIdreawaqe7mqht2awim_kz7">
+            <w:hyperlink w:history="1" r:id="rIdurxwxtisnzclgcll12fst">
               <w:r>
                 <w:rPr>
                   <w:u w:val="single"/>
@@ -2773,7 +2773,7 @@
         </w:tc>
         <w:tc>
           <w:p>
-            <w:hyperlink w:history="1" r:id="rIdqeyzuus1prinndhaursld">
+            <w:hyperlink w:history="1" r:id="rIdrq6ixmo1-r9h-f-58fzkd">
               <w:r>
                 <w:rPr>
                   <w:u w:val="single"/>
@@ -2838,7 +2838,7 @@
         </w:tc>
         <w:tc>
           <w:p>
-            <w:hyperlink w:history="1" r:id="rIdxuwljagzdsuiigahxiayx">
+            <w:hyperlink w:history="1" r:id="rIdl_posbzned0uljj-g6umq">
               <w:r>
                 <w:rPr>
                   <w:u w:val="single"/>
@@ -2903,7 +2903,7 @@
         </w:tc>
         <w:tc>
           <w:p>
-            <w:hyperlink w:history="1" r:id="rIdrw0cnwbgkifc0iejisydg">
+            <w:hyperlink w:history="1" r:id="rIdp1ytvdsraiybesjqviefh">
               <w:r>
                 <w:rPr>
                   <w:u w:val="single"/>
@@ -2968,7 +2968,7 @@
         </w:tc>
         <w:tc>
           <w:p>
-            <w:hyperlink w:history="1" r:id="rId-ri-nfqnjvv6nvbkjcphe">
+            <w:hyperlink w:history="1" r:id="rIdrvyafwnb3hq4ztmxmhtbl">
               <w:r>
                 <w:rPr>
                   <w:u w:val="single"/>
@@ -3033,7 +3033,7 @@
         </w:tc>
         <w:tc>
           <w:p>
-            <w:hyperlink w:history="1" r:id="rId4qiknby3muts6b5o4azcc">
+            <w:hyperlink w:history="1" r:id="rIdy2hhaoic3bw4fxwhpwawq">
               <w:r>
                 <w:rPr>
                   <w:u w:val="single"/>
@@ -3098,7 +3098,7 @@
         </w:tc>
         <w:tc>
           <w:p>
-            <w:hyperlink w:history="1" r:id="rIdsmvyyajiwhg2t9yq-zaq_">
+            <w:hyperlink w:history="1" r:id="rId77if80smru-gmx8m8pfyn">
               <w:r>
                 <w:rPr>
                   <w:u w:val="single"/>
@@ -3163,7 +3163,7 @@
         </w:tc>
         <w:tc>
           <w:p>
-            <w:hyperlink w:history="1" r:id="rIdnbibsonpfdyys6qbcpygg">
+            <w:hyperlink w:history="1" r:id="rIdnhxcobmkn2rbh18pvwuun">
               <w:r>
                 <w:rPr>
                   <w:u w:val="single"/>
@@ -3228,7 +3228,7 @@
         </w:tc>
         <w:tc>
           <w:p>
-            <w:hyperlink w:history="1" r:id="rIdqfzlvze_oktzmhvx4it-k">
+            <w:hyperlink w:history="1" r:id="rIdtgk8vsmryec4whtekqhpp">
               <w:r>
                 <w:rPr>
                   <w:u w:val="single"/>
@@ -3293,7 +3293,7 @@
         </w:tc>
         <w:tc>
           <w:p>
-            <w:hyperlink w:history="1" r:id="rIdqkfdr1prwqxobvk6ecwc3">
+            <w:hyperlink w:history="1" r:id="rIdcw4prcsj23y1sh9lpejdq">
               <w:r>
                 <w:rPr>
                   <w:u w:val="single"/>
@@ -3358,7 +3358,7 @@
         </w:tc>
         <w:tc>
           <w:p>
-            <w:hyperlink w:history="1" r:id="rIdump0ucxud-j-2l10p-mvj">
+            <w:hyperlink w:history="1" r:id="rId2nj--smex3gj0rvhng_xj">
               <w:r>
                 <w:rPr>
                   <w:u w:val="single"/>
@@ -3423,7 +3423,7 @@
         </w:tc>
         <w:tc>
           <w:p>
-            <w:hyperlink w:history="1" r:id="rIdu51oymcf6wsphx-nkldjn">
+            <w:hyperlink w:history="1" r:id="rIdgd-u7ydilkd7jvdbyyjaz">
               <w:r>
                 <w:rPr>
                   <w:u w:val="single"/>
@@ -3488,7 +3488,7 @@
         </w:tc>
         <w:tc>
           <w:p>
-            <w:hyperlink w:history="1" r:id="rIdiijastfvmfuk704lh6ngf">
+            <w:hyperlink w:history="1" r:id="rIdd6ndh4dq73qm8u49tpoer">
               <w:r>
                 <w:rPr>
                   <w:u w:val="single"/>
@@ -3553,7 +3553,7 @@
         </w:tc>
         <w:tc>
           <w:p>
-            <w:hyperlink w:history="1" r:id="rId4onxruxcmwhdxbhi_nfz6">
+            <w:hyperlink w:history="1" r:id="rIda4gtwjqny7tqfvgcrzqgy">
               <w:r>
                 <w:rPr>
                   <w:u w:val="single"/>
@@ -3618,7 +3618,7 @@
         </w:tc>
         <w:tc>
           <w:p>
-            <w:hyperlink w:history="1" r:id="rIdyt6zl2b8imkau8zhojf1a">
+            <w:hyperlink w:history="1" r:id="rIdsuww_l_jnxr2av06_dtdm">
               <w:r>
                 <w:rPr>
                   <w:u w:val="single"/>
@@ -3683,7 +3683,7 @@
         </w:tc>
         <w:tc>
           <w:p>
-            <w:hyperlink w:history="1" r:id="rIdm8eed40tzgg0_3tbtptjg">
+            <w:hyperlink w:history="1" r:id="rIdix7oraih7n4z7kn_r3zuy">
               <w:r>
                 <w:rPr>
                   <w:u w:val="single"/>
@@ -3748,7 +3748,7 @@
         </w:tc>
         <w:tc>
           <w:p>
-            <w:hyperlink w:history="1" r:id="rIddtijkiobekawgnrozisv2">
+            <w:hyperlink w:history="1" r:id="rIdzm2p3btyctduien9stcgw">
               <w:r>
                 <w:rPr>
                   <w:u w:val="single"/>
@@ -3813,7 +3813,7 @@
         </w:tc>
         <w:tc>
           <w:p>
-            <w:hyperlink w:history="1" r:id="rId3i8rb9xg686qks2dfy0ga">
+            <w:hyperlink w:history="1" r:id="rIdm_2ozi3nkummaqyvb-wda">
               <w:r>
                 <w:rPr>
                   <w:u w:val="single"/>
@@ -3878,7 +3878,7 @@
         </w:tc>
         <w:tc>
           <w:p>
-            <w:hyperlink w:history="1" r:id="rIdmiyxfs71pox3sqeogua40">
+            <w:hyperlink w:history="1" r:id="rIdaq1wajc8w8az1zlvtfowo">
               <w:r>
                 <w:rPr>
                   <w:u w:val="single"/>
@@ -3943,7 +3943,7 @@
         </w:tc>
         <w:tc>
           <w:p>
-            <w:hyperlink w:history="1" r:id="rIdk98u3td2qtspm8x4e0qgh">
+            <w:hyperlink w:history="1" r:id="rId2ijy7wxigc8xtnvxay8yu">
               <w:r>
                 <w:rPr>
                   <w:u w:val="single"/>
@@ -4008,7 +4008,7 @@
         </w:tc>
         <w:tc>
           <w:p>
-            <w:hyperlink w:history="1" r:id="rId0n6iypssur5ulqycmhqun">
+            <w:hyperlink w:history="1" r:id="rId-ao6zk-bzrwo_uri_wgd-">
               <w:r>
                 <w:rPr>
                   <w:u w:val="single"/>
@@ -4073,7 +4073,7 @@
         </w:tc>
         <w:tc>
           <w:p>
-            <w:hyperlink w:history="1" r:id="rIdt7v0ks9lwsdr65efgfoih">
+            <w:hyperlink w:history="1" r:id="rId-atbmrqwt_tzhernidadd">
               <w:r>
                 <w:rPr>
                   <w:u w:val="single"/>
@@ -4138,7 +4138,7 @@
         </w:tc>
         <w:tc>
           <w:p>
-            <w:hyperlink w:history="1" r:id="rIdyacxfmmhntbpaie-7rgs5">
+            <w:hyperlink w:history="1" r:id="rId3kpncafqulaodvbk4o_xv">
               <w:r>
                 <w:rPr>
                   <w:u w:val="single"/>
@@ -4203,7 +4203,7 @@
         </w:tc>
         <w:tc>
           <w:p>
-            <w:hyperlink w:history="1" r:id="rIddhba9hngijqn_vb7__djj">
+            <w:hyperlink w:history="1" r:id="rIdiqbnwuue2kqh4e16bkoqq">
               <w:r>
                 <w:rPr>
                   <w:u w:val="single"/>
@@ -4268,7 +4268,7 @@
         </w:tc>
         <w:tc>
           <w:p>
-            <w:hyperlink w:history="1" r:id="rIdj1pld1mnqc4us0663wdmv">
+            <w:hyperlink w:history="1" r:id="rId-rl0td9dg7b17fcrpyuzw">
               <w:r>
                 <w:rPr>
                   <w:u w:val="single"/>
@@ -4333,7 +4333,7 @@
         </w:tc>
         <w:tc>
           <w:p>
-            <w:hyperlink w:history="1" r:id="rId35ra5fem3einppitdoxli">
+            <w:hyperlink w:history="1" r:id="rIdq-lhi4o_em5uuvygdqejx">
               <w:r>
                 <w:rPr>
                   <w:u w:val="single"/>
@@ -4398,7 +4398,7 @@
         </w:tc>
         <w:tc>
           <w:p>
-            <w:hyperlink w:history="1" r:id="rId5yf3vjtglefno8sjxvbjs">
+            <w:hyperlink w:history="1" r:id="rIdfcw8fpwsfq_kq1lrqac0w">
               <w:r>
                 <w:rPr>
                   <w:u w:val="single"/>
@@ -4463,7 +4463,7 @@
         </w:tc>
         <w:tc>
           <w:p>
-            <w:hyperlink w:history="1" r:id="rIdswkqo33sbpfygc03vf2ep">
+            <w:hyperlink w:history="1" r:id="rIdsmibedvmzsmzcgt4olbg0">
               <w:r>
                 <w:rPr>
                   <w:u w:val="single"/>
@@ -4528,7 +4528,7 @@
         </w:tc>
         <w:tc>
           <w:p>
-            <w:hyperlink w:history="1" r:id="rIdy4ludb4fpi36s0c6fb1q1">
+            <w:hyperlink w:history="1" r:id="rIdofamnrilxkc9tbsyfzwpx">
               <w:r>
                 <w:rPr>
                   <w:u w:val="single"/>
@@ -4593,7 +4593,7 @@
         </w:tc>
         <w:tc>
           <w:p>
-            <w:hyperlink w:history="1" r:id="rId8besbztnix8wlv_fa-hza">
+            <w:hyperlink w:history="1" r:id="rIdf7wnn-lllca01fdoqmw3a">
               <w:r>
                 <w:rPr>
                   <w:u w:val="single"/>
@@ -4658,7 +4658,7 @@
         </w:tc>
         <w:tc>
           <w:p>
-            <w:hyperlink w:history="1" r:id="rIdicekfswdqjrepbggi_0p5">
+            <w:hyperlink w:history="1" r:id="rId4gzzowneb1ethihaswxhe">
               <w:r>
                 <w:rPr>
                   <w:u w:val="single"/>
@@ -4723,7 +4723,7 @@
         </w:tc>
         <w:tc>
           <w:p>
-            <w:hyperlink w:history="1" r:id="rId4jblt3qmox7ht09pf5lrk">
+            <w:hyperlink w:history="1" r:id="rIdtntzlup4nzf2cgvjztk4i">
               <w:r>
                 <w:rPr>
                   <w:u w:val="single"/>
@@ -4788,7 +4788,7 @@
         </w:tc>
         <w:tc>
           <w:p>
-            <w:hyperlink w:history="1" r:id="rIdjnx5l29wguzb78pdwvi9v">
+            <w:hyperlink w:history="1" r:id="rId7k0ckcz_bpshd56ioo4uy">
               <w:r>
                 <w:rPr>
                   <w:u w:val="single"/>
@@ -4853,7 +4853,7 @@
         </w:tc>
         <w:tc>
           <w:p>
-            <w:hyperlink w:history="1" r:id="rIdlz8wv-6h9v_atjwjuuaok">
+            <w:hyperlink w:history="1" r:id="rId6svjmekq3tlvql1uott7n">
               <w:r>
                 <w:rPr>
                   <w:u w:val="single"/>
@@ -4918,7 +4918,7 @@
         </w:tc>
         <w:tc>
           <w:p>
-            <w:hyperlink w:history="1" r:id="rIdea73l8r48iousyvifsp7k">
+            <w:hyperlink w:history="1" r:id="rIdgj3zpc33immodkq-elvml">
               <w:r>
                 <w:rPr>
                   <w:u w:val="single"/>
@@ -4983,7 +4983,7 @@
         </w:tc>
         <w:tc>
           <w:p>
-            <w:hyperlink w:history="1" r:id="rIdmf14-ckdh6gwf6bi3cner">
+            <w:hyperlink w:history="1" r:id="rIdwgozwl7dzzy2alavpntys">
               <w:r>
                 <w:rPr>
                   <w:u w:val="single"/>
@@ -5048,7 +5048,7 @@
         </w:tc>
         <w:tc>
           <w:p>
-            <w:hyperlink w:history="1" r:id="rIdykxhhgiub_svkyasoba59">
+            <w:hyperlink w:history="1" r:id="rIdtdltvi-cxnn8zcbaqfmta">
               <w:r>
                 <w:rPr>
                   <w:u w:val="single"/>
@@ -5113,7 +5113,7 @@
         </w:tc>
         <w:tc>
           <w:p>
-            <w:hyperlink w:history="1" r:id="rId2xerafkh6-j7vzozyb5bz">
+            <w:hyperlink w:history="1" r:id="rIdg_vx5oba2v1b4emhzjvrp">
               <w:r>
                 <w:rPr>
                   <w:u w:val="single"/>
@@ -5178,7 +5178,7 @@
         </w:tc>
         <w:tc>
           <w:p>
-            <w:hyperlink w:history="1" r:id="rIdygdjiwvslm_q5z7tktwec">
+            <w:hyperlink w:history="1" r:id="rIdltxis5oqg4ahfp2vjqtii">
               <w:r>
                 <w:rPr>
                   <w:u w:val="single"/>
@@ -5243,7 +5243,7 @@
         </w:tc>
         <w:tc>
           <w:p>
-            <w:hyperlink w:history="1" r:id="rId_bo8vxxomcyudt6h7yvzg">
+            <w:hyperlink w:history="1" r:id="rIdpwxh-kurss5srt2keze8p">
               <w:r>
                 <w:rPr>
                   <w:u w:val="single"/>
@@ -5308,7 +5308,7 @@
         </w:tc>
         <w:tc>
           <w:p>
-            <w:hyperlink w:history="1" r:id="rIdrpn-k-1ogjdmv6pji9t1a">
+            <w:hyperlink w:history="1" r:id="rIdi7co8qoyni8sysbqbvwk_">
               <w:r>
                 <w:rPr>
                   <w:u w:val="single"/>
@@ -5373,7 +5373,7 @@
         </w:tc>
         <w:tc>
           <w:p>
-            <w:hyperlink w:history="1" r:id="rId1zzpcagwmq5cpa2lwcecm">
+            <w:hyperlink w:history="1" r:id="rIdhkhsqb2omi98dzlbgpmjs">
               <w:r>
                 <w:rPr>
                   <w:u w:val="single"/>
@@ -5438,7 +5438,7 @@
         </w:tc>
         <w:tc>
           <w:p>
-            <w:hyperlink w:history="1" r:id="rIdpgj1g3j7yaqbdrwbyalll">
+            <w:hyperlink w:history="1" r:id="rIdatqaqzb_w0qsboxh0aiuy">
               <w:r>
                 <w:rPr>
                   <w:u w:val="single"/>
@@ -5503,7 +5503,7 @@
         </w:tc>
         <w:tc>
           <w:p>
-            <w:hyperlink w:history="1" r:id="rIdioh4rxbmgjkveibldbgqc">
+            <w:hyperlink w:history="1" r:id="rIdfytkz657amv_ths4lrsvp">
               <w:r>
                 <w:rPr>
                   <w:u w:val="single"/>
@@ -5568,7 +5568,7 @@
         </w:tc>
         <w:tc>
           <w:p>
-            <w:hyperlink w:history="1" r:id="rId0exszj8jz4crrwnkwvi0z">
+            <w:hyperlink w:history="1" r:id="rIde_lam37upwsw1gck1wocj">
               <w:r>
                 <w:rPr>
                   <w:u w:val="single"/>
@@ -5633,7 +5633,7 @@
         </w:tc>
         <w:tc>
           <w:p>
-            <w:hyperlink w:history="1" r:id="rId4gzadusp7ecmt1rszwbob">
+            <w:hyperlink w:history="1" r:id="rIdii_0owbnggirnmcrt0sxq">
               <w:r>
                 <w:rPr>
                   <w:u w:val="single"/>
@@ -5698,7 +5698,7 @@
         </w:tc>
         <w:tc>
           <w:p>
-            <w:hyperlink w:history="1" r:id="rId2reiknvlffl5lezge9hmi">
+            <w:hyperlink w:history="1" r:id="rIdm4hmjdla4tpvz6vc9b8mn">
               <w:r>
                 <w:rPr>
                   <w:u w:val="single"/>
@@ -5763,7 +5763,7 @@
         </w:tc>
         <w:tc>
           <w:p>
-            <w:hyperlink w:history="1" r:id="rIdeorru-i5mbfsqpynn6fnc">
+            <w:hyperlink w:history="1" r:id="rIdqyjfrbmngs6al1tnad356">
               <w:r>
                 <w:rPr>
                   <w:u w:val="single"/>
@@ -5828,7 +5828,7 @@
         </w:tc>
         <w:tc>
           <w:p>
-            <w:hyperlink w:history="1" r:id="rIdummcwpqs6qnoxhdds4c9d">
+            <w:hyperlink w:history="1" r:id="rIddinq0a2kxk22fv38wzwzb">
               <w:r>
                 <w:rPr>
                   <w:u w:val="single"/>
@@ -5893,7 +5893,7 @@
         </w:tc>
         <w:tc>
           <w:p>
-            <w:hyperlink w:history="1" r:id="rIdpl13ioyoa_dr1s-q2kzbc">
+            <w:hyperlink w:history="1" r:id="rIdxkp5-rge-xswzgkycob8e">
               <w:r>
                 <w:rPr>
                   <w:u w:val="single"/>
@@ -5958,7 +5958,7 @@
         </w:tc>
         <w:tc>
           <w:p>
-            <w:hyperlink w:history="1" r:id="rIdyfgwjj8xrjxxkvsr1l9_m">
+            <w:hyperlink w:history="1" r:id="rIdrx6q8fuzapmfbgbtbuxtb">
               <w:r>
                 <w:rPr>
                   <w:u w:val="single"/>
@@ -6023,7 +6023,7 @@
         </w:tc>
         <w:tc>
           <w:p>
-            <w:hyperlink w:history="1" r:id="rIdo5j3fx1wufimanvya-scu">
+            <w:hyperlink w:history="1" r:id="rIdnjrcwy7ns7dka5o2zpxeb">
               <w:r>
                 <w:rPr>
                   <w:u w:val="single"/>
@@ -6088,7 +6088,7 @@
         </w:tc>
         <w:tc>
           <w:p>
-            <w:hyperlink w:history="1" r:id="rIdp-hv-hwlp1l83icgbmf5i">
+            <w:hyperlink w:history="1" r:id="rIdxsufldtzz4unkmojcn0dw">
               <w:r>
                 <w:rPr>
                   <w:u w:val="single"/>
@@ -6153,7 +6153,7 @@
         </w:tc>
         <w:tc>
           <w:p>
-            <w:hyperlink w:history="1" r:id="rIdiiwhrz6gfgwdcxda3wi7t">
+            <w:hyperlink w:history="1" r:id="rIdw3v74eu1czilnfyb_ang5">
               <w:r>
                 <w:rPr>
                   <w:u w:val="single"/>
@@ -6218,7 +6218,7 @@
         </w:tc>
         <w:tc>
           <w:p>
-            <w:hyperlink w:history="1" r:id="rId8yxhddyialitbrepdjzwa">
+            <w:hyperlink w:history="1" r:id="rIdkio0tshdnzs121qhybuqg">
               <w:r>
                 <w:rPr>
                   <w:u w:val="single"/>
@@ -6283,7 +6283,7 @@
         </w:tc>
         <w:tc>
           <w:p>
-            <w:hyperlink w:history="1" r:id="rIdxikaddztpfs2gxutvpnmr">
+            <w:hyperlink w:history="1" r:id="rIdkzczi4qjh62u5prb0q1hz">
               <w:r>
                 <w:rPr>
                   <w:u w:val="single"/>
@@ -6348,7 +6348,7 @@
         </w:tc>
         <w:tc>
           <w:p>
-            <w:hyperlink w:history="1" r:id="rIdzidfa8ou6ldg9dak9afzq">
+            <w:hyperlink w:history="1" r:id="rIdmr9obsknewutclzwwe8pw">
               <w:r>
                 <w:rPr>
                   <w:u w:val="single"/>
@@ -6413,7 +6413,7 @@
         </w:tc>
         <w:tc>
           <w:p>
-            <w:hyperlink w:history="1" r:id="rIdw9mpkrhokth6jznev1rfj">
+            <w:hyperlink w:history="1" r:id="rIddfelk1nqww_-aziefgzic">
               <w:r>
                 <w:rPr>
                   <w:u w:val="single"/>
@@ -6478,7 +6478,7 @@
         </w:tc>
         <w:tc>
           <w:p>
-            <w:hyperlink w:history="1" r:id="rId4jtly3urnjumfk7qujxl7">
+            <w:hyperlink w:history="1" r:id="rIdcm4q-pdfeclqqteee9k5t">
               <w:r>
                 <w:rPr>
                   <w:u w:val="single"/>
@@ -6543,7 +6543,7 @@
         </w:tc>
         <w:tc>
           <w:p>
-            <w:hyperlink w:history="1" r:id="rIdz7fudcigndkmdc2tod6c5">
+            <w:hyperlink w:history="1" r:id="rIdw9gtb_dcnczzcxofq16wj">
               <w:r>
                 <w:rPr>
                   <w:u w:val="single"/>
@@ -6608,7 +6608,7 @@
         </w:tc>
         <w:tc>
           <w:p>
-            <w:hyperlink w:history="1" r:id="rIdiufzi2t_hmzsoa1ni6vyv">
+            <w:hyperlink w:history="1" r:id="rId3_iqo3excxwgvw9oyhyzg">
               <w:r>
                 <w:rPr>
                   <w:u w:val="single"/>
@@ -6673,7 +6673,7 @@
         </w:tc>
         <w:tc>
           <w:p>
-            <w:hyperlink w:history="1" r:id="rId3yhp9wjxizgo5ih45cpjm">
+            <w:hyperlink w:history="1" r:id="rIdpwrhtibmjbrmn3zq9w6zq">
               <w:r>
                 <w:rPr>
                   <w:u w:val="single"/>
@@ -6738,7 +6738,7 @@
         </w:tc>
         <w:tc>
           <w:p>
-            <w:hyperlink w:history="1" r:id="rIdv5sxgpfwd-jqbhd84ged0">
+            <w:hyperlink w:history="1" r:id="rId21n-a4l2zzk63auohyz2p">
               <w:r>
                 <w:rPr>
                   <w:u w:val="single"/>
@@ -6803,7 +6803,7 @@
         </w:tc>
         <w:tc>
           <w:p>
-            <w:hyperlink w:history="1" r:id="rIdtaqyymluey5ocfwhhpqvw">
+            <w:hyperlink w:history="1" r:id="rIdfp5v0l746seopayf2bda-">
               <w:r>
                 <w:rPr>
                   <w:u w:val="single"/>
@@ -6868,7 +6868,7 @@
         </w:tc>
         <w:tc>
           <w:p>
-            <w:hyperlink w:history="1" r:id="rIdrrkqgnczcgbs0a6skjfsw">
+            <w:hyperlink w:history="1" r:id="rIdmzxa2jgpxggrxphq6whfx">
               <w:r>
                 <w:rPr>
                   <w:u w:val="single"/>
@@ -6933,7 +6933,7 @@
         </w:tc>
         <w:tc>
           <w:p>
-            <w:hyperlink w:history="1" r:id="rId0a_gkfh7hvaoxp9ry1mkz">
+            <w:hyperlink w:history="1" r:id="rId6rutdfsgw1so3r0nu3akq">
               <w:r>
                 <w:rPr>
                   <w:u w:val="single"/>
@@ -6998,7 +6998,7 @@
         </w:tc>
         <w:tc>
           <w:p>
-            <w:hyperlink w:history="1" r:id="rIdtgq9bq0ut0twghmynvzr9">
+            <w:hyperlink w:history="1" r:id="rIdoqvvrl073weoykvgw5oxl">
               <w:r>
                 <w:rPr>
                   <w:u w:val="single"/>
@@ -7063,7 +7063,7 @@
         </w:tc>
         <w:tc>
           <w:p>
-            <w:hyperlink w:history="1" r:id="rIdh0brlubufuht4jww-fx_f">
+            <w:hyperlink w:history="1" r:id="rId-j62dz47r_ztrbeh6drwe">
               <w:r>
                 <w:rPr>
                   <w:u w:val="single"/>
@@ -7128,7 +7128,7 @@
         </w:tc>
         <w:tc>
           <w:p>
-            <w:hyperlink w:history="1" r:id="rIdsoqrj_vxm9dm5otws16qc">
+            <w:hyperlink w:history="1" r:id="rIdt3b_byewdggzmy7fwk_lm">
               <w:r>
                 <w:rPr>
                   <w:u w:val="single"/>
@@ -7193,7 +7193,7 @@
         </w:tc>
         <w:tc>
           <w:p>
-            <w:hyperlink w:history="1" r:id="rIdspmtzzbyfhw-szt0e1vaw">
+            <w:hyperlink w:history="1" r:id="rIdzfsiisdetigqab6v62ihv">
               <w:r>
                 <w:rPr>
                   <w:u w:val="single"/>
@@ -7258,7 +7258,7 @@
         </w:tc>
         <w:tc>
           <w:p>
-            <w:hyperlink w:history="1" r:id="rIdnmffxvh5btmwtjdoq7i02">
+            <w:hyperlink w:history="1" r:id="rIdraqzab2yeak0qefno4yjh">
               <w:r>
                 <w:rPr>
                   <w:u w:val="single"/>
@@ -7323,7 +7323,7 @@
         </w:tc>
         <w:tc>
           <w:p>
-            <w:hyperlink w:history="1" r:id="rIdxlctawst5vupgxmz3gu6i">
+            <w:hyperlink w:history="1" r:id="rIdhsg0rctkcrqd29hfeayab">
               <w:r>
                 <w:rPr>
                   <w:u w:val="single"/>
@@ -7388,7 +7388,7 @@
         </w:tc>
         <w:tc>
           <w:p>
-            <w:hyperlink w:history="1" r:id="rIdc-dclycyr4b3jg1ktnlea">
+            <w:hyperlink w:history="1" r:id="rId-81uc8a_prsrqew6f55eb">
               <w:r>
                 <w:rPr>
                   <w:u w:val="single"/>
@@ -7453,7 +7453,7 @@
         </w:tc>
         <w:tc>
           <w:p>
-            <w:hyperlink w:history="1" r:id="rIdv3fud50_estcr-im2e8uv">
+            <w:hyperlink w:history="1" r:id="rIdeqayc8sjcaw-6rckehjtd">
               <w:r>
                 <w:rPr>
                   <w:u w:val="single"/>
@@ -7518,7 +7518,7 @@
         </w:tc>
         <w:tc>
           <w:p>
-            <w:hyperlink w:history="1" r:id="rIdozorecgermjswkgy7miyi">
+            <w:hyperlink w:history="1" r:id="rIdqanxml-8_3siyg5cpj_nr">
               <w:r>
                 <w:rPr>
                   <w:u w:val="single"/>
@@ -7583,7 +7583,7 @@
         </w:tc>
         <w:tc>
           <w:p>
-            <w:hyperlink w:history="1" r:id="rIdecq6-vxiiijt9bolgrqyw">
+            <w:hyperlink w:history="1" r:id="rIdyhrtiy62q5he_hkn-d4eo">
               <w:r>
                 <w:rPr>
                   <w:u w:val="single"/>
@@ -7648,7 +7648,7 @@
         </w:tc>
         <w:tc>
           <w:p>
-            <w:hyperlink w:history="1" r:id="rIdgki5xabkjnqh2gvagq1ru">
+            <w:hyperlink w:history="1" r:id="rIdpegmjbn6in1smsvzrlr1l">
               <w:r>
                 <w:rPr>
                   <w:u w:val="single"/>
@@ -7713,7 +7713,7 @@
         </w:tc>
         <w:tc>
           <w:p>
-            <w:hyperlink w:history="1" r:id="rIdjsf731_s8lnrv3yyllshs">
+            <w:hyperlink w:history="1" r:id="rIdvpgaiu7c0lcbr0kpcvrey">
               <w:r>
                 <w:rPr>
                   <w:u w:val="single"/>
@@ -7778,7 +7778,7 @@
         </w:tc>
         <w:tc>
           <w:p>
-            <w:hyperlink w:history="1" r:id="rIdco8fwxq2ck4a0sj0syqwk">
+            <w:hyperlink w:history="1" r:id="rIdft6wk_em2oxytob2v4xsh">
               <w:r>
                 <w:rPr>
                   <w:u w:val="single"/>
@@ -7843,7 +7843,7 @@
         </w:tc>
         <w:tc>
           <w:p>
-            <w:hyperlink w:history="1" r:id="rIdnouuaiovxbkautkhifq3k">
+            <w:hyperlink w:history="1" r:id="rId8aaju4qbndmia-k4ptisx">
               <w:r>
                 <w:rPr>
                   <w:u w:val="single"/>
@@ -7908,7 +7908,7 @@
         </w:tc>
         <w:tc>
           <w:p>
-            <w:hyperlink w:history="1" r:id="rIdsde9q_fkxlmrw0fokinvc">
+            <w:hyperlink w:history="1" r:id="rIdtnatxanw_guzlviwvguir">
               <w:r>
                 <w:rPr>
                   <w:u w:val="single"/>
@@ -7973,7 +7973,7 @@
         </w:tc>
         <w:tc>
           <w:p>
-            <w:hyperlink w:history="1" r:id="rIdnwrf3pskcbfzde2epfthl">
+            <w:hyperlink w:history="1" r:id="rIdryxh-ejba2kqqzfuxdmfp">
               <w:r>
                 <w:rPr>
                   <w:u w:val="single"/>
@@ -8038,7 +8038,7 @@
         </w:tc>
         <w:tc>
           <w:p>
-            <w:hyperlink w:history="1" r:id="rIduy8nxigidncbt4rwzh4xw">
+            <w:hyperlink w:history="1" r:id="rIdvjktcx-xpwsnkevmdfeq0">
               <w:r>
                 <w:rPr>
                   <w:u w:val="single"/>
@@ -8103,7 +8103,7 @@
         </w:tc>
         <w:tc>
           <w:p>
-            <w:hyperlink w:history="1" r:id="rIdhguovvrdijq1c0v6i945n">
+            <w:hyperlink w:history="1" r:id="rIdgzkkqxrjbykifpuhjcd9y">
               <w:r>
                 <w:rPr>
                   <w:u w:val="single"/>
@@ -8168,7 +8168,7 @@
         </w:tc>
         <w:tc>
           <w:p>
-            <w:hyperlink w:history="1" r:id="rIdrap6mrei0vi-uvutyvzxf">
+            <w:hyperlink w:history="1" r:id="rId5p9cjdly0r4szbgv538pm">
               <w:r>
                 <w:rPr>
                   <w:u w:val="single"/>
@@ -8233,7 +8233,7 @@
         </w:tc>
         <w:tc>
           <w:p>
-            <w:hyperlink w:history="1" r:id="rIdkzlxa9khnz50lvlwagvcm">
+            <w:hyperlink w:history="1" r:id="rIdct3elektzkdkfr9mtsas7">
               <w:r>
                 <w:rPr>
                   <w:u w:val="single"/>
@@ -8298,7 +8298,7 @@
         </w:tc>
         <w:tc>
           <w:p>
-            <w:hyperlink w:history="1" r:id="rIdslva06lh-uvviugt9fgin">
+            <w:hyperlink w:history="1" r:id="rIdtukvt93nsme3adgdvu9qe">
               <w:r>
                 <w:rPr>
                   <w:u w:val="single"/>
@@ -8363,7 +8363,7 @@
         </w:tc>
         <w:tc>
           <w:p>
-            <w:hyperlink w:history="1" r:id="rId1qw648stri5t-pqhrjriu">
+            <w:hyperlink w:history="1" r:id="rId66thpfxvcz4yt2exdbwub">
               <w:r>
                 <w:rPr>
                   <w:u w:val="single"/>
@@ -8428,7 +8428,7 @@
         </w:tc>
         <w:tc>
           <w:p>
-            <w:hyperlink w:history="1" r:id="rIdwpqfgydi49ifdiydf5fev">
+            <w:hyperlink w:history="1" r:id="rIdchxgfqvcsfpxijbt0a-u8">
               <w:r>
                 <w:rPr>
                   <w:u w:val="single"/>
@@ -8493,7 +8493,7 @@
         </w:tc>
         <w:tc>
           <w:p>
-            <w:hyperlink w:history="1" r:id="rIdycvcwmkm7gxczjpjoukxd">
+            <w:hyperlink w:history="1" r:id="rIdpu1mdyshogn5sh-l5z_35">
               <w:r>
                 <w:rPr>
                   <w:u w:val="single"/>
@@ -8558,7 +8558,7 @@
         </w:tc>
         <w:tc>
           <w:p>
-            <w:hyperlink w:history="1" r:id="rId0vhx804dgic5fkmql2kuo">
+            <w:hyperlink w:history="1" r:id="rIdvwt7nq0kyd2aityeyklgt">
               <w:r>
                 <w:rPr>
                   <w:u w:val="single"/>
@@ -8623,7 +8623,7 @@
         </w:tc>
         <w:tc>
           <w:p>
-            <w:hyperlink w:history="1" r:id="rIdlclhfoed5qoje_kuqj1gv">
+            <w:hyperlink w:history="1" r:id="rIdiaqqea-v-0yyqi889uud_">
               <w:r>
                 <w:rPr>
                   <w:u w:val="single"/>
@@ -8688,7 +8688,7 @@
         </w:tc>
         <w:tc>
           <w:p>
-            <w:hyperlink w:history="1" r:id="rId61m0c1-dlz3akzelxggs0">
+            <w:hyperlink w:history="1" r:id="rIdgazcfgp1rgy-f4arpymdm">
               <w:r>
                 <w:rPr>
                   <w:u w:val="single"/>
@@ -8753,7 +8753,7 @@
         </w:tc>
         <w:tc>
           <w:p>
-            <w:hyperlink w:history="1" r:id="rIdarojohjc3oc4q2ihvezkr">
+            <w:hyperlink w:history="1" r:id="rIdglhmcxc1yxtwgt-hz23on">
               <w:r>
                 <w:rPr>
                   <w:u w:val="single"/>
@@ -8818,7 +8818,7 @@
         </w:tc>
         <w:tc>
           <w:p>
-            <w:hyperlink w:history="1" r:id="rIdbzmoufpfn_vx1hrsirdov">
+            <w:hyperlink w:history="1" r:id="rIdop_vvi804uhi1qnl65dvb">
               <w:r>
                 <w:rPr>
                   <w:u w:val="single"/>
@@ -8883,7 +8883,7 @@
         </w:tc>
         <w:tc>
           <w:p>
-            <w:hyperlink w:history="1" r:id="rIdg7jnuwpskpiv-k4m194bg">
+            <w:hyperlink w:history="1" r:id="rId1xn4qjmqyaxsht8lbsbze">
               <w:r>
                 <w:rPr>
                   <w:u w:val="single"/>
@@ -8948,7 +8948,7 @@
         </w:tc>
         <w:tc>
           <w:p>
-            <w:hyperlink w:history="1" r:id="rIdroz5gw8bqlfbxjtim-qvd">
+            <w:hyperlink w:history="1" r:id="rIdrp5oocvdr3svtr6qoy3tw">
               <w:r>
                 <w:rPr>
                   <w:u w:val="single"/>
@@ -9013,7 +9013,7 @@
         </w:tc>
         <w:tc>
           <w:p>
-            <w:hyperlink w:history="1" r:id="rIdxl3mluww5tp-mzh0ahde5">
+            <w:hyperlink w:history="1" r:id="rId-lhyvyhbohetmn5lezg-c">
               <w:r>
                 <w:rPr>
                   <w:u w:val="single"/>
@@ -9078,7 +9078,7 @@
         </w:tc>
         <w:tc>
           <w:p>
-            <w:hyperlink w:history="1" r:id="rId673hd8k6uu21y-ij41xha">
+            <w:hyperlink w:history="1" r:id="rIdkbpx06yqpr1o5fgfhunkw">
               <w:r>
                 <w:rPr>
                   <w:u w:val="single"/>
@@ -9143,7 +9143,7 @@
         </w:tc>
         <w:tc>
           <w:p>
-            <w:hyperlink w:history="1" r:id="rIdgd2vuiklvrfwjdtfjcuxh">
+            <w:hyperlink w:history="1" r:id="rIdczpdmnk48ozwniknazqzf">
               <w:r>
                 <w:rPr>
                   <w:u w:val="single"/>
@@ -9208,7 +9208,7 @@
         </w:tc>
         <w:tc>
           <w:p>
-            <w:hyperlink w:history="1" r:id="rId4dlosbr-beoizoibgucov">
+            <w:hyperlink w:history="1" r:id="rIdtb3k3zqjslcnzsnthp5ur">
               <w:r>
                 <w:rPr>
                   <w:u w:val="single"/>
@@ -9273,7 +9273,7 @@
         </w:tc>
         <w:tc>
           <w:p>
-            <w:hyperlink w:history="1" r:id="rIdhefc0neauupirmo97gy44">
+            <w:hyperlink w:history="1" r:id="rIdkr72iqiei-z6aegx9le68">
               <w:r>
                 <w:rPr>
                   <w:u w:val="single"/>
@@ -9338,7 +9338,7 @@
         </w:tc>
         <w:tc>
           <w:p>
-            <w:hyperlink w:history="1" r:id="rIdvejxwn1oscda6b7savzdr">
+            <w:hyperlink w:history="1" r:id="rId_bcrsvls3kv7w5eshdefq">
               <w:r>
                 <w:rPr>
                   <w:u w:val="single"/>
@@ -9403,7 +9403,7 @@
         </w:tc>
         <w:tc>
           <w:p>
-            <w:hyperlink w:history="1" r:id="rIdng-x_93x-_gq1lpc5htfm">
+            <w:hyperlink w:history="1" r:id="rIdc9dqj0yhohjrxxapredvn">
               <w:r>
                 <w:rPr>
                   <w:u w:val="single"/>
@@ -9468,7 +9468,7 @@
         </w:tc>
         <w:tc>
           <w:p>
-            <w:hyperlink w:history="1" r:id="rIde20txgpkztfhxqa1l3trq">
+            <w:hyperlink w:history="1" r:id="rIdnyuou8zvlkzjkn1g-xq13">
               <w:r>
                 <w:rPr>
                   <w:u w:val="single"/>
@@ -9533,7 +9533,7 @@
         </w:tc>
         <w:tc>
           <w:p>
-            <w:hyperlink w:history="1" r:id="rId-dc9r0joumcw0zy-4p3ff">
+            <w:hyperlink w:history="1" r:id="rIdnimn3bc7pg9h3tiep_kzj">
               <w:r>
                 <w:rPr>
                   <w:u w:val="single"/>
@@ -9598,7 +9598,7 @@
         </w:tc>
         <w:tc>
           <w:p>
-            <w:hyperlink w:history="1" r:id="rIdgxi-ve3zq94aep5fr5ajo">
+            <w:hyperlink w:history="1" r:id="rIduxwxc8njfsmp7g99cbfqq">
               <w:r>
                 <w:rPr>
                   <w:u w:val="single"/>
@@ -9663,7 +9663,7 @@
         </w:tc>
         <w:tc>
           <w:p>
-            <w:hyperlink w:history="1" r:id="rIdg4-t2ihsxwzoxxgbq-pdh">
+            <w:hyperlink w:history="1" r:id="rIdbez1hl3wvtrtirr_ipda0">
               <w:r>
                 <w:rPr>
                   <w:u w:val="single"/>
@@ -9728,7 +9728,7 @@
         </w:tc>
         <w:tc>
           <w:p>
-            <w:hyperlink w:history="1" r:id="rIdlcrrhurb6ihu163m28c8c">
+            <w:hyperlink w:history="1" r:id="rIdl8oix2wibvv0flbwdgvhi">
               <w:r>
                 <w:rPr>
                   <w:u w:val="single"/>
@@ -9793,7 +9793,7 @@
         </w:tc>
         <w:tc>
           <w:p>
-            <w:hyperlink w:history="1" r:id="rId84vi2xnbpmagkbteu6ia1">
+            <w:hyperlink w:history="1" r:id="rIdrf30eaeql7bsebeqwe3zb">
               <w:r>
                 <w:rPr>
                   <w:u w:val="single"/>
@@ -9858,7 +9858,7 @@
         </w:tc>
         <w:tc>
           <w:p>
-            <w:hyperlink w:history="1" r:id="rIdz8mzgwjfj648_8no2zsct">
+            <w:hyperlink w:history="1" r:id="rIdqgi7vo3f1c1xxpzkpfobm">
               <w:r>
                 <w:rPr>
                   <w:u w:val="single"/>
@@ -9923,7 +9923,7 @@
         </w:tc>
         <w:tc>
           <w:p>
-            <w:hyperlink w:history="1" r:id="rIdb1y994fvjmtfgwxbvtkk5">
+            <w:hyperlink w:history="1" r:id="rIdcy1vjpc4builnuhf7tntv">
               <w:r>
                 <w:rPr>
                   <w:u w:val="single"/>
@@ -9988,7 +9988,7 @@
         </w:tc>
         <w:tc>
           <w:p>
-            <w:hyperlink w:history="1" r:id="rIdvapnxjx0jbok96r-ziaav">
+            <w:hyperlink w:history="1" r:id="rId0hwtsfvgrybf7ey7sm3on">
               <w:r>
                 <w:rPr>
                   <w:u w:val="single"/>
@@ -10053,7 +10053,7 @@
         </w:tc>
         <w:tc>
           <w:p>
-            <w:hyperlink w:history="1" r:id="rId6qj_ep9cab8ocovvvet9h">
+            <w:hyperlink w:history="1" r:id="rIdnvjurkb5r00_bv_ct8guw">
               <w:r>
                 <w:rPr>
                   <w:u w:val="single"/>
@@ -10118,7 +10118,7 @@
         </w:tc>
         <w:tc>
           <w:p>
-            <w:hyperlink w:history="1" r:id="rIdo0bg8dxsebh7kz8blbx75">
+            <w:hyperlink w:history="1" r:id="rIdolgwo2rxkcsdbubs4hut2">
               <w:r>
                 <w:rPr>
                   <w:u w:val="single"/>
@@ -10183,7 +10183,7 @@
         </w:tc>
         <w:tc>
           <w:p>
-            <w:hyperlink w:history="1" r:id="rIdktkye2dboufyegwpub2wp">
+            <w:hyperlink w:history="1" r:id="rIdz6jz-rnyivknab6tccf2y">
               <w:r>
                 <w:rPr>
                   <w:u w:val="single"/>
@@ -10248,7 +10248,7 @@
         </w:tc>
         <w:tc>
           <w:p>
-            <w:hyperlink w:history="1" r:id="rIduei6oudnp-adoyvbhjoqh">
+            <w:hyperlink w:history="1" r:id="rId9vklxe_9sk_gnaqkh-cej">
               <w:r>
                 <w:rPr>
                   <w:u w:val="single"/>
@@ -10313,7 +10313,7 @@
         </w:tc>
         <w:tc>
           <w:p>
-            <w:hyperlink w:history="1" r:id="rIdpqab6rzy_gmys5nn9gu3h">
+            <w:hyperlink w:history="1" r:id="rIdw7xj1_5w9h2f4pu_2vrz2">
               <w:r>
                 <w:rPr>
                   <w:u w:val="single"/>
@@ -10378,7 +10378,7 @@
         </w:tc>
         <w:tc>
           <w:p>
-            <w:hyperlink w:history="1" r:id="rIdns7cxaexgljefyegxc5wt">
+            <w:hyperlink w:history="1" r:id="rId8fo30dtab2o07uksfyjkg">
               <w:r>
                 <w:rPr>
                   <w:u w:val="single"/>
@@ -10443,7 +10443,7 @@
         </w:tc>
         <w:tc>
           <w:p>
-            <w:hyperlink w:history="1" r:id="rIdql-e13hqhb4uffamgdga2">
+            <w:hyperlink w:history="1" r:id="rIdlkgchl7i24teqypaa0au0">
               <w:r>
                 <w:rPr>
                   <w:u w:val="single"/>
@@ -10508,7 +10508,7 @@
         </w:tc>
         <w:tc>
           <w:p>
-            <w:hyperlink w:history="1" r:id="rIdxgivzyp-hayy_vgloxn1o">
+            <w:hyperlink w:history="1" r:id="rIdbjixezstk1cj39win1h2k">
               <w:r>
                 <w:rPr>
                   <w:u w:val="single"/>
@@ -10573,7 +10573,7 @@
         </w:tc>
         <w:tc>
           <w:p>
-            <w:hyperlink w:history="1" r:id="rIddxlqrt-sqfvvciffcyp9_">
+            <w:hyperlink w:history="1" r:id="rId4v6udpb2-bbidefvzr9qn">
               <w:r>
                 <w:rPr>
                   <w:u w:val="single"/>
@@ -10638,7 +10638,7 @@
         </w:tc>
         <w:tc>
           <w:p>
-            <w:hyperlink w:history="1" r:id="rIdisu1jlasmxwpvvvuvw4cr">
+            <w:hyperlink w:history="1" r:id="rIdfmbxcumbqt6n_ktak06jp">
               <w:r>
                 <w:rPr>
                   <w:u w:val="single"/>
@@ -10703,7 +10703,7 @@
         </w:tc>
         <w:tc>
           <w:p>
-            <w:hyperlink w:history="1" r:id="rIdnzo7xmgbfi7y8mhmiwlws">
+            <w:hyperlink w:history="1" r:id="rIdiqcgu4tl81pntqwbegqof">
               <w:r>
                 <w:rPr>
                   <w:u w:val="single"/>
@@ -10768,7 +10768,7 @@
         </w:tc>
         <w:tc>
           <w:p>
-            <w:hyperlink w:history="1" r:id="rIdfigyspbqk3tjqoxntu5-p">
+            <w:hyperlink w:history="1" r:id="rId2rifgdzlr3quhovwbbdxa">
               <w:r>
                 <w:rPr>
                   <w:u w:val="single"/>
@@ -10833,7 +10833,7 @@
         </w:tc>
         <w:tc>
           <w:p>
-            <w:hyperlink w:history="1" r:id="rIdojhcjku7m_w-ke6rbx4hx">
+            <w:hyperlink w:history="1" r:id="rIdxwxquzggbrisurg7nmos9">
               <w:r>
                 <w:rPr>
                   <w:u w:val="single"/>
@@ -10898,7 +10898,7 @@
         </w:tc>
         <w:tc>
           <w:p>
-            <w:hyperlink w:history="1" r:id="rIdnwg2feemi1aeuosz3b8kg">
+            <w:hyperlink w:history="1" r:id="rIddtv3hqwrpca_ihj67kr1s">
               <w:r>
                 <w:rPr>
                   <w:u w:val="single"/>
@@ -10963,7 +10963,7 @@
         </w:tc>
         <w:tc>
           <w:p>
-            <w:hyperlink w:history="1" r:id="rIdxmh68f7myomlvynurs71a">
+            <w:hyperlink w:history="1" r:id="rIdfbantcmf-jgcfabvtcuer">
               <w:r>
                 <w:rPr>
                   <w:u w:val="single"/>
@@ -11028,7 +11028,7 @@
         </w:tc>
         <w:tc>
           <w:p>
-            <w:hyperlink w:history="1" r:id="rIdrvg9upfzhgjlkcan4a6es">
+            <w:hyperlink w:history="1" r:id="rId-p9khqez4khrgwdbp8ag0">
               <w:r>
                 <w:rPr>
                   <w:u w:val="single"/>
@@ -11093,7 +11093,7 @@
         </w:tc>
         <w:tc>
           <w:p>
-            <w:hyperlink w:history="1" r:id="rIdct900gsdnfswbbi99uyjm">
+            <w:hyperlink w:history="1" r:id="rId-rtgwfmhnv29umh5imfoz">
               <w:r>
                 <w:rPr>
                   <w:u w:val="single"/>
@@ -11158,7 +11158,7 @@
         </w:tc>
         <w:tc>
           <w:p>
-            <w:hyperlink w:history="1" r:id="rIdwnmquqdxqy5y90dw39vgu">
+            <w:hyperlink w:history="1" r:id="rIdux5jkn875hgqhrsv5po_9">
               <w:r>
                 <w:rPr>
                   <w:u w:val="single"/>
@@ -11223,7 +11223,7 @@
         </w:tc>
         <w:tc>
           <w:p>
-            <w:hyperlink w:history="1" r:id="rIdyoe07prano-wzhtsobzzo">
+            <w:hyperlink w:history="1" r:id="rIdrdn44as6cd-y3jd9eeam6">
               <w:r>
                 <w:rPr>
                   <w:u w:val="single"/>
@@ -11288,7 +11288,7 @@
         </w:tc>
         <w:tc>
           <w:p>
-            <w:hyperlink w:history="1" r:id="rIddnnv0sphqpuht752qdlv6">
+            <w:hyperlink w:history="1" r:id="rIdrrrydh7dyp2wblkgvglcf">
               <w:r>
                 <w:rPr>
                   <w:u w:val="single"/>
@@ -11353,7 +11353,7 @@
         </w:tc>
         <w:tc>
           <w:p>
-            <w:hyperlink w:history="1" r:id="rIdxnipt7m94qoekm-undmhd">
+            <w:hyperlink w:history="1" r:id="rIdgzixz8qmrmzvsudpwpaaz">
               <w:r>
                 <w:rPr>
                   <w:u w:val="single"/>
@@ -11418,7 +11418,7 @@
         </w:tc>
         <w:tc>
           <w:p>
-            <w:hyperlink w:history="1" r:id="rIdit32bzhnac2fw5_b4if1o">
+            <w:hyperlink w:history="1" r:id="rIdf3as1_ulq9mgtmeu0iw95">
               <w:r>
                 <w:rPr>
                   <w:u w:val="single"/>
@@ -11483,7 +11483,7 @@
         </w:tc>
         <w:tc>
           <w:p>
-            <w:hyperlink w:history="1" r:id="rIdcurariqgzh9jej7k53oho">
+            <w:hyperlink w:history="1" r:id="rIdnnswzl2s7tiwdojc9d0rp">
               <w:r>
                 <w:rPr>
                   <w:u w:val="single"/>
@@ -11548,7 +11548,7 @@
         </w:tc>
         <w:tc>
           <w:p>
-            <w:hyperlink w:history="1" r:id="rIdso60m-_87aqpwt9sscihn">
+            <w:hyperlink w:history="1" r:id="rIdyi0ffhs1vcra39pyqnlmi">
               <w:r>
                 <w:rPr>
                   <w:u w:val="single"/>
@@ -11613,7 +11613,7 @@
         </w:tc>
         <w:tc>
           <w:p>
-            <w:hyperlink w:history="1" r:id="rIdc1hhzaqzlzhbcvmbgurlr">
+            <w:hyperlink w:history="1" r:id="rIdvg_qoaxh4qph0kvlcd0rf">
               <w:r>
                 <w:rPr>
                   <w:u w:val="single"/>
@@ -11678,7 +11678,7 @@
         </w:tc>
         <w:tc>
           <w:p>
-            <w:hyperlink w:history="1" r:id="rId8ijjwkmk6eh2cxtzs6ehc">
+            <w:hyperlink w:history="1" r:id="rIdh3gihv-y1c2s0fyp6840y">
               <w:r>
                 <w:rPr>
                   <w:u w:val="single"/>
@@ -11743,7 +11743,7 @@
         </w:tc>
         <w:tc>
           <w:p>
-            <w:hyperlink w:history="1" r:id="rIdx6wk4wcooarmurip3hipd">
+            <w:hyperlink w:history="1" r:id="rIdzsleuls2xnh3eljv2q6kj">
               <w:r>
                 <w:rPr>
                   <w:u w:val="single"/>
@@ -11808,7 +11808,7 @@
         </w:tc>
         <w:tc>
           <w:p>
-            <w:hyperlink w:history="1" r:id="rIdmfyl5wg5-noqpkwjb3o6p">
+            <w:hyperlink w:history="1" r:id="rIdwsnbddsfed6iriubfi2av">
               <w:r>
                 <w:rPr>
                   <w:u w:val="single"/>
@@ -11873,7 +11873,7 @@
         </w:tc>
         <w:tc>
           <w:p>
-            <w:hyperlink w:history="1" r:id="rIdv-0f5axd-g28glya9w2qe">
+            <w:hyperlink w:history="1" r:id="rIdkj1zzgvpk2r_gqfsqg0vy">
               <w:r>
                 <w:rPr>
                   <w:u w:val="single"/>
@@ -11938,7 +11938,7 @@
         </w:tc>
         <w:tc>
           <w:p>
-            <w:hyperlink w:history="1" r:id="rIdt-k8nmpxmnatrt3xxrchh">
+            <w:hyperlink w:history="1" r:id="rIdbjfi38yt31sn7n8v3nfbi">
               <w:r>
                 <w:rPr>
                   <w:u w:val="single"/>
@@ -12003,7 +12003,7 @@
         </w:tc>
         <w:tc>
           <w:p>
-            <w:hyperlink w:history="1" r:id="rId-ljic07pfmavwmod_qvi9">
+            <w:hyperlink w:history="1" r:id="rIdduttup3pzjowlzhpiqwar">
               <w:r>
                 <w:rPr>
                   <w:u w:val="single"/>
@@ -12068,7 +12068,7 @@
         </w:tc>
         <w:tc>
           <w:p>
-            <w:hyperlink w:history="1" r:id="rIdsbieh23ea8mhjxgxhevo_">
+            <w:hyperlink w:history="1" r:id="rId4usy5svqkboetbwlhovj7">
               <w:r>
                 <w:rPr>
                   <w:u w:val="single"/>
@@ -12133,7 +12133,7 @@
         </w:tc>
         <w:tc>
           <w:p>
-            <w:hyperlink w:history="1" r:id="rIdwwye5ijrtwljcmgoda3mf">
+            <w:hyperlink w:history="1" r:id="rIdjrolw097h6z5civqhypia">
               <w:r>
                 <w:rPr>
                   <w:u w:val="single"/>
@@ -12198,7 +12198,7 @@
         </w:tc>
         <w:tc>
           <w:p>
-            <w:hyperlink w:history="1" r:id="rIdlqcpzszye4ebxkg3l7olw">
+            <w:hyperlink w:history="1" r:id="rIdxrdiebncchel97n0ah6it">
               <w:r>
                 <w:rPr>
                   <w:u w:val="single"/>
@@ -12263,7 +12263,7 @@
         </w:tc>
         <w:tc>
           <w:p>
-            <w:hyperlink w:history="1" r:id="rIdkvbawgt-tnbptupjvciva">
+            <w:hyperlink w:history="1" r:id="rId8vyxcczwdmlbn_kwjtnu2">
               <w:r>
                 <w:rPr>
                   <w:u w:val="single"/>
@@ -12328,7 +12328,7 @@
         </w:tc>
         <w:tc>
           <w:p>
-            <w:hyperlink w:history="1" r:id="rIdmr_jnnlag_fu-lfpwz1at">
+            <w:hyperlink w:history="1" r:id="rId7xkzy2libey-ypqwgo7jn">
               <w:r>
                 <w:rPr>
                   <w:u w:val="single"/>
@@ -12393,7 +12393,7 @@
         </w:tc>
         <w:tc>
           <w:p>
-            <w:hyperlink w:history="1" r:id="rIdaxxvxoj0czoundjprrfoy">
+            <w:hyperlink w:history="1" r:id="rId68itbscui23npcrvoxatc">
               <w:r>
                 <w:rPr>
                   <w:u w:val="single"/>
@@ -12458,7 +12458,7 @@
         </w:tc>
         <w:tc>
           <w:p>
-            <w:hyperlink w:history="1" r:id="rIduypmz1oy_n42h67i8otal">
+            <w:hyperlink w:history="1" r:id="rIdmrlzpslr-eayj952o01wb">
               <w:r>
                 <w:rPr>
                   <w:u w:val="single"/>
@@ -12523,7 +12523,7 @@
         </w:tc>
         <w:tc>
           <w:p>
-            <w:hyperlink w:history="1" r:id="rIdmi7a3nkluhhy2bmb9ddqp">
+            <w:hyperlink w:history="1" r:id="rIdkcwn1mpew_xwmud8eptde">
               <w:r>
                 <w:rPr>
                   <w:u w:val="single"/>
@@ -12588,7 +12588,7 @@
         </w:tc>
         <w:tc>
           <w:p>
-            <w:hyperlink w:history="1" r:id="rId6y0miu9ljxani1tz6auwf">
+            <w:hyperlink w:history="1" r:id="rIdbpmk2lqdjua2br9nl-yzf">
               <w:r>
                 <w:rPr>
                   <w:u w:val="single"/>
@@ -12653,7 +12653,7 @@
         </w:tc>
         <w:tc>
           <w:p>
-            <w:hyperlink w:history="1" r:id="rId4gi6mubwy1x7jluqrjcfr">
+            <w:hyperlink w:history="1" r:id="rIdai1_ssktpiltpavqs0rzz">
               <w:r>
                 <w:rPr>
                   <w:u w:val="single"/>
@@ -12718,7 +12718,7 @@
         </w:tc>
         <w:tc>
           <w:p>
-            <w:hyperlink w:history="1" r:id="rIdegovfahxsnrquqaieweme">
+            <w:hyperlink w:history="1" r:id="rIduokrfpqhpn35qjecm-izj">
               <w:r>
                 <w:rPr>
                   <w:u w:val="single"/>
@@ -12783,7 +12783,7 @@
         </w:tc>
         <w:tc>
           <w:p>
-            <w:hyperlink w:history="1" r:id="rIdbu1if4br49oh8oblloina">
+            <w:hyperlink w:history="1" r:id="rId-pbu6qk89o-z9uamlgmeg">
               <w:r>
                 <w:rPr>
                   <w:u w:val="single"/>
@@ -12848,7 +12848,7 @@
         </w:tc>
         <w:tc>
           <w:p>
-            <w:hyperlink w:history="1" r:id="rIdxtktyw8metdu9j15uaaq8">
+            <w:hyperlink w:history="1" r:id="rIdtdrdfu-_hinzdmhxgeog3">
               <w:r>
                 <w:rPr>
                   <w:u w:val="single"/>
@@ -12913,7 +12913,7 @@
         </w:tc>
         <w:tc>
           <w:p>
-            <w:hyperlink w:history="1" r:id="rIddqmu9lfe_v1hcq1lqa-v_">
+            <w:hyperlink w:history="1" r:id="rId9ud-w8r8xvoyzrw4-wy9a">
               <w:r>
                 <w:rPr>
                   <w:u w:val="single"/>
@@ -12978,7 +12978,7 @@
         </w:tc>
         <w:tc>
           <w:p>
-            <w:hyperlink w:history="1" r:id="rIdsoag0slxcr9_-qoksyood">
+            <w:hyperlink w:history="1" r:id="rIdholiy6eovtbidbk1cl4f4">
               <w:r>
                 <w:rPr>
                   <w:u w:val="single"/>
@@ -13043,7 +13043,7 @@
         </w:tc>
         <w:tc>
           <w:p>
-            <w:hyperlink w:history="1" r:id="rIdajn7_1krdj005xycx3i6p">
+            <w:hyperlink w:history="1" r:id="rId4ehfwkhlf9lxik4atbtaw">
               <w:r>
                 <w:rPr>
                   <w:u w:val="single"/>
@@ -13108,7 +13108,7 @@
         </w:tc>
         <w:tc>
           <w:p>
-            <w:hyperlink w:history="1" r:id="rIdpvqbt-cahahlbmggqik8r">
+            <w:hyperlink w:history="1" r:id="rIde-sdpbontfdsjxcdrsoxx">
               <w:r>
                 <w:rPr>
                   <w:u w:val="single"/>
@@ -13173,7 +13173,7 @@
         </w:tc>
         <w:tc>
           <w:p>
-            <w:hyperlink w:history="1" r:id="rIdogkxmcvkrqfrnvienldto">
+            <w:hyperlink w:history="1" r:id="rIdoczpks6ee7dplmlq1y3c7">
               <w:r>
                 <w:rPr>
                   <w:u w:val="single"/>
@@ -13238,7 +13238,7 @@
         </w:tc>
         <w:tc>
           <w:p>
-            <w:hyperlink w:history="1" r:id="rIddcawrefbghvi0qynczsay">
+            <w:hyperlink w:history="1" r:id="rIdxiw3mxpdltscnyynvfpnp">
               <w:r>
                 <w:rPr>
                   <w:u w:val="single"/>
@@ -13303,7 +13303,7 @@
         </w:tc>
         <w:tc>
           <w:p>
-            <w:hyperlink w:history="1" r:id="rIdmka0ibrcc71mt6j8pxz6u">
+            <w:hyperlink w:history="1" r:id="rIdw8eagfdqmjbspyonzgccm">
               <w:r>
                 <w:rPr>
                   <w:u w:val="single"/>
@@ -13368,7 +13368,7 @@
         </w:tc>
         <w:tc>
           <w:p>
-            <w:hyperlink w:history="1" r:id="rIdvzmltj-n8nz6-u2iooptp">
+            <w:hyperlink w:history="1" r:id="rIdrk5b9rvki9x6i4kmm9cri">
               <w:r>
                 <w:rPr>
                   <w:u w:val="single"/>
@@ -13433,7 +13433,7 @@
         </w:tc>
         <w:tc>
           <w:p>
-            <w:hyperlink w:history="1" r:id="rIdhqjqyalf4zx93vmiu0jjc">
+            <w:hyperlink w:history="1" r:id="rIdloskfjpx3-v1f1nj-fkjw">
               <w:r>
                 <w:rPr>
                   <w:u w:val="single"/>
@@ -13498,7 +13498,7 @@
         </w:tc>
         <w:tc>
           <w:p>
-            <w:hyperlink w:history="1" r:id="rIdrxfmus0lemaucnrobyz6g">
+            <w:hyperlink w:history="1" r:id="rIdhaa0xpcnkizan8y0pdi08">
               <w:r>
                 <w:rPr>
                   <w:u w:val="single"/>
@@ -13563,7 +13563,7 @@
         </w:tc>
         <w:tc>
           <w:p>
-            <w:hyperlink w:history="1" r:id="rIda8j9q8leik4sfxcmuh_iw">
+            <w:hyperlink w:history="1" r:id="rIdqgq2osd7nmyxczhritvof">
               <w:r>
                 <w:rPr>
                   <w:u w:val="single"/>
@@ -13628,7 +13628,7 @@
         </w:tc>
         <w:tc>
           <w:p>
-            <w:hyperlink w:history="1" r:id="rIdtahsn7rnkdh7dadayiraq">
+            <w:hyperlink w:history="1" r:id="rIdpq7ph17gcbxg-gxmpfr0j">
               <w:r>
                 <w:rPr>
                   <w:u w:val="single"/>
@@ -13693,7 +13693,7 @@
         </w:tc>
         <w:tc>
           <w:p>
-            <w:hyperlink w:history="1" r:id="rIdtp1-u9ymsoqvdevfwodfp">
+            <w:hyperlink w:history="1" r:id="rIdpwd0vl0vdsvmjqxz2r-w_">
               <w:r>
                 <w:rPr>
                   <w:u w:val="single"/>
@@ -13758,7 +13758,7 @@
         </w:tc>
         <w:tc>
           <w:p>
-            <w:hyperlink w:history="1" r:id="rId_zav_2eklqywo-vvfpthm">
+            <w:hyperlink w:history="1" r:id="rId3l3qmdzvazu_0cqhns5sv">
               <w:r>
                 <w:rPr>
                   <w:u w:val="single"/>
@@ -13823,7 +13823,7 @@
         </w:tc>
         <w:tc>
           <w:p>
-            <w:hyperlink w:history="1" r:id="rIdblplrtueexx0keg2xvo6j">
+            <w:hyperlink w:history="1" r:id="rIdnokogi8kjjyky9ngyt3p2">
               <w:r>
                 <w:rPr>
                   <w:u w:val="single"/>
@@ -13888,7 +13888,7 @@
         </w:tc>
         <w:tc>
           <w:p>
-            <w:hyperlink w:history="1" r:id="rIdi90t7zjanjm8zt6cbngxa">
+            <w:hyperlink w:history="1" r:id="rIdez8flxbb3sju5tuw-zeof">
               <w:r>
                 <w:rPr>
                   <w:u w:val="single"/>
@@ -13953,7 +13953,7 @@
         </w:tc>
         <w:tc>
           <w:p>
-            <w:hyperlink w:history="1" r:id="rIdpp1mhfm2sab2zd-rumndw">
+            <w:hyperlink w:history="1" r:id="rIdqlfrsoq16pr1l9u3cnacr">
               <w:r>
                 <w:rPr>
                   <w:u w:val="single"/>
@@ -14018,7 +14018,7 @@
         </w:tc>
         <w:tc>
           <w:p>
-            <w:hyperlink w:history="1" r:id="rIdw19lq_dxmxqrpgihysi_n">
+            <w:hyperlink w:history="1" r:id="rIdcmgfteq4jeceqd-hwd--f">
               <w:r>
                 <w:rPr>
                   <w:u w:val="single"/>
@@ -14083,7 +14083,7 @@
         </w:tc>
         <w:tc>
           <w:p>
-            <w:hyperlink w:history="1" r:id="rId-bjaj99iwej0mtwxbloqr">
+            <w:hyperlink w:history="1" r:id="rIdc8s35x8mapnnl6rvbwcot">
               <w:r>
                 <w:rPr>
                   <w:u w:val="single"/>
@@ -14148,7 +14148,7 @@
         </w:tc>
         <w:tc>
           <w:p>
-            <w:hyperlink w:history="1" r:id="rIdl5zbztawiautihjtnzq9g">
+            <w:hyperlink w:history="1" r:id="rIdzuxy6eghsm0zulaxgao0l">
               <w:r>
                 <w:rPr>
                   <w:u w:val="single"/>
@@ -14213,7 +14213,7 @@
         </w:tc>
         <w:tc>
           <w:p>
-            <w:hyperlink w:history="1" r:id="rIdngsgpwf6fx3gg0opkdils">
+            <w:hyperlink w:history="1" r:id="rId1ublifq2mxumsnu9uu2hg">
               <w:r>
                 <w:rPr>
                   <w:u w:val="single"/>
@@ -14278,7 +14278,7 @@
         </w:tc>
         <w:tc>
           <w:p>
-            <w:hyperlink w:history="1" r:id="rIdz2n8j7tute2cb-hmngxbo">
+            <w:hyperlink w:history="1" r:id="rId8hrdfypwu6fnwg936mplh">
               <w:r>
                 <w:rPr>
                   <w:u w:val="single"/>
@@ -14343,29 +14343,29 @@
         </w:tc>
         <w:tc>
           <w:p>
-            <w:hyperlink w:history="1" r:id="rId_wr6xkvn1x0qz62i4dec0">
-              <w:r>
-                <w:rPr>
-                  <w:u w:val="single"/>
-                  <w:color w:val="0000FF"/>
-                  <w:rStyle w:val="Hyperlink"/>
-                </w:rPr>
-                <w:t xml:space="preserve">Link</w:t>
-              </w:r>
-            </w:hyperlink>
-          </w:p>
-        </w:tc>
-        <w:tc>
-          <w:p>
-            <w:r>
-              <w:t xml:space="preserve">TBA</w:t>
-            </w:r>
-          </w:p>
-        </w:tc>
-        <w:tc>
-          <w:p>
-            <w:r>
-              <w:t xml:space="preserve">TBA</w:t>
+            <w:hyperlink w:history="1" r:id="rIdtomjhwht1avm4vs89hqf5">
+              <w:r>
+                <w:rPr>
+                  <w:u w:val="single"/>
+                  <w:color w:val="0000FF"/>
+                  <w:rStyle w:val="Hyperlink"/>
+                </w:rPr>
+                <w:t xml:space="preserve">Link</w:t>
+              </w:r>
+            </w:hyperlink>
+          </w:p>
+        </w:tc>
+        <w:tc>
+          <w:p>
+            <w:r>
+              <w:t xml:space="preserve">July 28th</w:t>
+            </w:r>
+          </w:p>
+        </w:tc>
+        <w:tc>
+          <w:p>
+            <w:r>
+              <w:t xml:space="preserve">$111</w:t>
             </w:r>
           </w:p>
         </w:tc>
@@ -14408,7 +14408,7 @@
         </w:tc>
         <w:tc>
           <w:p>
-            <w:hyperlink w:history="1" r:id="rIdhfuyk3x031jwgb_z5eks8">
+            <w:hyperlink w:history="1" r:id="rId_9ms-dijyujiwbvepeiog">
               <w:r>
                 <w:rPr>
                   <w:u w:val="single"/>
@@ -14473,7 +14473,7 @@
         </w:tc>
         <w:tc>
           <w:p>
-            <w:hyperlink w:history="1" r:id="rIdpizygtu2cqie2rrbcba-8">
+            <w:hyperlink w:history="1" r:id="rId_i9csfq0nopta2ipnsuq_">
               <w:r>
                 <w:rPr>
                   <w:u w:val="single"/>
@@ -14538,7 +14538,7 @@
         </w:tc>
         <w:tc>
           <w:p>
-            <w:hyperlink w:history="1" r:id="rIdjlobi2fzoeqnkosxd70ur">
+            <w:hyperlink w:history="1" r:id="rIdobtkog-1ppo9lec3m5luf">
               <w:r>
                 <w:rPr>
                   <w:u w:val="single"/>
@@ -14603,7 +14603,7 @@
         </w:tc>
         <w:tc>
           <w:p>
-            <w:hyperlink w:history="1" r:id="rIdzlmkacntjf4awno-09ki1">
+            <w:hyperlink w:history="1" r:id="rIdpwuf_9fnj1sosiog-ofav">
               <w:r>
                 <w:rPr>
                   <w:u w:val="single"/>
@@ -14668,7 +14668,7 @@
         </w:tc>
         <w:tc>
           <w:p>
-            <w:hyperlink w:history="1" r:id="rIdktr3adqbzrfe55zxe3zjo">
+            <w:hyperlink w:history="1" r:id="rIde4lwpptpakvcwm0gejm53">
               <w:r>
                 <w:rPr>
                   <w:u w:val="single"/>
@@ -14733,7 +14733,7 @@
         </w:tc>
         <w:tc>
           <w:p>
-            <w:hyperlink w:history="1" r:id="rIdvqvawdauakp2c5v5pueca">
+            <w:hyperlink w:history="1" r:id="rId5aodq-paf6wesvcvtuk6m">
               <w:r>
                 <w:rPr>
                   <w:u w:val="single"/>
@@ -14798,7 +14798,7 @@
         </w:tc>
         <w:tc>
           <w:p>
-            <w:hyperlink w:history="1" r:id="rIdvov_setha9evbgq4yv5-q">
+            <w:hyperlink w:history="1" r:id="rIdda52uyl29nyivutcxryza">
               <w:r>
                 <w:rPr>
                   <w:u w:val="single"/>
@@ -14863,7 +14863,7 @@
         </w:tc>
         <w:tc>
           <w:p>
-            <w:hyperlink w:history="1" r:id="rIddsb7jqdy6xe4ndzd3j73i">
+            <w:hyperlink w:history="1" r:id="rIdz9uyajfcxmadwiu4zt7p0">
               <w:r>
                 <w:rPr>
                   <w:u w:val="single"/>
@@ -14928,7 +14928,7 @@
         </w:tc>
         <w:tc>
           <w:p>
-            <w:hyperlink w:history="1" r:id="rIdzf9jk0bzhrbs4systz34j">
+            <w:hyperlink w:history="1" r:id="rIdwzi9unwvfqx1oovqnilmd">
               <w:r>
                 <w:rPr>
                   <w:u w:val="single"/>
@@ -14993,7 +14993,7 @@
         </w:tc>
         <w:tc>
           <w:p>
-            <w:hyperlink w:history="1" r:id="rIdrzwxtqpdioqckl4ue2brj">
+            <w:hyperlink w:history="1" r:id="rIdw7cbjuryvllahcfrjykyg">
               <w:r>
                 <w:rPr>
                   <w:u w:val="single"/>
@@ -15058,7 +15058,7 @@
         </w:tc>
         <w:tc>
           <w:p>
-            <w:hyperlink w:history="1" r:id="rIdeddw6ittrkzbrnvpiti3o">
+            <w:hyperlink w:history="1" r:id="rIdvx43b4kmlvbxjzfn1etqx">
               <w:r>
                 <w:rPr>
                   <w:u w:val="single"/>
@@ -15123,7 +15123,7 @@
         </w:tc>
         <w:tc>
           <w:p>
-            <w:hyperlink w:history="1" r:id="rIdr7reqn2lelq-anpccbtoy">
+            <w:hyperlink w:history="1" r:id="rIdrhv1t-don81bhizhp7pbd">
               <w:r>
                 <w:rPr>
                   <w:u w:val="single"/>
@@ -15188,7 +15188,7 @@
         </w:tc>
         <w:tc>
           <w:p>
-            <w:hyperlink w:history="1" r:id="rId-c7j2zdywyhllgowmtooe">
+            <w:hyperlink w:history="1" r:id="rIdu0fmt3yyhpna5lyugijpl">
               <w:r>
                 <w:rPr>
                   <w:u w:val="single"/>
@@ -15253,7 +15253,7 @@
         </w:tc>
         <w:tc>
           <w:p>
-            <w:hyperlink w:history="1" r:id="rIdryciv1royocs3eyad1kns">
+            <w:hyperlink w:history="1" r:id="rIdqmuy-oiksjwbebspc0wij">
               <w:r>
                 <w:rPr>
                   <w:u w:val="single"/>
@@ -15318,7 +15318,7 @@
         </w:tc>
         <w:tc>
           <w:p>
-            <w:hyperlink w:history="1" r:id="rIdltxtwd123q3flpx1wfp28">
+            <w:hyperlink w:history="1" r:id="rIdeft8pzd-t0fuhmb1iaqvu">
               <w:r>
                 <w:rPr>
                   <w:u w:val="single"/>
@@ -15383,7 +15383,7 @@
         </w:tc>
         <w:tc>
           <w:p>
-            <w:hyperlink w:history="1" r:id="rIdr7jrhvmqpwfzdre2ifd6y">
+            <w:hyperlink w:history="1" r:id="rIdeoxp8jyc_hpif0koiqqbw">
               <w:r>
                 <w:rPr>
                   <w:u w:val="single"/>
@@ -15448,7 +15448,7 @@
         </w:tc>
         <w:tc>
           <w:p>
-            <w:hyperlink w:history="1" r:id="rIdodtjeo087nagd3yllzhhw">
+            <w:hyperlink w:history="1" r:id="rIdhcpg-ifmpuxuvyk0ul4ce">
               <w:r>
                 <w:rPr>
                   <w:u w:val="single"/>
@@ -15513,7 +15513,7 @@
         </w:tc>
         <w:tc>
           <w:p>
-            <w:hyperlink w:history="1" r:id="rId-i0x4cnidv90bhspbkshv">
+            <w:hyperlink w:history="1" r:id="rIdu-gbgwwzlxb59a7yveejv">
               <w:r>
                 <w:rPr>
                   <w:u w:val="single"/>
@@ -15578,7 +15578,7 @@
         </w:tc>
         <w:tc>
           <w:p>
-            <w:hyperlink w:history="1" r:id="rIdt5wh0dcexmij1oc4gskml">
+            <w:hyperlink w:history="1" r:id="rIdszzgle0utxfmukrgxh6rz">
               <w:r>
                 <w:rPr>
                   <w:u w:val="single"/>
@@ -15643,7 +15643,7 @@
         </w:tc>
         <w:tc>
           <w:p>
-            <w:hyperlink w:history="1" r:id="rIdx_vfxsbse7ttikq7vtktl">
+            <w:hyperlink w:history="1" r:id="rIdhdpmalwzixmmddfj40mvw">
               <w:r>
                 <w:rPr>
                   <w:u w:val="single"/>
@@ -15708,7 +15708,7 @@
         </w:tc>
         <w:tc>
           <w:p>
-            <w:hyperlink w:history="1" r:id="rIdz7u4ghwyp2-epsypavmz4">
+            <w:hyperlink w:history="1" r:id="rId2bmg47afemz2ddnosxjvs">
               <w:r>
                 <w:rPr>
                   <w:u w:val="single"/>
@@ -15773,7 +15773,7 @@
         </w:tc>
         <w:tc>
           <w:p>
-            <w:hyperlink w:history="1" r:id="rIdsetvmde9wfpctuiqwbc6c">
+            <w:hyperlink w:history="1" r:id="rIdfq6ceryrw8ehhiqhdm1wa">
               <w:r>
                 <w:rPr>
                   <w:u w:val="single"/>
@@ -15838,7 +15838,7 @@
         </w:tc>
         <w:tc>
           <w:p>
-            <w:hyperlink w:history="1" r:id="rIdbwsp6kxvzdiu-0o2s96h7">
+            <w:hyperlink w:history="1" r:id="rIdvi3qagjyayojkxo49cxx1">
               <w:r>
                 <w:rPr>
                   <w:u w:val="single"/>
@@ -15903,7 +15903,7 @@
         </w:tc>
         <w:tc>
           <w:p>
-            <w:hyperlink w:history="1" r:id="rIdsloidpuu8w48sn3n-z_mf">
+            <w:hyperlink w:history="1" r:id="rIdpe2zwgr6mum2tn1fs-wav">
               <w:r>
                 <w:rPr>
                   <w:u w:val="single"/>
@@ -15968,7 +15968,7 @@
         </w:tc>
         <w:tc>
           <w:p>
-            <w:hyperlink w:history="1" r:id="rIdaoiha4plnw9wuqxaz00xo">
+            <w:hyperlink w:history="1" r:id="rIdd9b4s_ck_t5wzkadbgl8c">
               <w:r>
                 <w:rPr>
                   <w:u w:val="single"/>
@@ -16033,7 +16033,7 @@
         </w:tc>
         <w:tc>
           <w:p>
-            <w:hyperlink w:history="1" r:id="rIdza2lenlag4uknfmwv0wkl">
+            <w:hyperlink w:history="1" r:id="rIdhekskt-1movkuzk-83utk">
               <w:r>
                 <w:rPr>
                   <w:u w:val="single"/>
@@ -16098,7 +16098,7 @@
         </w:tc>
         <w:tc>
           <w:p>
-            <w:hyperlink w:history="1" r:id="rIdjhywem0rxxewytdymtyif">
+            <w:hyperlink w:history="1" r:id="rIddzvrdumbudqggnriw1tsa">
               <w:r>
                 <w:rPr>
                   <w:u w:val="single"/>
@@ -16163,7 +16163,7 @@
         </w:tc>
         <w:tc>
           <w:p>
-            <w:hyperlink w:history="1" r:id="rIdxrywaw2jilj3nd11tlpj3">
+            <w:hyperlink w:history="1" r:id="rIdmfiq6mxnglqzfxd3y8x_4">
               <w:r>
                 <w:rPr>
                   <w:u w:val="single"/>
@@ -16228,7 +16228,7 @@
         </w:tc>
         <w:tc>
           <w:p>
-            <w:hyperlink w:history="1" r:id="rIddfa1eo4ygs02hpzycle7x">
+            <w:hyperlink w:history="1" r:id="rIdtlv1pwby_wvbjsltcltux">
               <w:r>
                 <w:rPr>
                   <w:u w:val="single"/>
@@ -16293,7 +16293,7 @@
         </w:tc>
         <w:tc>
           <w:p>
-            <w:hyperlink w:history="1" r:id="rIdjqg3288qgtyclqg8s-nbu">
+            <w:hyperlink w:history="1" r:id="rId8n1jsgkm7nnnzmzxlfnh0">
               <w:r>
                 <w:rPr>
                   <w:u w:val="single"/>
@@ -16358,7 +16358,7 @@
         </w:tc>
         <w:tc>
           <w:p>
-            <w:hyperlink w:history="1" r:id="rIdyeb36yyxoic2va1zxxam-">
+            <w:hyperlink w:history="1" r:id="rIdabzdwk9lbtqfbaf8agbwm">
               <w:r>
                 <w:rPr>
                   <w:u w:val="single"/>
@@ -16423,22 +16423,22 @@
         </w:tc>
         <w:tc>
           <w:p>
-            <w:hyperlink w:history="1" r:id="rIdidd94tlkbfevg83o7zkla">
-              <w:r>
-                <w:rPr>
-                  <w:u w:val="single"/>
-                  <w:color w:val="0000FF"/>
-                  <w:rStyle w:val="Hyperlink"/>
-                </w:rPr>
-                <w:t xml:space="preserve">Link</w:t>
-              </w:r>
-            </w:hyperlink>
-          </w:p>
-        </w:tc>
-        <w:tc>
-          <w:p>
-            <w:r>
-              <w:t xml:space="preserve">06/23/2026, 06/26/2026, 07/01/2026, 07/02/2026 | 07/01/2026, 07/02/2026, 07/07/2026, 07/10/2026 | 07/07/2026, 07/10/2026, 07/13/2026, 07/16/2026 | June 23rd - 26th | July 7th - 10th | July 13th - 16th | July 24th - 25th</w:t>
+            <w:hyperlink w:history="1" r:id="rIdalzqxgdimg61xqsxygneo">
+              <w:r>
+                <w:rPr>
+                  <w:u w:val="single"/>
+                  <w:color w:val="0000FF"/>
+                  <w:rStyle w:val="Hyperlink"/>
+                </w:rPr>
+                <w:t xml:space="preserve">Link</w:t>
+              </w:r>
+            </w:hyperlink>
+          </w:p>
+        </w:tc>
+        <w:tc>
+          <w:p>
+            <w:r>
+              <w:t xml:space="preserve">06/23/2026, 06/26/2026, 07/01/2026, 07/02/2026 | 07/01/2026, 07/02/2026, 07/07/2026, 07/10/2026 | 07/07/2026, 07/10/2026, 07/13/2026, 07/16/2026 ... [+4 more]</w:t>
             </w:r>
           </w:p>
         </w:tc>
@@ -16488,7 +16488,7 @@
         </w:tc>
         <w:tc>
           <w:p>
-            <w:hyperlink w:history="1" r:id="rIdj8v8ybn2cukipka5m0ism">
+            <w:hyperlink w:history="1" r:id="rIdiaulqaosce6gwn-wdfcbc">
               <w:r>
                 <w:rPr>
                   <w:u w:val="single"/>
@@ -16553,7 +16553,7 @@
         </w:tc>
         <w:tc>
           <w:p>
-            <w:hyperlink w:history="1" r:id="rId3eexvyhxkym0anndx4sjv">
+            <w:hyperlink w:history="1" r:id="rIdgtt-z5kz-ipvbcm4aigqf">
               <w:r>
                 <w:rPr>
                   <w:u w:val="single"/>
@@ -16618,7 +16618,7 @@
         </w:tc>
         <w:tc>
           <w:p>
-            <w:hyperlink w:history="1" r:id="rIdhzzyz_bp_guaybpuphcwn">
+            <w:hyperlink w:history="1" r:id="rIdd_ujsix5ouare9uuwk9kr">
               <w:r>
                 <w:rPr>
                   <w:u w:val="single"/>
@@ -16683,7 +16683,7 @@
         </w:tc>
         <w:tc>
           <w:p>
-            <w:hyperlink w:history="1" r:id="rIdblygvdhd7sbhs1-p2q8pc">
+            <w:hyperlink w:history="1" r:id="rIdxfh0bmbrbmacwjki1kldr">
               <w:r>
                 <w:rPr>
                   <w:u w:val="single"/>
@@ -16748,7 +16748,7 @@
         </w:tc>
         <w:tc>
           <w:p>
-            <w:hyperlink w:history="1" r:id="rIdim6u2xpfsrajzvt1vbuse">
+            <w:hyperlink w:history="1" r:id="rId9xt77gqbd0wbih9atv4hl">
               <w:r>
                 <w:rPr>
                   <w:u w:val="single"/>
@@ -16813,7 +16813,7 @@
         </w:tc>
         <w:tc>
           <w:p>
-            <w:hyperlink w:history="1" r:id="rIdhm_qnrsxodgc9vycmmhah">
+            <w:hyperlink w:history="1" r:id="rIdbsvfw7qnliy0_f-vetyrz">
               <w:r>
                 <w:rPr>
                   <w:u w:val="single"/>
@@ -16878,7 +16878,7 @@
         </w:tc>
         <w:tc>
           <w:p>
-            <w:hyperlink w:history="1" r:id="rIdsr6cjqbeeeplx_cdro1oh">
+            <w:hyperlink w:history="1" r:id="rIdockqmibswwyzulxnfhxrn">
               <w:r>
                 <w:rPr>
                   <w:u w:val="single"/>
@@ -16943,7 +16943,7 @@
         </w:tc>
         <w:tc>
           <w:p>
-            <w:hyperlink w:history="1" r:id="rIdnouwthaljr4njp4pnvvjv">
+            <w:hyperlink w:history="1" r:id="rIdfhora-sbh5pmcbdfm1oaw">
               <w:r>
                 <w:rPr>
                   <w:u w:val="single"/>
@@ -17008,7 +17008,7 @@
         </w:tc>
         <w:tc>
           <w:p>
-            <w:hyperlink w:history="1" r:id="rIdjyvxr3w6206q13vrxn8-x">
+            <w:hyperlink w:history="1" r:id="rIddllh_f46ivuokkjeg6ik7">
               <w:r>
                 <w:rPr>
                   <w:u w:val="single"/>
@@ -17073,7 +17073,7 @@
         </w:tc>
         <w:tc>
           <w:p>
-            <w:hyperlink w:history="1" r:id="rIdelcm0uwpfa1rqvfu23zdc">
+            <w:hyperlink w:history="1" r:id="rIdpxy19myycxijbhioqwq3r">
               <w:r>
                 <w:rPr>
                   <w:u w:val="single"/>
@@ -17138,7 +17138,7 @@
         </w:tc>
         <w:tc>
           <w:p>
-            <w:hyperlink w:history="1" r:id="rIdzamyaoi2yf93jlsfxgwxx">
+            <w:hyperlink w:history="1" r:id="rIdkv_zzdrnhcqjiatkiqsgc">
               <w:r>
                 <w:rPr>
                   <w:u w:val="single"/>
@@ -17203,7 +17203,7 @@
         </w:tc>
         <w:tc>
           <w:p>
-            <w:hyperlink w:history="1" r:id="rIdbiahfbaylq_4h6uqbl70i">
+            <w:hyperlink w:history="1" r:id="rIdqkqijcb6i-qomdqkl9qt3">
               <w:r>
                 <w:rPr>
                   <w:u w:val="single"/>
@@ -17268,7 +17268,7 @@
         </w:tc>
         <w:tc>
           <w:p>
-            <w:hyperlink w:history="1" r:id="rIdmjhmivz-yiitrw3hpftna">
+            <w:hyperlink w:history="1" r:id="rIdaxljt39wds3flbyscnwuh">
               <w:r>
                 <w:rPr>
                   <w:u w:val="single"/>
@@ -17333,7 +17333,7 @@
         </w:tc>
         <w:tc>
           <w:p>
-            <w:hyperlink w:history="1" r:id="rId9nd1buzwgog7esage_aiw">
+            <w:hyperlink w:history="1" r:id="rIdy-o3macq5ee_kqwyp5yku">
               <w:r>
                 <w:rPr>
                   <w:u w:val="single"/>
@@ -17398,7 +17398,7 @@
         </w:tc>
         <w:tc>
           <w:p>
-            <w:hyperlink w:history="1" r:id="rIdumckhxi4bi-zkx08b3p1b">
+            <w:hyperlink w:history="1" r:id="rId0aw4fd0hq21moicg7ik3u">
               <w:r>
                 <w:rPr>
                   <w:u w:val="single"/>
@@ -17463,7 +17463,7 @@
         </w:tc>
         <w:tc>
           <w:p>
-            <w:hyperlink w:history="1" r:id="rIdhksjkucufdx-wleotgnfs">
+            <w:hyperlink w:history="1" r:id="rIdfkkscunrql0bfxiydpwkn">
               <w:r>
                 <w:rPr>
                   <w:u w:val="single"/>
@@ -17528,7 +17528,7 @@
         </w:tc>
         <w:tc>
           <w:p>
-            <w:hyperlink w:history="1" r:id="rIdxwavxqskmohhqavxnungl">
+            <w:hyperlink w:history="1" r:id="rId4a7mfw9tbzzxl6bdgimyr">
               <w:r>
                 <w:rPr>
                   <w:u w:val="single"/>
@@ -17593,7 +17593,7 @@
         </w:tc>
         <w:tc>
           <w:p>
-            <w:hyperlink w:history="1" r:id="rIdxdemg9zzp_bmcy6bhj-wb">
+            <w:hyperlink w:history="1" r:id="rIdn_sbait2bzemfgbjnhhwm">
               <w:r>
                 <w:rPr>
                   <w:u w:val="single"/>
@@ -17658,7 +17658,7 @@
         </w:tc>
         <w:tc>
           <w:p>
-            <w:hyperlink w:history="1" r:id="rIdpjpxsnpgiawqv9jvi20bq">
+            <w:hyperlink w:history="1" r:id="rIdqsemexqrkrhtxnajwwere">
               <w:r>
                 <w:rPr>
                   <w:u w:val="single"/>
@@ -17723,7 +17723,7 @@
         </w:tc>
         <w:tc>
           <w:p>
-            <w:hyperlink w:history="1" r:id="rIdiaypdn_0udytkumeshwyg">
+            <w:hyperlink w:history="1" r:id="rIdqi1ylfdewxtffzomxvbrp">
               <w:r>
                 <w:rPr>
                   <w:u w:val="single"/>
@@ -17788,7 +17788,7 @@
         </w:tc>
         <w:tc>
           <w:p>
-            <w:hyperlink w:history="1" r:id="rIdhkw6se-dfweojagevncpf">
+            <w:hyperlink w:history="1" r:id="rIdhorkgng9hb9amvpomjaji">
               <w:r>
                 <w:rPr>
                   <w:u w:val="single"/>
@@ -17853,7 +17853,7 @@
         </w:tc>
         <w:tc>
           <w:p>
-            <w:hyperlink w:history="1" r:id="rIdaf3aic5aupj1saks9bwjb">
+            <w:hyperlink w:history="1" r:id="rIduduvurfbnd2-stnkyn_-b">
               <w:r>
                 <w:rPr>
                   <w:u w:val="single"/>
@@ -17918,7 +17918,7 @@
         </w:tc>
         <w:tc>
           <w:p>
-            <w:hyperlink w:history="1" r:id="rIdv_gccyh4yvl4s8fjfnsrg">
+            <w:hyperlink w:history="1" r:id="rIdotrt0b_62nzatyvw2xbwk">
               <w:r>
                 <w:rPr>
                   <w:u w:val="single"/>
@@ -17983,7 +17983,7 @@
         </w:tc>
         <w:tc>
           <w:p>
-            <w:hyperlink w:history="1" r:id="rIdpu_i6jf6udfszomtliwis">
+            <w:hyperlink w:history="1" r:id="rId-fpux4cfvrstj8ublkmnp">
               <w:r>
                 <w:rPr>
                   <w:u w:val="single"/>
@@ -18048,7 +18048,7 @@
         </w:tc>
         <w:tc>
           <w:p>
-            <w:hyperlink w:history="1" r:id="rIdikhjwd7r42trxljt5xeve">
+            <w:hyperlink w:history="1" r:id="rIdn-6es73ka2vhaqqycqk9u">
               <w:r>
                 <w:rPr>
                   <w:u w:val="single"/>
@@ -18113,7 +18113,7 @@
         </w:tc>
         <w:tc>
           <w:p>
-            <w:hyperlink w:history="1" r:id="rIduksxk0hfk97zyhbfyeq3c">
+            <w:hyperlink w:history="1" r:id="rIdpbhuese8wqcatuvqeufpm">
               <w:r>
                 <w:rPr>
                   <w:u w:val="single"/>
@@ -18178,7 +18178,7 @@
         </w:tc>
         <w:tc>
           <w:p>
-            <w:hyperlink w:history="1" r:id="rIdkw-jdsnhlpovwbdrzckmi">
+            <w:hyperlink w:history="1" r:id="rIdgb9ccfmldo9wn6_8cbur9">
               <w:r>
                 <w:rPr>
                   <w:u w:val="single"/>
@@ -18243,7 +18243,7 @@
         </w:tc>
         <w:tc>
           <w:p>
-            <w:hyperlink w:history="1" r:id="rIdfjt2zje9iwopm5kcra72d">
+            <w:hyperlink w:history="1" r:id="rIddnzbiyba7odybaa6kugvt">
               <w:r>
                 <w:rPr>
                   <w:u w:val="single"/>
@@ -18308,7 +18308,7 @@
         </w:tc>
         <w:tc>
           <w:p>
-            <w:hyperlink w:history="1" r:id="rIdw-inwbjfu7pzr4i1smrmo">
+            <w:hyperlink w:history="1" r:id="rId3exk-pga3tkd0-dzk7yiq">
               <w:r>
                 <w:rPr>
                   <w:u w:val="single"/>
@@ -18373,7 +18373,7 @@
         </w:tc>
         <w:tc>
           <w:p>
-            <w:hyperlink w:history="1" r:id="rIdgzduxnl3lf-alf1tusafd">
+            <w:hyperlink w:history="1" r:id="rId0enfntnvjyku-qf6m_gam">
               <w:r>
                 <w:rPr>
                   <w:u w:val="single"/>
@@ -18438,7 +18438,7 @@
         </w:tc>
         <w:tc>
           <w:p>
-            <w:hyperlink w:history="1" r:id="rIdp0alinjepkymi_e2ct0a0">
+            <w:hyperlink w:history="1" r:id="rIds58uysa8bx2yqvnkjkinj">
               <w:r>
                 <w:rPr>
                   <w:u w:val="single"/>
@@ -18503,7 +18503,7 @@
         </w:tc>
         <w:tc>
           <w:p>
-            <w:hyperlink w:history="1" r:id="rIdny6efjpxpwcihjbg39jn6">
+            <w:hyperlink w:history="1" r:id="rId0dewssa2vvp4kkpg9hbti">
               <w:r>
                 <w:rPr>
                   <w:u w:val="single"/>
@@ -18568,7 +18568,7 @@
         </w:tc>
         <w:tc>
           <w:p>
-            <w:hyperlink w:history="1" r:id="rId-uncoxdr7motjcqjz9cu8">
+            <w:hyperlink w:history="1" r:id="rId5ittwvcgsavlaxhrkin_l">
               <w:r>
                 <w:rPr>
                   <w:u w:val="single"/>
@@ -18633,7 +18633,7 @@
         </w:tc>
         <w:tc>
           <w:p>
-            <w:hyperlink w:history="1" r:id="rId9cjgmycqjr68qgl46ckn-">
+            <w:hyperlink w:history="1" r:id="rIdsn2k47rkdun7ezs84lopo">
               <w:r>
                 <w:rPr>
                   <w:u w:val="single"/>
@@ -18698,7 +18698,7 @@
         </w:tc>
         <w:tc>
           <w:p>
-            <w:hyperlink w:history="1" r:id="rIduuqkrhgbutfm7jznxbpxl">
+            <w:hyperlink w:history="1" r:id="rIdcehtmzdwhji0bejewzvts">
               <w:r>
                 <w:rPr>
                   <w:u w:val="single"/>
@@ -18763,7 +18763,7 @@
         </w:tc>
         <w:tc>
           <w:p>
-            <w:hyperlink w:history="1" r:id="rId3klpo_dy_uehvbl2c9c9p">
+            <w:hyperlink w:history="1" r:id="rIdr4ypdcjl1hdjvbibjp0oj">
               <w:r>
                 <w:rPr>
                   <w:u w:val="single"/>
@@ -18828,7 +18828,7 @@
         </w:tc>
         <w:tc>
           <w:p>
-            <w:hyperlink w:history="1" r:id="rIdnbtzidca0nslvj6mosmv8">
+            <w:hyperlink w:history="1" r:id="rIdis-euly_azeckumy809fq">
               <w:r>
                 <w:rPr>
                   <w:u w:val="single"/>
@@ -18893,7 +18893,7 @@
         </w:tc>
         <w:tc>
           <w:p>
-            <w:hyperlink w:history="1" r:id="rIdq-q0ax4os793wzflmu4k-">
+            <w:hyperlink w:history="1" r:id="rIdeevvs2104kannhjxvkb3x">
               <w:r>
                 <w:rPr>
                   <w:u w:val="single"/>
@@ -18958,7 +18958,7 @@
         </w:tc>
         <w:tc>
           <w:p>
-            <w:hyperlink w:history="1" r:id="rIdutzmfjbxkwg0g0hi0vc43">
+            <w:hyperlink w:history="1" r:id="rIdit0qqhhzruzpfqrdbwuun">
               <w:r>
                 <w:rPr>
                   <w:u w:val="single"/>
@@ -19023,7 +19023,7 @@
         </w:tc>
         <w:tc>
           <w:p>
-            <w:hyperlink w:history="1" r:id="rIdto5jilopduypoz6ovhcxx">
+            <w:hyperlink w:history="1" r:id="rIdyngtvlefw639bxao_lehe">
               <w:r>
                 <w:rPr>
                   <w:u w:val="single"/>
@@ -19088,7 +19088,7 @@
         </w:tc>
         <w:tc>
           <w:p>
-            <w:hyperlink w:history="1" r:id="rIdvqsih3gept3ogk3xzfhmr">
+            <w:hyperlink w:history="1" r:id="rIdv3opy7qlu1bhqvif5pvkw">
               <w:r>
                 <w:rPr>
                   <w:u w:val="single"/>
@@ -19153,7 +19153,7 @@
         </w:tc>
         <w:tc>
           <w:p>
-            <w:hyperlink w:history="1" r:id="rIduiyttbc6_72pl6ks4uscb">
+            <w:hyperlink w:history="1" r:id="rIdq2nxxyuzp2hsismxywlzw">
               <w:r>
                 <w:rPr>
                   <w:u w:val="single"/>
@@ -19218,7 +19218,7 @@
         </w:tc>
         <w:tc>
           <w:p>
-            <w:hyperlink w:history="1" r:id="rIdndknfveca12hu8zbxpgiv">
+            <w:hyperlink w:history="1" r:id="rIdr3yiimfixpamvs8hvtsbz">
               <w:r>
                 <w:rPr>
                   <w:u w:val="single"/>
@@ -19283,7 +19283,7 @@
         </w:tc>
         <w:tc>
           <w:p>
-            <w:hyperlink w:history="1" r:id="rIdmkhdlbyqsgkkjlmbimc9t">
+            <w:hyperlink w:history="1" r:id="rId9dxjp_kcbceatewmbhvf0">
               <w:r>
                 <w:rPr>
                   <w:u w:val="single"/>
@@ -19348,7 +19348,7 @@
         </w:tc>
         <w:tc>
           <w:p>
-            <w:hyperlink w:history="1" r:id="rIdhlycoxpglvolk_4v2oygh">
+            <w:hyperlink w:history="1" r:id="rId4obm2ertphr8sdcj9e9qc">
               <w:r>
                 <w:rPr>
                   <w:u w:val="single"/>
@@ -19413,7 +19413,7 @@
         </w:tc>
         <w:tc>
           <w:p>
-            <w:hyperlink w:history="1" r:id="rId4umql1iuaqtz9piizxznx">
+            <w:hyperlink w:history="1" r:id="rIdn_is1pxtams5zuzoecfea">
               <w:r>
                 <w:rPr>
                   <w:u w:val="single"/>
@@ -19478,7 +19478,7 @@
         </w:tc>
         <w:tc>
           <w:p>
-            <w:hyperlink w:history="1" r:id="rIdqzjcvmvuvgyj386lqnmoi">
+            <w:hyperlink w:history="1" r:id="rIdbhowdflwuhv0hkmqdztvl">
               <w:r>
                 <w:rPr>
                   <w:u w:val="single"/>
@@ -19543,7 +19543,7 @@
         </w:tc>
         <w:tc>
           <w:p>
-            <w:hyperlink w:history="1" r:id="rIdtiqve7tlz-gqmwmzxthn-">
+            <w:hyperlink w:history="1" r:id="rIdtcm1lct7vzt5mn5zeyjpe">
               <w:r>
                 <w:rPr>
                   <w:u w:val="single"/>
@@ -19608,7 +19608,7 @@
         </w:tc>
         <w:tc>
           <w:p>
-            <w:hyperlink w:history="1" r:id="rIdsbdavrglrk4ixm5ylrx2_">
+            <w:hyperlink w:history="1" r:id="rIdyuv8tq9ukwx9zn2cw1tsl">
               <w:r>
                 <w:rPr>
                   <w:u w:val="single"/>
@@ -19673,7 +19673,7 @@
         </w:tc>
         <w:tc>
           <w:p>
-            <w:hyperlink w:history="1" r:id="rId2qbr9rq30fokpxufpf06a">
+            <w:hyperlink w:history="1" r:id="rIdh2edwuallr1-dc4zcrfyo">
               <w:r>
                 <w:rPr>
                   <w:u w:val="single"/>
@@ -19738,7 +19738,7 @@
         </w:tc>
         <w:tc>
           <w:p>
-            <w:hyperlink w:history="1" r:id="rIdnjjhoixgfodezt4aiv5pf">
+            <w:hyperlink w:history="1" r:id="rIdg81z0t4fq1ls2mjawktuu">
               <w:r>
                 <w:rPr>
                   <w:u w:val="single"/>
@@ -19803,7 +19803,7 @@
         </w:tc>
         <w:tc>
           <w:p>
-            <w:hyperlink w:history="1" r:id="rId5h5rzl_u8gml3xyyoddqn">
+            <w:hyperlink w:history="1" r:id="rIdwahxd6u1-xyrzx4a6waii">
               <w:r>
                 <w:rPr>
                   <w:u w:val="single"/>
@@ -19868,7 +19868,7 @@
         </w:tc>
         <w:tc>
           <w:p>
-            <w:hyperlink w:history="1" r:id="rId7lz63owmbcredodgatgep">
+            <w:hyperlink w:history="1" r:id="rIdt9s04mq6fufckwk0rekbv">
               <w:r>
                 <w:rPr>
                   <w:u w:val="single"/>
@@ -19933,7 +19933,7 @@
         </w:tc>
         <w:tc>
           <w:p>
-            <w:hyperlink w:history="1" r:id="rIdhhk5xudezk1z_paq5kil5">
+            <w:hyperlink w:history="1" r:id="rIdxlajcnrspiwhxvil8btjk">
               <w:r>
                 <w:rPr>
                   <w:u w:val="single"/>
@@ -19998,7 +19998,7 @@
         </w:tc>
         <w:tc>
           <w:p>
-            <w:hyperlink w:history="1" r:id="rIdqq5gi0stqhtma5rfvskme">
+            <w:hyperlink w:history="1" r:id="rId4nr5q__tk0r8p-8rsk5mn">
               <w:r>
                 <w:rPr>
                   <w:u w:val="single"/>
@@ -20063,7 +20063,7 @@
         </w:tc>
         <w:tc>
           <w:p>
-            <w:hyperlink w:history="1" r:id="rIdutw8uzfth8bxazob9r687">
+            <w:hyperlink w:history="1" r:id="rIdx4i_lxezajxkf-j0esvma">
               <w:r>
                 <w:rPr>
                   <w:u w:val="single"/>
@@ -20128,7 +20128,7 @@
         </w:tc>
         <w:tc>
           <w:p>
-            <w:hyperlink w:history="1" r:id="rIdnv04hhmthcpgfpgca2jbs">
+            <w:hyperlink w:history="1" r:id="rIdxmai9bfcnlfhlkw4udoah">
               <w:r>
                 <w:rPr>
                   <w:u w:val="single"/>
@@ -20193,7 +20193,7 @@
         </w:tc>
         <w:tc>
           <w:p>
-            <w:hyperlink w:history="1" r:id="rId-jjl6jyfkrbwlpq5j9tuf">
+            <w:hyperlink w:history="1" r:id="rIdn2gd0yicfqll3aljrj_-7">
               <w:r>
                 <w:rPr>
                   <w:u w:val="single"/>
@@ -20258,29 +20258,29 @@
         </w:tc>
         <w:tc>
           <w:p>
-            <w:hyperlink w:history="1" r:id="rId7conelcekme-o_i5qnuia">
-              <w:r>
-                <w:rPr>
-                  <w:u w:val="single"/>
-                  <w:color w:val="0000FF"/>
-                  <w:rStyle w:val="Hyperlink"/>
-                </w:rPr>
-                <w:t xml:space="preserve">Link</w:t>
-              </w:r>
-            </w:hyperlink>
-          </w:p>
-        </w:tc>
-        <w:tc>
-          <w:p>
-            <w:r>
-              <w:t xml:space="preserve">TBA</w:t>
-            </w:r>
-          </w:p>
-        </w:tc>
-        <w:tc>
-          <w:p>
-            <w:r>
-              <w:t xml:space="preserve">TBA</w:t>
+            <w:hyperlink w:history="1" r:id="rId1fis76ynjynqwqugmfpqn">
+              <w:r>
+                <w:rPr>
+                  <w:u w:val="single"/>
+                  <w:color w:val="0000FF"/>
+                  <w:rStyle w:val="Hyperlink"/>
+                </w:rPr>
+                <w:t xml:space="preserve">Link</w:t>
+              </w:r>
+            </w:hyperlink>
+          </w:p>
+        </w:tc>
+        <w:tc>
+          <w:p>
+            <w:r>
+              <w:t xml:space="preserve">June 30th, 06/30/2026, 07/01/2026, 08/26/2026 | 07/01/2026, 08/26/2026, 07/02/2026, 07/27/2026 | August 11th, 07/02/2026, 07/27/2026, 07/06/2026 ... [+10 more]</w:t>
+            </w:r>
+          </w:p>
+        </w:tc>
+        <w:tc>
+          <w:p>
+            <w:r>
+              <w:t xml:space="preserve">$75 - $13305</w:t>
             </w:r>
           </w:p>
         </w:tc>
@@ -20323,7 +20323,7 @@
         </w:tc>
         <w:tc>
           <w:p>
-            <w:hyperlink w:history="1" r:id="rIdb22dxhfuhunpfdayavlev">
+            <w:hyperlink w:history="1" r:id="rIdacepamui1otuja3y0keiy">
               <w:r>
                 <w:rPr>
                   <w:u w:val="single"/>
@@ -20446,7 +20446,7 @@
         </w:tc>
         <w:tc>
           <w:p>
-            <w:hyperlink w:history="1" r:id="rIdf4elqvyuux798juzt5zdi">
+            <w:hyperlink w:history="1" r:id="rIdlbruoh83l-veriykp6r6v">
               <w:r>
                 <w:rPr>
                   <w:u w:val="single"/>
@@ -20511,7 +20511,7 @@
         </w:tc>
         <w:tc>
           <w:p>
-            <w:hyperlink w:history="1" r:id="rId9u0zoe1z3lpmbefxnfx0n">
+            <w:hyperlink w:history="1" r:id="rIdtv2hh6buqgoew8hbmyjky">
               <w:r>
                 <w:rPr>
                   <w:u w:val="single"/>
@@ -20576,7 +20576,7 @@
         </w:tc>
         <w:tc>
           <w:p>
-            <w:hyperlink w:history="1" r:id="rIdrmdqss2vsyqnzoc6rqth3">
+            <w:hyperlink w:history="1" r:id="rIdbsbuzc_ldxyfwnssiz3xh">
               <w:r>
                 <w:rPr>
                   <w:u w:val="single"/>
@@ -20641,7 +20641,7 @@
         </w:tc>
         <w:tc>
           <w:p>
-            <w:hyperlink w:history="1" r:id="rIds2378wn5wow17flaztylo">
+            <w:hyperlink w:history="1" r:id="rId2vvjqw7yfwyfy2_bn72zt">
               <w:r>
                 <w:rPr>
                   <w:u w:val="single"/>
@@ -20706,7 +20706,7 @@
         </w:tc>
         <w:tc>
           <w:p>
-            <w:hyperlink w:history="1" r:id="rId5dsenlrbes3jr28uyp83i">
+            <w:hyperlink w:history="1" r:id="rIdduspdg9qlat4cobuk1ktb">
               <w:r>
                 <w:rPr>
                   <w:u w:val="single"/>
@@ -20771,7 +20771,7 @@
         </w:tc>
         <w:tc>
           <w:p>
-            <w:hyperlink w:history="1" r:id="rIdt5izimsegfsakjnblwbh0">
+            <w:hyperlink w:history="1" r:id="rIdhxhlggm8rkmdyg5mev24o">
               <w:r>
                 <w:rPr>
                   <w:u w:val="single"/>
@@ -20836,7 +20836,7 @@
         </w:tc>
         <w:tc>
           <w:p>
-            <w:hyperlink w:history="1" r:id="rIdwqxmjza1xixfydwtvs-sk">
+            <w:hyperlink w:history="1" r:id="rId_pvxeljjck7vkzqidhlqw">
               <w:r>
                 <w:rPr>
                   <w:u w:val="single"/>
@@ -20901,29 +20901,29 @@
         </w:tc>
         <w:tc>
           <w:p>
-            <w:hyperlink w:history="1" r:id="rIdlp8wd2fmn4pw8ruga1uzj">
-              <w:r>
-                <w:rPr>
-                  <w:u w:val="single"/>
-                  <w:color w:val="0000FF"/>
-                  <w:rStyle w:val="Hyperlink"/>
-                </w:rPr>
-                <w:t xml:space="preserve">Link</w:t>
-              </w:r>
-            </w:hyperlink>
-          </w:p>
-        </w:tc>
-        <w:tc>
-          <w:p>
-            <w:r>
-              <w:t xml:space="preserve">TBA</w:t>
-            </w:r>
-          </w:p>
-        </w:tc>
-        <w:tc>
-          <w:p>
-            <w:r>
-              <w:t xml:space="preserve">TBA</w:t>
+            <w:hyperlink w:history="1" r:id="rId9vjbgcxy982hjd2z8k0qd">
+              <w:r>
+                <w:rPr>
+                  <w:u w:val="single"/>
+                  <w:color w:val="0000FF"/>
+                  <w:rStyle w:val="Hyperlink"/>
+                </w:rPr>
+                <w:t xml:space="preserve">Link</w:t>
+              </w:r>
+            </w:hyperlink>
+          </w:p>
+        </w:tc>
+        <w:tc>
+          <w:p>
+            <w:r>
+              <w:t xml:space="preserve">06/08/2026, 06/11/2026, 06/12/2026, 06/14/2026 | 06/12/2026, 06/14/2026, 06/17/2026, 06/22/2026 | June 17th, July 29th, August 15th, August 31st ... [+1 more]</w:t>
+            </w:r>
+          </w:p>
+        </w:tc>
+        <w:tc>
+          <w:p>
+            <w:r>
+              <w:t xml:space="preserve">$125 - $480</w:t>
             </w:r>
           </w:p>
         </w:tc>
@@ -20966,7 +20966,7 @@
         </w:tc>
         <w:tc>
           <w:p>
-            <w:hyperlink w:history="1" r:id="rIdqdagcbetu13qbzdcpsqk1">
+            <w:hyperlink w:history="1" r:id="rIdm4yjen3ybntui0uklhmep">
               <w:r>
                 <w:rPr>
                   <w:u w:val="single"/>
@@ -21031,7 +21031,7 @@
         </w:tc>
         <w:tc>
           <w:p>
-            <w:hyperlink w:history="1" r:id="rIdozxw5uw3dmeeqswy8augr">
+            <w:hyperlink w:history="1" r:id="rIdzjy4mjek590y8ukyrbvhx">
               <w:r>
                 <w:rPr>
                   <w:u w:val="single"/>
@@ -21096,7 +21096,7 @@
         </w:tc>
         <w:tc>
           <w:p>
-            <w:hyperlink w:history="1" r:id="rIdbxk6ecv-kwrgo2td3unit">
+            <w:hyperlink w:history="1" r:id="rIdkihz7-ttvq0j1a0vgs6hi">
               <w:r>
                 <w:rPr>
                   <w:u w:val="single"/>
@@ -21161,7 +21161,7 @@
         </w:tc>
         <w:tc>
           <w:p>
-            <w:hyperlink w:history="1" r:id="rIdcyuosirokgsxl-ekzikwd">
+            <w:hyperlink w:history="1" r:id="rIdyxngbi_3fsmbu3pxhlbmb">
               <w:r>
                 <w:rPr>
                   <w:u w:val="single"/>
@@ -21226,7 +21226,7 @@
         </w:tc>
         <w:tc>
           <w:p>
-            <w:hyperlink w:history="1" r:id="rIdui0vnkmcuy4w-emkz3pbk">
+            <w:hyperlink w:history="1" r:id="rIdnzrzscrus_fjtg0pqmv0w">
               <w:r>
                 <w:rPr>
                   <w:u w:val="single"/>
@@ -21291,7 +21291,7 @@
         </w:tc>
         <w:tc>
           <w:p>
-            <w:hyperlink w:history="1" r:id="rId1crgwpi_xyglcq1gmxi3a">
+            <w:hyperlink w:history="1" r:id="rIdsflqw-fjgpeatzlif1t3i">
               <w:r>
                 <w:rPr>
                   <w:u w:val="single"/>
@@ -21356,7 +21356,7 @@
         </w:tc>
         <w:tc>
           <w:p>
-            <w:hyperlink w:history="1" r:id="rIdv_f0q-vdln7saxb3lngvn">
+            <w:hyperlink w:history="1" r:id="rIdxwzzg1pe8yewbj7vxapb_">
               <w:r>
                 <w:rPr>
                   <w:u w:val="single"/>
@@ -21421,7 +21421,7 @@
         </w:tc>
         <w:tc>
           <w:p>
-            <w:hyperlink w:history="1" r:id="rIdny8hzy95vu2vgjp_ergg5">
+            <w:hyperlink w:history="1" r:id="rIdky_vzibglqdhzveiiakra">
               <w:r>
                 <w:rPr>
                   <w:u w:val="single"/>
@@ -21486,7 +21486,7 @@
         </w:tc>
         <w:tc>
           <w:p>
-            <w:hyperlink w:history="1" r:id="rId5bkur4zjqmuqlsswnpo90">
+            <w:hyperlink w:history="1" r:id="rIdaruahkk1w2hbfxt0njjwv">
               <w:r>
                 <w:rPr>
                   <w:u w:val="single"/>
@@ -21551,7 +21551,7 @@
         </w:tc>
         <w:tc>
           <w:p>
-            <w:hyperlink w:history="1" r:id="rId7idfi6cn9hezboxi6ese4">
+            <w:hyperlink w:history="1" r:id="rIdlb_bvgdyhdolqn_v4j9dk">
               <w:r>
                 <w:rPr>
                   <w:u w:val="single"/>
@@ -21616,7 +21616,7 @@
         </w:tc>
         <w:tc>
           <w:p>
-            <w:hyperlink w:history="1" r:id="rIdc2nwjlrwij4x1cxhsedfu">
+            <w:hyperlink w:history="1" r:id="rIdtkmdasgab4ncjvjkjqw70">
               <w:r>
                 <w:rPr>
                   <w:u w:val="single"/>
@@ -21681,7 +21681,7 @@
         </w:tc>
         <w:tc>
           <w:p>
-            <w:hyperlink w:history="1" r:id="rId46sreec7ljbk55bisgvv5">
+            <w:hyperlink w:history="1" r:id="rIdhdygr4tj4gdjnklgpvubl">
               <w:r>
                 <w:rPr>
                   <w:u w:val="single"/>
@@ -21746,7 +21746,7 @@
         </w:tc>
         <w:tc>
           <w:p>
-            <w:hyperlink w:history="1" r:id="rIdm-l_gqv0wityabybkw5vk">
+            <w:hyperlink w:history="1" r:id="rIdo6ejnvha1fs108pbt7vqk">
               <w:r>
                 <w:rPr>
                   <w:u w:val="single"/>
@@ -21811,7 +21811,7 @@
         </w:tc>
         <w:tc>
           <w:p>
-            <w:hyperlink w:history="1" r:id="rIdzzzgnb5bn6j2w1rgkco5y">
+            <w:hyperlink w:history="1" r:id="rIdawhgtet-u0cjgwkmd9wq-">
               <w:r>
                 <w:rPr>
                   <w:u w:val="single"/>
@@ -21876,7 +21876,7 @@
         </w:tc>
         <w:tc>
           <w:p>
-            <w:hyperlink w:history="1" r:id="rIdexyyz_dr0poblhuoaww1m">
+            <w:hyperlink w:history="1" r:id="rIdw5ocd7gthhwrosbl0fw9s">
               <w:r>
                 <w:rPr>
                   <w:u w:val="single"/>
@@ -21941,7 +21941,7 @@
         </w:tc>
         <w:tc>
           <w:p>
-            <w:hyperlink w:history="1" r:id="rIdkyn5yfco_iblitzn1ajfc">
+            <w:hyperlink w:history="1" r:id="rId1uq07bc7bo5qmxyg0fwun">
               <w:r>
                 <w:rPr>
                   <w:u w:val="single"/>
@@ -22006,7 +22006,7 @@
         </w:tc>
         <w:tc>
           <w:p>
-            <w:hyperlink w:history="1" r:id="rId9fmp021fcijio902vobrd">
+            <w:hyperlink w:history="1" r:id="rIdrowooypihkfbjx57orqi6">
               <w:r>
                 <w:rPr>
                   <w:u w:val="single"/>
@@ -22071,7 +22071,7 @@
         </w:tc>
         <w:tc>
           <w:p>
-            <w:hyperlink w:history="1" r:id="rIdymmdpilf6kkz6k4fugquy">
+            <w:hyperlink w:history="1" r:id="rIdm4vo_tgu5p3xl1wn83_ix">
               <w:r>
                 <w:rPr>
                   <w:u w:val="single"/>
@@ -22136,7 +22136,7 @@
         </w:tc>
         <w:tc>
           <w:p>
-            <w:hyperlink w:history="1" r:id="rIdqcdpqbqyktdocacg8ftk9">
+            <w:hyperlink w:history="1" r:id="rIdpw8sstj4vxai6_gkfe-g0">
               <w:r>
                 <w:rPr>
                   <w:u w:val="single"/>
@@ -22201,7 +22201,7 @@
         </w:tc>
         <w:tc>
           <w:p>
-            <w:hyperlink w:history="1" r:id="rIdpodijmz-5ogvnolzuvmty">
+            <w:hyperlink w:history="1" r:id="rIdnwrqnup1by-snrd_hah1n">
               <w:r>
                 <w:rPr>
                   <w:u w:val="single"/>
@@ -22266,7 +22266,7 @@
         </w:tc>
         <w:tc>
           <w:p>
-            <w:hyperlink w:history="1" r:id="rId2wtysci9zt8xhwk8rskdi">
+            <w:hyperlink w:history="1" r:id="rIdj8zte_swlrt0wmlrowuwd">
               <w:r>
                 <w:rPr>
                   <w:u w:val="single"/>
@@ -22331,29 +22331,29 @@
         </w:tc>
         <w:tc>
           <w:p>
-            <w:hyperlink w:history="1" r:id="rIdp4ukrok6swzdgop-r2cyt">
-              <w:r>
-                <w:rPr>
-                  <w:u w:val="single"/>
-                  <w:color w:val="0000FF"/>
-                  <w:rStyle w:val="Hyperlink"/>
-                </w:rPr>
-                <w:t xml:space="preserve">Link</w:t>
-              </w:r>
-            </w:hyperlink>
-          </w:p>
-        </w:tc>
-        <w:tc>
-          <w:p>
-            <w:r>
-              <w:t xml:space="preserve">TBA</w:t>
-            </w:r>
-          </w:p>
-        </w:tc>
-        <w:tc>
-          <w:p>
-            <w:r>
-              <w:t xml:space="preserve">TBA</w:t>
+            <w:hyperlink w:history="1" r:id="rIdmbeqonquc2anm9bmimrtq">
+              <w:r>
+                <w:rPr>
+                  <w:u w:val="single"/>
+                  <w:color w:val="0000FF"/>
+                  <w:rStyle w:val="Hyperlink"/>
+                </w:rPr>
+                <w:t xml:space="preserve">Link</w:t>
+              </w:r>
+            </w:hyperlink>
+          </w:p>
+        </w:tc>
+        <w:tc>
+          <w:p>
+            <w:r>
+              <w:t xml:space="preserve">June 17th, June 17th, 2026, June 22nd, 2026, June 25th, 2026 | 6/12, 6/14, 6/26, 6/28 | 6/26, 6/28, 7/10, 7/12 ... [+4 more]</w:t>
+            </w:r>
+          </w:p>
+        </w:tc>
+        <w:tc>
+          <w:p>
+            <w:r>
+              <w:t xml:space="preserve">$200 - $2331</w:t>
             </w:r>
           </w:p>
         </w:tc>
@@ -22396,7 +22396,7 @@
         </w:tc>
         <w:tc>
           <w:p>
-            <w:hyperlink w:history="1" r:id="rIdadatifns2gqwpdtl0kmuk">
+            <w:hyperlink w:history="1" r:id="rIdfvobwmilmtjonhkza65sf">
               <w:r>
                 <w:rPr>
                   <w:u w:val="single"/>
@@ -22461,7 +22461,7 @@
         </w:tc>
         <w:tc>
           <w:p>
-            <w:hyperlink w:history="1" r:id="rIdfpxav5h9owfh9pa-eaoyk">
+            <w:hyperlink w:history="1" r:id="rIdoaek13s_b8lqyiifjtoh0">
               <w:r>
                 <w:rPr>
                   <w:u w:val="single"/>
@@ -22526,7 +22526,7 @@
         </w:tc>
         <w:tc>
           <w:p>
-            <w:hyperlink w:history="1" r:id="rIdh-w2zngj4xiynddkx_ps1">
+            <w:hyperlink w:history="1" r:id="rIdoytn0uqqelnaafsg117on">
               <w:r>
                 <w:rPr>
                   <w:u w:val="single"/>
@@ -22591,7 +22591,7 @@
         </w:tc>
         <w:tc>
           <w:p>
-            <w:hyperlink w:history="1" r:id="rIdumkfvykgav7-pmriaatry">
+            <w:hyperlink w:history="1" r:id="rIdzcud7lau2pny7krutpanf">
               <w:r>
                 <w:rPr>
                   <w:u w:val="single"/>
@@ -22656,7 +22656,7 @@
         </w:tc>
         <w:tc>
           <w:p>
-            <w:hyperlink w:history="1" r:id="rIdmjgln810iycoazhu6_jf-">
+            <w:hyperlink w:history="1" r:id="rId6gh7uzugwka5vhhbg_5oz">
               <w:r>
                 <w:rPr>
                   <w:u w:val="single"/>
@@ -22721,7 +22721,7 @@
         </w:tc>
         <w:tc>
           <w:p>
-            <w:hyperlink w:history="1" r:id="rIdg5kiauvs_d67vgkgv3htc">
+            <w:hyperlink w:history="1" r:id="rIdomdabghmjuw21jxjsskkn">
               <w:r>
                 <w:rPr>
                   <w:u w:val="single"/>
@@ -22786,7 +22786,7 @@
         </w:tc>
         <w:tc>
           <w:p>
-            <w:hyperlink w:history="1" r:id="rIdnuh_get4zzseqzksrmso8">
+            <w:hyperlink w:history="1" r:id="rId4vm06soxxkurcjbdutbgo">
               <w:r>
                 <w:rPr>
                   <w:u w:val="single"/>
@@ -22851,7 +22851,7 @@
         </w:tc>
         <w:tc>
           <w:p>
-            <w:hyperlink w:history="1" r:id="rIdfl8c3tnfgvmzpymywqygc">
+            <w:hyperlink w:history="1" r:id="rIdzxd5utezhwwkajnxumali">
               <w:r>
                 <w:rPr>
                   <w:u w:val="single"/>
@@ -22916,7 +22916,7 @@
         </w:tc>
         <w:tc>
           <w:p>
-            <w:hyperlink w:history="1" r:id="rIdaao2a3bz8md3htes6ar6n">
+            <w:hyperlink w:history="1" r:id="rIdqoeyjwglxcdczvkm-4wih">
               <w:r>
                 <w:rPr>
                   <w:u w:val="single"/>
@@ -22981,7 +22981,7 @@
         </w:tc>
         <w:tc>
           <w:p>
-            <w:hyperlink w:history="1" r:id="rIdvljc9y1aa7pi7sqhahuqu">
+            <w:hyperlink w:history="1" r:id="rIdzfdg6s9a9z15eammyowuy">
               <w:r>
                 <w:rPr>
                   <w:u w:val="single"/>
@@ -23046,7 +23046,7 @@
         </w:tc>
         <w:tc>
           <w:p>
-            <w:hyperlink w:history="1" r:id="rId7sm6fcv_6ldsla-b6b3va">
+            <w:hyperlink w:history="1" r:id="rIdpu2yct1qfrhkrlhn-xrac">
               <w:r>
                 <w:rPr>
                   <w:u w:val="single"/>
@@ -23111,7 +23111,7 @@
         </w:tc>
         <w:tc>
           <w:p>
-            <w:hyperlink w:history="1" r:id="rIdzowuq17krjixbxm2-lxse">
+            <w:hyperlink w:history="1" r:id="rId7zes7caix_7jww5ctacu8">
               <w:r>
                 <w:rPr>
                   <w:u w:val="single"/>
@@ -23176,7 +23176,7 @@
         </w:tc>
         <w:tc>
           <w:p>
-            <w:hyperlink w:history="1" r:id="rIdmlm6cq2n84fbitgpr0g3o">
+            <w:hyperlink w:history="1" r:id="rIdugi1ai03wzoo8zb8alef5">
               <w:r>
                 <w:rPr>
                   <w:u w:val="single"/>
@@ -23241,7 +23241,7 @@
         </w:tc>
         <w:tc>
           <w:p>
-            <w:hyperlink w:history="1" r:id="rIdxocututxcaq2y6dkb_hna">
+            <w:hyperlink w:history="1" r:id="rIdwkwa-bsor1jfjaoznfdr4">
               <w:r>
                 <w:rPr>
                   <w:u w:val="single"/>
@@ -23306,7 +23306,7 @@
         </w:tc>
         <w:tc>
           <w:p>
-            <w:hyperlink w:history="1" r:id="rIdd9puaeepuilquwd6cuyfj">
+            <w:hyperlink w:history="1" r:id="rIdjejfle9c3sspo8ttdv6tj">
               <w:r>
                 <w:rPr>
                   <w:u w:val="single"/>
@@ -23371,7 +23371,7 @@
         </w:tc>
         <w:tc>
           <w:p>
-            <w:hyperlink w:history="1" r:id="rIdysogzzivjel9yfxtbyhuu">
+            <w:hyperlink w:history="1" r:id="rIdqa7-xdxw14ofaebomhngu">
               <w:r>
                 <w:rPr>
                   <w:u w:val="single"/>
@@ -23436,7 +23436,7 @@
         </w:tc>
         <w:tc>
           <w:p>
-            <w:hyperlink w:history="1" r:id="rIdjk8zulnjfhrfi9dcnysnf">
+            <w:hyperlink w:history="1" r:id="rIdcpvlyy7jdhcntznkcmzbc">
               <w:r>
                 <w:rPr>
                   <w:u w:val="single"/>
@@ -23501,7 +23501,7 @@
         </w:tc>
         <w:tc>
           <w:p>
-            <w:hyperlink w:history="1" r:id="rIdvbqfke9-c9iilybfwo_t1">
+            <w:hyperlink w:history="1" r:id="rIdpdj1natkwvk0cvouyxtgc">
               <w:r>
                 <w:rPr>
                   <w:u w:val="single"/>
@@ -23566,7 +23566,7 @@
         </w:tc>
         <w:tc>
           <w:p>
-            <w:hyperlink w:history="1" r:id="rIdyqx9olslra069erlqjzq6">
+            <w:hyperlink w:history="1" r:id="rIdpkj6h6stgoxeqvmirk4de">
               <w:r>
                 <w:rPr>
                   <w:u w:val="single"/>
@@ -23631,7 +23631,7 @@
         </w:tc>
         <w:tc>
           <w:p>
-            <w:hyperlink w:history="1" r:id="rIdhmu6sspry3kimlkmjiayd">
+            <w:hyperlink w:history="1" r:id="rIdj2iuc-ffv6wrtcfjl72yt">
               <w:r>
                 <w:rPr>
                   <w:u w:val="single"/>
@@ -23696,7 +23696,7 @@
         </w:tc>
         <w:tc>
           <w:p>
-            <w:hyperlink w:history="1" r:id="rIdl2kpdwmwzdco4g-d3mofe">
+            <w:hyperlink w:history="1" r:id="rIdh489_lhnk0cyj16zvwigl">
               <w:r>
                 <w:rPr>
                   <w:u w:val="single"/>
@@ -23761,7 +23761,7 @@
         </w:tc>
         <w:tc>
           <w:p>
-            <w:hyperlink w:history="1" r:id="rIdkgabjnoiipijax-deddvx">
+            <w:hyperlink w:history="1" r:id="rId2uznvv4d7xgulfkmhik9y">
               <w:r>
                 <w:rPr>
                   <w:u w:val="single"/>
@@ -23826,7 +23826,7 @@
         </w:tc>
         <w:tc>
           <w:p>
-            <w:hyperlink w:history="1" r:id="rIdqga9cx5zsl2lyj3kvtlad">
+            <w:hyperlink w:history="1" r:id="rId59npg-t5jwnywkilqyhvi">
               <w:r>
                 <w:rPr>
                   <w:u w:val="single"/>
@@ -23891,7 +23891,7 @@
         </w:tc>
         <w:tc>
           <w:p>
-            <w:hyperlink w:history="1" r:id="rIdidmfbk27dhwxcl05nfa47">
+            <w:hyperlink w:history="1" r:id="rIdid5cc4q478ex3r7lteomu">
               <w:r>
                 <w:rPr>
                   <w:u w:val="single"/>
@@ -23956,7 +23956,7 @@
         </w:tc>
         <w:tc>
           <w:p>
-            <w:hyperlink w:history="1" r:id="rIdfptnaqlbzr6gas713tauh">
+            <w:hyperlink w:history="1" r:id="rIdeiaihd-7gditvbemnfqbn">
               <w:r>
                 <w:rPr>
                   <w:u w:val="single"/>
@@ -24021,7 +24021,7 @@
         </w:tc>
         <w:tc>
           <w:p>
-            <w:hyperlink w:history="1" r:id="rIdr2mw_t6qhucqga6wy25om">
+            <w:hyperlink w:history="1" r:id="rIdndhdj5csro0xkuf65rlsl">
               <w:r>
                 <w:rPr>
                   <w:u w:val="single"/>
@@ -24086,29 +24086,29 @@
         </w:tc>
         <w:tc>
           <w:p>
-            <w:hyperlink w:history="1" r:id="rIdyjhz1bxcebwt9qbztecir">
-              <w:r>
-                <w:rPr>
-                  <w:u w:val="single"/>
-                  <w:color w:val="0000FF"/>
-                  <w:rStyle w:val="Hyperlink"/>
-                </w:rPr>
-                <w:t xml:space="preserve">Link</w:t>
-              </w:r>
-            </w:hyperlink>
-          </w:p>
-        </w:tc>
-        <w:tc>
-          <w:p>
-            <w:r>
-              <w:t xml:space="preserve">TBA</w:t>
-            </w:r>
-          </w:p>
-        </w:tc>
-        <w:tc>
-          <w:p>
-            <w:r>
-              <w:t xml:space="preserve">TBA</w:t>
+            <w:hyperlink w:history="1" r:id="rIdixkommtaa7-fhfu9xamdr">
+              <w:r>
+                <w:rPr>
+                  <w:u w:val="single"/>
+                  <w:color w:val="0000FF"/>
+                  <w:rStyle w:val="Hyperlink"/>
+                </w:rPr>
+                <w:t xml:space="preserve">Link</w:t>
+              </w:r>
+            </w:hyperlink>
+          </w:p>
+        </w:tc>
+        <w:tc>
+          <w:p>
+            <w:r>
+              <w:t xml:space="preserve">06/12/2026, 06/14/2026, 06/22/2026, 06/24/2026 | 06/22/2026, 06/24/2026, 06/30/2026, 07/02/2026 | 06/30/2026, 07/02/2026, 07/10/2026, 07/12/2026 ... [+1 more]</w:t>
+            </w:r>
+          </w:p>
+        </w:tc>
+        <w:tc>
+          <w:p>
+            <w:r>
+              <w:t xml:space="preserve">$1400</w:t>
             </w:r>
           </w:p>
         </w:tc>
@@ -24151,7 +24151,7 @@
         </w:tc>
         <w:tc>
           <w:p>
-            <w:hyperlink w:history="1" r:id="rIdl9dszyjwn-wmtjzyrpgnn">
+            <w:hyperlink w:history="1" r:id="rIdb5yliq6zulu6c-l01h84q">
               <w:r>
                 <w:rPr>
                   <w:u w:val="single"/>
@@ -24216,7 +24216,7 @@
         </w:tc>
         <w:tc>
           <w:p>
-            <w:hyperlink w:history="1" r:id="rIdwohyzgepy1cuhpgw1zye4">
+            <w:hyperlink w:history="1" r:id="rIdt02fwwxlakrt-nwm92r6e">
               <w:r>
                 <w:rPr>
                   <w:u w:val="single"/>
@@ -24281,7 +24281,7 @@
         </w:tc>
         <w:tc>
           <w:p>
-            <w:hyperlink w:history="1" r:id="rIdyxfty925wlyi3vatobmfk">
+            <w:hyperlink w:history="1" r:id="rIdpogl14hp_o-o2pxactgde">
               <w:r>
                 <w:rPr>
                   <w:u w:val="single"/>
@@ -24346,7 +24346,7 @@
         </w:tc>
         <w:tc>
           <w:p>
-            <w:hyperlink w:history="1" r:id="rIdwfn8jsrxfloi5rb72x8e4">
+            <w:hyperlink w:history="1" r:id="rId1nymh5uqizvqx7sh-ks0r">
               <w:r>
                 <w:rPr>
                   <w:u w:val="single"/>
@@ -24411,7 +24411,7 @@
         </w:tc>
         <w:tc>
           <w:p>
-            <w:hyperlink w:history="1" r:id="rIdg763l8anmohet9xhxypxb">
+            <w:hyperlink w:history="1" r:id="rIdxx6elnfrbnsigj1odz4z3">
               <w:r>
                 <w:rPr>
                   <w:u w:val="single"/>
@@ -24476,7 +24476,7 @@
         </w:tc>
         <w:tc>
           <w:p>
-            <w:hyperlink w:history="1" r:id="rId7nsfrzaxqfud9ebxofrvu">
+            <w:hyperlink w:history="1" r:id="rIdhvifc3cla2d1f0smdkhmt">
               <w:r>
                 <w:rPr>
                   <w:u w:val="single"/>
@@ -24541,7 +24541,7 @@
         </w:tc>
         <w:tc>
           <w:p>
-            <w:hyperlink w:history="1" r:id="rIdageu5f_s-1tvr_tuvxcr7">
+            <w:hyperlink w:history="1" r:id="rIdftxxxtpbizslxont856pe">
               <w:r>
                 <w:rPr>
                   <w:u w:val="single"/>
@@ -24606,7 +24606,7 @@
         </w:tc>
         <w:tc>
           <w:p>
-            <w:hyperlink w:history="1" r:id="rIdchfr4gjfj10p9z-cjxynd">
+            <w:hyperlink w:history="1" r:id="rIde4jozhq6e7-xcnie4tmos">
               <w:r>
                 <w:rPr>
                   <w:u w:val="single"/>
@@ -24671,7 +24671,7 @@
         </w:tc>
         <w:tc>
           <w:p>
-            <w:hyperlink w:history="1" r:id="rIdlx1how_wl-p2aggermbih">
+            <w:hyperlink w:history="1" r:id="rIdi6m6irenfioiihpekcsys">
               <w:r>
                 <w:rPr>
                   <w:u w:val="single"/>
@@ -24736,7 +24736,7 @@
         </w:tc>
         <w:tc>
           <w:p>
-            <w:hyperlink w:history="1" r:id="rIdlrigo8ndcprvjyw8cfhag">
+            <w:hyperlink w:history="1" r:id="rIdmeztwivwm_awk-9_9utjw">
               <w:r>
                 <w:rPr>
                   <w:u w:val="single"/>
@@ -24801,7 +24801,7 @@
         </w:tc>
         <w:tc>
           <w:p>
-            <w:hyperlink w:history="1" r:id="rId7djjzvgoxlufxiwjcd9xq">
+            <w:hyperlink w:history="1" r:id="rIduk3tta0lh1k4rw8zat6ky">
               <w:r>
                 <w:rPr>
                   <w:u w:val="single"/>
@@ -24866,7 +24866,7 @@
         </w:tc>
         <w:tc>
           <w:p>
-            <w:hyperlink w:history="1" r:id="rId0uyorzw-biqqlwibgwuit">
+            <w:hyperlink w:history="1" r:id="rId-how-n40v2fp64wkv0nk7">
               <w:r>
                 <w:rPr>
                   <w:u w:val="single"/>
@@ -24931,7 +24931,7 @@
         </w:tc>
         <w:tc>
           <w:p>
-            <w:hyperlink w:history="1" r:id="rIdbiht0hes2ipcwfalctjwj">
+            <w:hyperlink w:history="1" r:id="rIdnym_kn2czq7si1efrv5bi">
               <w:r>
                 <w:rPr>
                   <w:u w:val="single"/>
@@ -24996,7 +24996,7 @@
         </w:tc>
         <w:tc>
           <w:p>
-            <w:hyperlink w:history="1" r:id="rIddmzcg_xodxgy7gvo8ix4u">
+            <w:hyperlink w:history="1" r:id="rIdm5k-8wgx6ffm3bk_a_wb3">
               <w:r>
                 <w:rPr>
                   <w:u w:val="single"/>
@@ -25061,7 +25061,7 @@
         </w:tc>
         <w:tc>
           <w:p>
-            <w:hyperlink w:history="1" r:id="rIdyk8k4t_1i7uyxnjlcuaeo">
+            <w:hyperlink w:history="1" r:id="rId1wbx3gyv7p2yqxxh6uj9y">
               <w:r>
                 <w:rPr>
                   <w:u w:val="single"/>
@@ -25126,7 +25126,7 @@
         </w:tc>
         <w:tc>
           <w:p>
-            <w:hyperlink w:history="1" r:id="rIdqgl7nzbtqlbm5t01-jlq-">
+            <w:hyperlink w:history="1" r:id="rIdrt5hqfbkhy0yzlo8bppse">
               <w:r>
                 <w:rPr>
                   <w:u w:val="single"/>
@@ -25191,7 +25191,7 @@
         </w:tc>
         <w:tc>
           <w:p>
-            <w:hyperlink w:history="1" r:id="rIdau4y8avhmqjusno5vk7p5">
+            <w:hyperlink w:history="1" r:id="rIdvj5-5dzkpjcdxl9se-ied">
               <w:r>
                 <w:rPr>
                   <w:u w:val="single"/>
@@ -25256,7 +25256,7 @@
         </w:tc>
         <w:tc>
           <w:p>
-            <w:hyperlink w:history="1" r:id="rIdl_pan0o1s2jqdurabog2h">
+            <w:hyperlink w:history="1" r:id="rIdnonaj7-zp-xh-9nkqw4bs">
               <w:r>
                 <w:rPr>
                   <w:u w:val="single"/>
@@ -25321,7 +25321,7 @@
         </w:tc>
         <w:tc>
           <w:p>
-            <w:hyperlink w:history="1" r:id="rIdnlxkr3owuxivbzcnnv2uy">
+            <w:hyperlink w:history="1" r:id="rId0k2hwoddij6s-qqkst6jn">
               <w:r>
                 <w:rPr>
                   <w:u w:val="single"/>
@@ -25386,7 +25386,7 @@
         </w:tc>
         <w:tc>
           <w:p>
-            <w:hyperlink w:history="1" r:id="rIdnvam0hpv1cvqzdrjme5na">
+            <w:hyperlink w:history="1" r:id="rIdkgioemoq7y2q38eet3wu6">
               <w:r>
                 <w:rPr>
                   <w:u w:val="single"/>
@@ -25451,7 +25451,7 @@
         </w:tc>
         <w:tc>
           <w:p>
-            <w:hyperlink w:history="1" r:id="rIdqkm1rweberoos2oglfkgs">
+            <w:hyperlink w:history="1" r:id="rIddj8ztq4qreby1dc269pou">
               <w:r>
                 <w:rPr>
                   <w:u w:val="single"/>
@@ -25516,7 +25516,7 @@
         </w:tc>
         <w:tc>
           <w:p>
-            <w:hyperlink w:history="1" r:id="rIdamdtgjuma7knlvvubpypc">
+            <w:hyperlink w:history="1" r:id="rIdeboa63q-v-ono3njqxi4t">
               <w:r>
                 <w:rPr>
                   <w:u w:val="single"/>
@@ -25581,7 +25581,7 @@
         </w:tc>
         <w:tc>
           <w:p>
-            <w:hyperlink w:history="1" r:id="rId8dlzroxmhir12r7j1dibz">
+            <w:hyperlink w:history="1" r:id="rId3de1_n7jzf7bi_sjq6tgb">
               <w:r>
                 <w:rPr>
                   <w:u w:val="single"/>
@@ -25646,7 +25646,7 @@
         </w:tc>
         <w:tc>
           <w:p>
-            <w:hyperlink w:history="1" r:id="rIdypjaizge3kqnvnhh7ueet">
+            <w:hyperlink w:history="1" r:id="rIdk9s7cnavqmnbxy8u1l6ac">
               <w:r>
                 <w:rPr>
                   <w:u w:val="single"/>
@@ -25711,7 +25711,7 @@
         </w:tc>
         <w:tc>
           <w:p>
-            <w:hyperlink w:history="1" r:id="rIdqiaov4e6tc98e9y2bihpu">
+            <w:hyperlink w:history="1" r:id="rIdfpe4t7qshngbpyz55vyru">
               <w:r>
                 <w:rPr>
                   <w:u w:val="single"/>
@@ -25776,7 +25776,7 @@
         </w:tc>
         <w:tc>
           <w:p>
-            <w:hyperlink w:history="1" r:id="rId847wtjembx9zw5krdcxmm">
+            <w:hyperlink w:history="1" r:id="rIdprqh0v8n_z-ktandzasa0">
               <w:r>
                 <w:rPr>
                   <w:u w:val="single"/>
@@ -25841,7 +25841,7 @@
         </w:tc>
         <w:tc>
           <w:p>
-            <w:hyperlink w:history="1" r:id="rId16_rdfvdrlpxrrn8m_6dc">
+            <w:hyperlink w:history="1" r:id="rIdwd-ahxyr1xekj6jzkee-m">
               <w:r>
                 <w:rPr>
                   <w:u w:val="single"/>
@@ -25906,7 +25906,7 @@
         </w:tc>
         <w:tc>
           <w:p>
-            <w:hyperlink w:history="1" r:id="rIdk-xjfatlrz5u2kroeio8z">
+            <w:hyperlink w:history="1" r:id="rId82daip3iiux6upxcivm-t">
               <w:r>
                 <w:rPr>
                   <w:u w:val="single"/>
@@ -25971,7 +25971,7 @@
         </w:tc>
         <w:tc>
           <w:p>
-            <w:hyperlink w:history="1" r:id="rIdtgq5p6uzqx2fnuuipjwdw">
+            <w:hyperlink w:history="1" r:id="rIdavbrawx8c6sdsjrxmr-lr">
               <w:r>
                 <w:rPr>
                   <w:u w:val="single"/>
@@ -26036,7 +26036,7 @@
         </w:tc>
         <w:tc>
           <w:p>
-            <w:hyperlink w:history="1" r:id="rIdzmsoi4tbjkz8ewollfyje">
+            <w:hyperlink w:history="1" r:id="rIds1ingahzowbysmvxyowl3">
               <w:r>
                 <w:rPr>
                   <w:u w:val="single"/>
@@ -26101,7 +26101,7 @@
         </w:tc>
         <w:tc>
           <w:p>
-            <w:hyperlink w:history="1" r:id="rIdqy8djuusd-112lzuqf4po">
+            <w:hyperlink w:history="1" r:id="rIdobh9oenrssmilzyk8vf51">
               <w:r>
                 <w:rPr>
                   <w:u w:val="single"/>
@@ -26166,7 +26166,7 @@
         </w:tc>
         <w:tc>
           <w:p>
-            <w:hyperlink w:history="1" r:id="rId80qbssa-youpflpbq0skg">
+            <w:hyperlink w:history="1" r:id="rIdjm2akt4bojfl4i5z4lqsb">
               <w:r>
                 <w:rPr>
                   <w:u w:val="single"/>
@@ -26231,7 +26231,7 @@
         </w:tc>
         <w:tc>
           <w:p>
-            <w:hyperlink w:history="1" r:id="rIdt9nhrf4gmydxe4y4-0lye">
+            <w:hyperlink w:history="1" r:id="rIdcxevkk2hh6mfbwjbfuhhd">
               <w:r>
                 <w:rPr>
                   <w:u w:val="single"/>
@@ -26296,7 +26296,7 @@
         </w:tc>
         <w:tc>
           <w:p>
-            <w:hyperlink w:history="1" r:id="rIdkza4pwosrgl-jwqox8pl6">
+            <w:hyperlink w:history="1" r:id="rIdauofhjjpjrln5-d7ma9fb">
               <w:r>
                 <w:rPr>
                   <w:u w:val="single"/>
@@ -26361,7 +26361,7 @@
         </w:tc>
         <w:tc>
           <w:p>
-            <w:hyperlink w:history="1" r:id="rIdawfwmow76lp0oakwnqasj">
+            <w:hyperlink w:history="1" r:id="rIdemjm8aw4vl7kr9nqb5tga">
               <w:r>
                 <w:rPr>
                   <w:u w:val="single"/>
@@ -26426,7 +26426,7 @@
         </w:tc>
         <w:tc>
           <w:p>
-            <w:hyperlink w:history="1" r:id="rId2nbm_aveoagggiaa6b1sl">
+            <w:hyperlink w:history="1" r:id="rIdo1s1vpt0t0j7biaice3kc">
               <w:r>
                 <w:rPr>
                   <w:u w:val="single"/>
@@ -26491,7 +26491,7 @@
         </w:tc>
         <w:tc>
           <w:p>
-            <w:hyperlink w:history="1" r:id="rIdnyu3yslyl-wd2spiooyod">
+            <w:hyperlink w:history="1" r:id="rIdkhqepayny5owwimrtyjvc">
               <w:r>
                 <w:rPr>
                   <w:u w:val="single"/>
@@ -26556,7 +26556,7 @@
         </w:tc>
         <w:tc>
           <w:p>
-            <w:hyperlink w:history="1" r:id="rId0_nou1mn0qgv7gtu5lpee">
+            <w:hyperlink w:history="1" r:id="rIdo0lmnaf62roarp99fx9bs">
               <w:r>
                 <w:rPr>
                   <w:u w:val="single"/>
@@ -26621,7 +26621,7 @@
         </w:tc>
         <w:tc>
           <w:p>
-            <w:hyperlink w:history="1" r:id="rIdxhvbz_pv_gdb3zxnmeldc">
+            <w:hyperlink w:history="1" r:id="rIdpew_5tbxjjylq90rfhnie">
               <w:r>
                 <w:rPr>
                   <w:u w:val="single"/>
@@ -26686,7 +26686,7 @@
         </w:tc>
         <w:tc>
           <w:p>
-            <w:hyperlink w:history="1" r:id="rIdnwhcxrfmb7izn0h1gncvy">
+            <w:hyperlink w:history="1" r:id="rId5b4go4hn_srhwqr7gymtf">
               <w:r>
                 <w:rPr>
                   <w:u w:val="single"/>
@@ -26751,7 +26751,7 @@
         </w:tc>
         <w:tc>
           <w:p>
-            <w:hyperlink w:history="1" r:id="rIdn284ykj9xhztykurauqrt">
+            <w:hyperlink w:history="1" r:id="rIdoohsyhgthuoumkxtwneti">
               <w:r>
                 <w:rPr>
                   <w:u w:val="single"/>
@@ -26816,29 +26816,29 @@
         </w:tc>
         <w:tc>
           <w:p>
-            <w:hyperlink w:history="1" r:id="rIdqe_xatkrltywjw8w6vv4v">
-              <w:r>
-                <w:rPr>
-                  <w:u w:val="single"/>
-                  <w:color w:val="0000FF"/>
-                  <w:rStyle w:val="Hyperlink"/>
-                </w:rPr>
-                <w:t xml:space="preserve">Link</w:t>
-              </w:r>
-            </w:hyperlink>
-          </w:p>
-        </w:tc>
-        <w:tc>
-          <w:p>
-            <w:r>
-              <w:t xml:space="preserve">June 29 - July 2, 2026 | June 30, 2026 | July 1, 2026 | July 6-9, 2026 | July 7, 2026 | July 8, 2026 | July 13-16, 2026 | July 14, 2026 | July 15, 2026 | July 20-23, 2026 | July 27-30, 2026 | August 22, 2026 | August 23, 2026</w:t>
-            </w:r>
-          </w:p>
-        </w:tc>
-        <w:tc>
-          <w:p>
-            <w:r>
-              <w:t xml:space="preserve">$485 | $190 | $190 | $485 | $190 | $190 | $485 | $190 | $190 | $485 | $485 | $100/$150/$200 | $100/$150/$200</w:t>
+            <w:hyperlink w:history="1" r:id="rIdqznudhg5nsvl7qsqt61h0">
+              <w:r>
+                <w:rPr>
+                  <w:u w:val="single"/>
+                  <w:color w:val="0000FF"/>
+                  <w:rStyle w:val="Hyperlink"/>
+                </w:rPr>
+                <w:t xml:space="preserve">Link</w:t>
+              </w:r>
+            </w:hyperlink>
+          </w:p>
+        </w:tc>
+        <w:tc>
+          <w:p>
+            <w:r>
+              <w:t xml:space="preserve">June 29, July 2, 2026, June 30, 2026 | July 1, 2026, July 6-9, 2026, July 7, 2026 | July 6-9, 2026, July 7, 2026, July 8, 2026, July 13-16, 2026 ... [+7 more]</w:t>
+            </w:r>
+          </w:p>
+        </w:tc>
+        <w:tc>
+          <w:p>
+            <w:r>
+              <w:t xml:space="preserve">$100 - $650</w:t>
             </w:r>
           </w:p>
         </w:tc>
@@ -26859,7 +26859,7 @@
         <w:tc>
           <w:p>
             <w:r>
-              <w:t xml:space="preserve">drew.bishop@athletics.utexas.edu</w:t>
+              <w:t xml:space="preserve">Drew.Bishop@athletics.utexas.edu</w:t>
             </w:r>
           </w:p>
         </w:tc>
@@ -26881,7 +26881,7 @@
         </w:tc>
         <w:tc>
           <w:p>
-            <w:hyperlink w:history="1" r:id="rIdnutrrxxmgvui0yz-diydn">
+            <w:hyperlink w:history="1" r:id="rIdik7qhd27a6fi7yrirr167">
               <w:r>
                 <w:rPr>
                   <w:u w:val="single"/>
@@ -26946,7 +26946,7 @@
         </w:tc>
         <w:tc>
           <w:p>
-            <w:hyperlink w:history="1" r:id="rIdk9tphm7kfavdpbnjghptx">
+            <w:hyperlink w:history="1" r:id="rIdvrz9l9g8wihov6lz4ke8h">
               <w:r>
                 <w:rPr>
                   <w:u w:val="single"/>
@@ -27011,29 +27011,29 @@
         </w:tc>
         <w:tc>
           <w:p>
-            <w:hyperlink w:history="1" r:id="rIdijbb8guifq-pno4qldaci">
-              <w:r>
-                <w:rPr>
-                  <w:u w:val="single"/>
-                  <w:color w:val="0000FF"/>
-                  <w:rStyle w:val="Hyperlink"/>
-                </w:rPr>
-                <w:t xml:space="preserve">Link</w:t>
-              </w:r>
-            </w:hyperlink>
-          </w:p>
-        </w:tc>
-        <w:tc>
-          <w:p>
-            <w:r>
-              <w:t xml:space="preserve">TBA</w:t>
-            </w:r>
-          </w:p>
-        </w:tc>
-        <w:tc>
-          <w:p>
-            <w:r>
-              <w:t xml:space="preserve">TBA</w:t>
+            <w:hyperlink w:history="1" r:id="rIdoinmeu8xtbq_oimbemqdw">
+              <w:r>
+                <w:rPr>
+                  <w:u w:val="single"/>
+                  <w:color w:val="0000FF"/>
+                  <w:rStyle w:val="Hyperlink"/>
+                </w:rPr>
+                <w:t xml:space="preserve">Link</w:t>
+              </w:r>
+            </w:hyperlink>
+          </w:p>
+        </w:tc>
+        <w:tc>
+          <w:p>
+            <w:r>
+              <w:t xml:space="preserve">June 8-10, June 15-17, June 23, July 13-15 | June 8-10, June 15-17, July 13-15, July 27-29</w:t>
+            </w:r>
+          </w:p>
+        </w:tc>
+        <w:tc>
+          <w:p>
+            <w:r>
+              <w:t xml:space="preserve">$150 - $250</w:t>
             </w:r>
           </w:p>
         </w:tc>
@@ -27076,7 +27076,7 @@
         </w:tc>
         <w:tc>
           <w:p>
-            <w:hyperlink w:history="1" r:id="rIdo_ulgsgfsmds3keka7rax">
+            <w:hyperlink w:history="1" r:id="rIdsg-ovjx97cnlkkugmsrpd">
               <w:r>
                 <w:rPr>
                   <w:u w:val="single"/>
@@ -27141,7 +27141,7 @@
         </w:tc>
         <w:tc>
           <w:p>
-            <w:hyperlink w:history="1" r:id="rIdzabrfdybj49jltrze-z0b">
+            <w:hyperlink w:history="1" r:id="rIduunxuqkw3l660ftdblj4j">
               <w:r>
                 <w:rPr>
                   <w:u w:val="single"/>
@@ -27206,7 +27206,7 @@
         </w:tc>
         <w:tc>
           <w:p>
-            <w:hyperlink w:history="1" r:id="rIdwg1tuiazqjk27rgsebzci">
+            <w:hyperlink w:history="1" r:id="rId9aow-gjeizjgqjan37tpd">
               <w:r>
                 <w:rPr>
                   <w:u w:val="single"/>
@@ -27271,7 +27271,7 @@
         </w:tc>
         <w:tc>
           <w:p>
-            <w:hyperlink w:history="1" r:id="rId5gjcpmefr9yhemvw9bbcy">
+            <w:hyperlink w:history="1" r:id="rIdxnm7ny8moqreg9kns5top">
               <w:r>
                 <w:rPr>
                   <w:u w:val="single"/>
@@ -27336,7 +27336,7 @@
         </w:tc>
         <w:tc>
           <w:p>
-            <w:hyperlink w:history="1" r:id="rIdy1okyo8ylog0ijxdxvbma">
+            <w:hyperlink w:history="1" r:id="rIdumokkrqe6tb1hva0-5xxx">
               <w:r>
                 <w:rPr>
                   <w:u w:val="single"/>
@@ -27401,7 +27401,7 @@
         </w:tc>
         <w:tc>
           <w:p>
-            <w:hyperlink w:history="1" r:id="rIdhjev7z6b8hmihof2-kn9v">
+            <w:hyperlink w:history="1" r:id="rIdqekowwihbqu1jkfzndlal">
               <w:r>
                 <w:rPr>
                   <w:u w:val="single"/>
@@ -27466,7 +27466,7 @@
         </w:tc>
         <w:tc>
           <w:p>
-            <w:hyperlink w:history="1" r:id="rIdec5qyptw5rkgdelqmx2sd">
+            <w:hyperlink w:history="1" r:id="rIduwqhi2lseorfcnjctzqjj">
               <w:r>
                 <w:rPr>
                   <w:u w:val="single"/>
@@ -27531,7 +27531,7 @@
         </w:tc>
         <w:tc>
           <w:p>
-            <w:hyperlink w:history="1" r:id="rIdsx_y39m2doeexkhpgbpwd">
+            <w:hyperlink w:history="1" r:id="rIdlrjwgm899bfrnsv_bcrxc">
               <w:r>
                 <w:rPr>
                   <w:u w:val="single"/>
@@ -27596,7 +27596,7 @@
         </w:tc>
         <w:tc>
           <w:p>
-            <w:hyperlink w:history="1" r:id="rIdhsorqzm-xwrkamn9xprtc">
+            <w:hyperlink w:history="1" r:id="rIde4njha4gzrq_wvqvelejc">
               <w:r>
                 <w:rPr>
                   <w:u w:val="single"/>
@@ -27661,7 +27661,7 @@
         </w:tc>
         <w:tc>
           <w:p>
-            <w:hyperlink w:history="1" r:id="rIdsmwjcos_vldvih_q2si3a">
+            <w:hyperlink w:history="1" r:id="rIdur68htyma0yw49vencuts">
               <w:r>
                 <w:rPr>
                   <w:u w:val="single"/>
@@ -27726,7 +27726,7 @@
         </w:tc>
         <w:tc>
           <w:p>
-            <w:hyperlink w:history="1" r:id="rIdyhi_dkn7bwwsr10mbjoqs">
+            <w:hyperlink w:history="1" r:id="rIdhj0pzlq9palbxucwkeuln">
               <w:r>
                 <w:rPr>
                   <w:u w:val="single"/>
@@ -27791,7 +27791,7 @@
         </w:tc>
         <w:tc>
           <w:p>
-            <w:hyperlink w:history="1" r:id="rIddusu7adt8np0ifxsdqpv_">
+            <w:hyperlink w:history="1" r:id="rIdpkqz9z4_nxxtb9ywp05yj">
               <w:r>
                 <w:rPr>
                   <w:u w:val="single"/>
@@ -27856,7 +27856,7 @@
         </w:tc>
         <w:tc>
           <w:p>
-            <w:hyperlink w:history="1" r:id="rIdbqfbi5g-_ncg_eawix6zq">
+            <w:hyperlink w:history="1" r:id="rId4wjgkx068kx5jba_rwkpt">
               <w:r>
                 <w:rPr>
                   <w:u w:val="single"/>
@@ -27921,7 +27921,7 @@
         </w:tc>
         <w:tc>
           <w:p>
-            <w:hyperlink w:history="1" r:id="rIdbjkwxb8sr7nfe_qwlek5h">
+            <w:hyperlink w:history="1" r:id="rIdw12kuiabjcrvvbpdq_gfi">
               <w:r>
                 <w:rPr>
                   <w:u w:val="single"/>
@@ -27986,7 +27986,7 @@
         </w:tc>
         <w:tc>
           <w:p>
-            <w:hyperlink w:history="1" r:id="rIdugolc53xk1wrmim5hoqsa">
+            <w:hyperlink w:history="1" r:id="rIdidcwstwsr3xepelyiidqw">
               <w:r>
                 <w:rPr>
                   <w:u w:val="single"/>
@@ -28051,7 +28051,7 @@
         </w:tc>
         <w:tc>
           <w:p>
-            <w:hyperlink w:history="1" r:id="rIds99ynbydf6h_gogh-euac">
+            <w:hyperlink w:history="1" r:id="rIdhbquczcq4qrjpzipj_0gw">
               <w:r>
                 <w:rPr>
                   <w:u w:val="single"/>
@@ -28116,7 +28116,7 @@
         </w:tc>
         <w:tc>
           <w:p>
-            <w:hyperlink w:history="1" r:id="rIdjf9khdqmzacaatl9hjfrm">
+            <w:hyperlink w:history="1" r:id="rIdf_obyw95jpgkdkddpzqc3">
               <w:r>
                 <w:rPr>
                   <w:u w:val="single"/>
@@ -28159,7 +28159,7 @@
         <w:tc>
           <w:p>
             <w:r>
-              <w:t xml:space="preserve">TBA</w:t>
+              <w:t xml:space="preserve">pjcurry@uab.edu</w:t>
             </w:r>
           </w:p>
         </w:tc>
@@ -28181,7 +28181,7 @@
         </w:tc>
         <w:tc>
           <w:p>
-            <w:hyperlink w:history="1" r:id="rIdadq5f1mcagkqn43ljwyqd">
+            <w:hyperlink w:history="1" r:id="rId5mvgnsinkproj3_gtfl9e">
               <w:r>
                 <w:rPr>
                   <w:u w:val="single"/>
@@ -28246,7 +28246,7 @@
         </w:tc>
         <w:tc>
           <w:p>
-            <w:hyperlink w:history="1" r:id="rIdnoi1jepsyrn4rbvduisll">
+            <w:hyperlink w:history="1" r:id="rId9gzvkb2b2anjvsebtdpzn">
               <w:r>
                 <w:rPr>
                   <w:u w:val="single"/>
@@ -28311,7 +28311,7 @@
         </w:tc>
         <w:tc>
           <w:p>
-            <w:hyperlink w:history="1" r:id="rIdcvwctapq6jsuy7ghv9b3_">
+            <w:hyperlink w:history="1" r:id="rId64stjkp775untyuyog9xt">
               <w:r>
                 <w:rPr>
                   <w:u w:val="single"/>
@@ -28376,7 +28376,7 @@
         </w:tc>
         <w:tc>
           <w:p>
-            <w:hyperlink w:history="1" r:id="rId8gsjk9vjzlhmessnt6pii">
+            <w:hyperlink w:history="1" r:id="rIdwp4yzbfcrlpgc0dyfpwzr">
               <w:r>
                 <w:rPr>
                   <w:u w:val="single"/>
@@ -28441,7 +28441,7 @@
         </w:tc>
         <w:tc>
           <w:p>
-            <w:hyperlink w:history="1" r:id="rIdasc1zovwlwryokonhqwii">
+            <w:hyperlink w:history="1" r:id="rIdzeeoxrhohvg1ex0nbvxdg">
               <w:r>
                 <w:rPr>
                   <w:u w:val="single"/>
@@ -28506,7 +28506,7 @@
         </w:tc>
         <w:tc>
           <w:p>
-            <w:hyperlink w:history="1" r:id="rIdot13dcrmpnmbyd7lpogf4">
+            <w:hyperlink w:history="1" r:id="rIdr0xiypwtmnvkglaovddyl">
               <w:r>
                 <w:rPr>
                   <w:u w:val="single"/>
@@ -28571,7 +28571,7 @@
         </w:tc>
         <w:tc>
           <w:p>
-            <w:hyperlink w:history="1" r:id="rIdmxa9-juqxu9kk8lcub8g9">
+            <w:hyperlink w:history="1" r:id="rIdvdjh9xpoh7nx3zoggvnmv">
               <w:r>
                 <w:rPr>
                   <w:u w:val="single"/>
@@ -28636,7 +28636,7 @@
         </w:tc>
         <w:tc>
           <w:p>
-            <w:hyperlink w:history="1" r:id="rIdq17apo3pe9vfsg2u0w45d">
+            <w:hyperlink w:history="1" r:id="rIdfi3ywjcg1efbdtwzcxfth">
               <w:r>
                 <w:rPr>
                   <w:u w:val="single"/>
@@ -28701,7 +28701,7 @@
         </w:tc>
         <w:tc>
           <w:p>
-            <w:hyperlink w:history="1" r:id="rIdnj4shkbe4cnl_8pcr88z2">
+            <w:hyperlink w:history="1" r:id="rIdhtezrbyoswn5fqe9nszyp">
               <w:r>
                 <w:rPr>
                   <w:u w:val="single"/>
@@ -28766,7 +28766,7 @@
         </w:tc>
         <w:tc>
           <w:p>
-            <w:hyperlink w:history="1" r:id="rIdqwf7pi6sgg3xih62-mxma">
+            <w:hyperlink w:history="1" r:id="rId734yhm99-l1phsv9ekftr">
               <w:r>
                 <w:rPr>
                   <w:u w:val="single"/>
@@ -28831,7 +28831,7 @@
         </w:tc>
         <w:tc>
           <w:p>
-            <w:hyperlink w:history="1" r:id="rIdf8sgcodxb4u7gp9qd-hnx">
+            <w:hyperlink w:history="1" r:id="rIdgceuqz3ffg7pkdhhahjwj">
               <w:r>
                 <w:rPr>
                   <w:u w:val="single"/>
@@ -28896,7 +28896,7 @@
         </w:tc>
         <w:tc>
           <w:p>
-            <w:hyperlink w:history="1" r:id="rIdzq9fqukyz2kgnh0ghnx9d">
+            <w:hyperlink w:history="1" r:id="rIdwjvjim6pdxw1jdgjgkuvo">
               <w:r>
                 <w:rPr>
                   <w:u w:val="single"/>
@@ -28961,7 +28961,7 @@
         </w:tc>
         <w:tc>
           <w:p>
-            <w:hyperlink w:history="1" r:id="rIdrdgf5nmncncjjzoep1a9m">
+            <w:hyperlink w:history="1" r:id="rIdbz0uot7ctv3njfn1muidl">
               <w:r>
                 <w:rPr>
                   <w:u w:val="single"/>
@@ -29026,7 +29026,7 @@
         </w:tc>
         <w:tc>
           <w:p>
-            <w:hyperlink w:history="1" r:id="rIdwsofwkbkdsvo8f8limmmq">
+            <w:hyperlink w:history="1" r:id="rIddfavgymwt5cq5n6nhaln_">
               <w:r>
                 <w:rPr>
                   <w:u w:val="single"/>
@@ -29091,7 +29091,7 @@
         </w:tc>
         <w:tc>
           <w:p>
-            <w:hyperlink w:history="1" r:id="rId3r4iydut-1lax_kmszsfa">
+            <w:hyperlink w:history="1" r:id="rIdsobl54jqg3e07341c_0df">
               <w:r>
                 <w:rPr>
                   <w:u w:val="single"/>
@@ -29156,7 +29156,7 @@
         </w:tc>
         <w:tc>
           <w:p>
-            <w:hyperlink w:history="1" r:id="rIddfr1aipj6cy5cbndngm7t">
+            <w:hyperlink w:history="1" r:id="rIdgiixxirltbuy-fwhpatxx">
               <w:r>
                 <w:rPr>
                   <w:u w:val="single"/>
@@ -29221,7 +29221,7 @@
         </w:tc>
         <w:tc>
           <w:p>
-            <w:hyperlink w:history="1" r:id="rIdvnq4invs4ca_85ccvwwh0">
+            <w:hyperlink w:history="1" r:id="rIdynuduzuov4rypeaxawk8a">
               <w:r>
                 <w:rPr>
                   <w:u w:val="single"/>
@@ -29286,7 +29286,7 @@
         </w:tc>
         <w:tc>
           <w:p>
-            <w:hyperlink w:history="1" r:id="rId242ihdhba8zwync0u6n0h">
+            <w:hyperlink w:history="1" r:id="rIdh54akjcq1kzanmqknrkv3">
               <w:r>
                 <w:rPr>
                   <w:u w:val="single"/>
@@ -29351,7 +29351,7 @@
         </w:tc>
         <w:tc>
           <w:p>
-            <w:hyperlink w:history="1" r:id="rIdma8elbqssfyh-dyjoudei">
+            <w:hyperlink w:history="1" r:id="rIdpy6uiugpokh4zdkffj-14">
               <w:r>
                 <w:rPr>
                   <w:u w:val="single"/>
@@ -29416,7 +29416,7 @@
         </w:tc>
         <w:tc>
           <w:p>
-            <w:hyperlink w:history="1" r:id="rId5ohcvqpvaffru0zpbn8ou">
+            <w:hyperlink w:history="1" r:id="rId8arhu3fmffmx2hlnovi6r">
               <w:r>
                 <w:rPr>
                   <w:u w:val="single"/>
@@ -29481,7 +29481,7 @@
         </w:tc>
         <w:tc>
           <w:p>
-            <w:hyperlink w:history="1" r:id="rIdfzcfoqykjhbgfkxfxok21">
+            <w:hyperlink w:history="1" r:id="rIduenvx8lckaw3s1yok7rkk">
               <w:r>
                 <w:rPr>
                   <w:u w:val="single"/>
@@ -29546,7 +29546,7 @@
         </w:tc>
         <w:tc>
           <w:p>
-            <w:hyperlink w:history="1" r:id="rIdkozo45ge-t8e1nmuu8pym">
+            <w:hyperlink w:history="1" r:id="rId3eat7fhv4laippm9f45mn">
               <w:r>
                 <w:rPr>
                   <w:u w:val="single"/>
@@ -29611,7 +29611,7 @@
         </w:tc>
         <w:tc>
           <w:p>
-            <w:hyperlink w:history="1" r:id="rIdopzd25zoacjw79ezksmfo">
+            <w:hyperlink w:history="1" r:id="rIdy1h1ltquunnbulkaevx2d">
               <w:r>
                 <w:rPr>
                   <w:u w:val="single"/>
@@ -29676,7 +29676,7 @@
         </w:tc>
         <w:tc>
           <w:p>
-            <w:hyperlink w:history="1" r:id="rIdmcr0umb6d6knwvsxigxhd">
+            <w:hyperlink w:history="1" r:id="rIdjzchee8pr7wku-llehjyc">
               <w:r>
                 <w:rPr>
                   <w:u w:val="single"/>
@@ -29741,7 +29741,7 @@
         </w:tc>
         <w:tc>
           <w:p>
-            <w:hyperlink w:history="1" r:id="rIdwozrftfyeckby9nbu52qd">
+            <w:hyperlink w:history="1" r:id="rIdask5hfuwjjsd6dhyvra-x">
               <w:r>
                 <w:rPr>
                   <w:u w:val="single"/>
@@ -29806,7 +29806,7 @@
         </w:tc>
         <w:tc>
           <w:p>
-            <w:hyperlink w:history="1" r:id="rIdkamxhgqlfextiz0phg29x">
+            <w:hyperlink w:history="1" r:id="rIdzdlecvepsxyxs1tne8kfw">
               <w:r>
                 <w:rPr>
                   <w:u w:val="single"/>
@@ -29871,7 +29871,7 @@
         </w:tc>
         <w:tc>
           <w:p>
-            <w:hyperlink w:history="1" r:id="rIdnqj5dil0dwvnxpg3u-n8u">
+            <w:hyperlink w:history="1" r:id="rIdoizcy49nhprzf6ck7blaf">
               <w:r>
                 <w:rPr>
                   <w:u w:val="single"/>
@@ -29936,7 +29936,7 @@
         </w:tc>
         <w:tc>
           <w:p>
-            <w:hyperlink w:history="1" r:id="rIdx4kqhchn9n2_1qv6mms8-">
+            <w:hyperlink w:history="1" r:id="rIddbwke1gmbtmpw_vd_njz2">
               <w:r>
                 <w:rPr>
                   <w:u w:val="single"/>
@@ -30001,7 +30001,7 @@
         </w:tc>
         <w:tc>
           <w:p>
-            <w:hyperlink w:history="1" r:id="rIduv36bnm8ylw-4phxmewrh">
+            <w:hyperlink w:history="1" r:id="rIdzflc_d2wux_4ocp86gyy5">
               <w:r>
                 <w:rPr>
                   <w:u w:val="single"/>
@@ -30066,7 +30066,7 @@
         </w:tc>
         <w:tc>
           <w:p>
-            <w:hyperlink w:history="1" r:id="rId9tpmw5tl-glk0jfvp7unk">
+            <w:hyperlink w:history="1" r:id="rIdjjg7h5_flhz-cuczjj-oy">
               <w:r>
                 <w:rPr>
                   <w:u w:val="single"/>
@@ -30131,7 +30131,7 @@
         </w:tc>
         <w:tc>
           <w:p>
-            <w:hyperlink w:history="1" r:id="rId2aljfi0leu3_x7tssifi2">
+            <w:hyperlink w:history="1" r:id="rIdywzafbs-nwvrcfiszz-ij">
               <w:r>
                 <w:rPr>
                   <w:u w:val="single"/>
@@ -30196,7 +30196,7 @@
         </w:tc>
         <w:tc>
           <w:p>
-            <w:hyperlink w:history="1" r:id="rIdg_lk4mkkqzahgwqfxbgup">
+            <w:hyperlink w:history="1" r:id="rIdun5y0en_wxtamc6-lawb8">
               <w:r>
                 <w:rPr>
                   <w:u w:val="single"/>
@@ -30261,7 +30261,7 @@
         </w:tc>
         <w:tc>
           <w:p>
-            <w:hyperlink w:history="1" r:id="rId1kijjqphyodzhxqexghyp">
+            <w:hyperlink w:history="1" r:id="rIdwsen0bqsrlwwoa4iz42bm">
               <w:r>
                 <w:rPr>
                   <w:u w:val="single"/>
@@ -30326,7 +30326,7 @@
         </w:tc>
         <w:tc>
           <w:p>
-            <w:hyperlink w:history="1" r:id="rIdygejdh0oxofkd-yhcycy8">
+            <w:hyperlink w:history="1" r:id="rId1lgwmnjytuxjwikemy62m">
               <w:r>
                 <w:rPr>
                   <w:u w:val="single"/>
@@ -30391,7 +30391,7 @@
         </w:tc>
         <w:tc>
           <w:p>
-            <w:hyperlink w:history="1" r:id="rIduncd_vxohx7brwxlfkdye">
+            <w:hyperlink w:history="1" r:id="rIdqdk2edmfkxqmgou_jf9iq">
               <w:r>
                 <w:rPr>
                   <w:u w:val="single"/>
@@ -30456,7 +30456,7 @@
         </w:tc>
         <w:tc>
           <w:p>
-            <w:hyperlink w:history="1" r:id="rIdcv2uy1f7bm4ekxtluj7q9">
+            <w:hyperlink w:history="1" r:id="rIdfzd0zz1tilnhmzlptrz14">
               <w:r>
                 <w:rPr>
                   <w:u w:val="single"/>
@@ -30521,7 +30521,7 @@
         </w:tc>
         <w:tc>
           <w:p>
-            <w:hyperlink w:history="1" r:id="rIdo-cn_xscuc3bccl72u5ft">
+            <w:hyperlink w:history="1" r:id="rIdwejqw8-govah5ydwccllt">
               <w:r>
                 <w:rPr>
                   <w:u w:val="single"/>
@@ -30586,7 +30586,7 @@
         </w:tc>
         <w:tc>
           <w:p>
-            <w:hyperlink w:history="1" r:id="rIde2appqjqnzhkzxqm2r0de">
+            <w:hyperlink w:history="1" r:id="rIdjtifpb_o_mmwnqvbk9ieq">
               <w:r>
                 <w:rPr>
                   <w:u w:val="single"/>
@@ -30651,7 +30651,7 @@
         </w:tc>
         <w:tc>
           <w:p>
-            <w:hyperlink w:history="1" r:id="rIdy44bautzfwjwbjxgu4puo">
+            <w:hyperlink w:history="1" r:id="rIdg1xm1kaklx_axjlx8l-rr">
               <w:r>
                 <w:rPr>
                   <w:u w:val="single"/>
@@ -30716,7 +30716,7 @@
         </w:tc>
         <w:tc>
           <w:p>
-            <w:hyperlink w:history="1" r:id="rIdnebpgree9wol4nwc3q2mc">
+            <w:hyperlink w:history="1" r:id="rIdt69lmotgaj96r6v5donmw">
               <w:r>
                 <w:rPr>
                   <w:u w:val="single"/>
@@ -30759,7 +30759,7 @@
         <w:tc>
           <w:p>
             <w:r>
-              <w:t xml:space="preserve">dclark@alasu.edu</w:t>
+              <w:t xml:space="preserve">N/A</w:t>
             </w:r>
           </w:p>
         </w:tc>
@@ -30781,7 +30781,7 @@
         </w:tc>
         <w:tc>
           <w:p>
-            <w:hyperlink w:history="1" r:id="rIddasbbqz_qh7dv6ucdkk9l">
+            <w:hyperlink w:history="1" r:id="rIdzbwhgbm6_fsrzfgtm32o3">
               <w:r>
                 <w:rPr>
                   <w:u w:val="single"/>
@@ -30846,7 +30846,7 @@
         </w:tc>
         <w:tc>
           <w:p>
-            <w:hyperlink w:history="1" r:id="rIdovwhio-l1sfojm8f4yi5c">
+            <w:hyperlink w:history="1" r:id="rId8o6zirus3u8gajrgmjeev">
               <w:r>
                 <w:rPr>
                   <w:u w:val="single"/>
@@ -30969,7 +30969,7 @@
         </w:tc>
         <w:tc>
           <w:p>
-            <w:hyperlink w:history="1" r:id="rIdpfvmle4w04knaboeh-_o-">
+            <w:hyperlink w:history="1" r:id="rId6neeyfz5277f2210ea-st">
               <w:r>
                 <w:rPr>
                   <w:u w:val="single"/>
@@ -31034,7 +31034,7 @@
         </w:tc>
         <w:tc>
           <w:p>
-            <w:hyperlink w:history="1" r:id="rIdqtzyz96dmcbhhzzdtkhp9">
+            <w:hyperlink w:history="1" r:id="rIdngixe_oi63pcf74gd77hu">
               <w:r>
                 <w:rPr>
                   <w:u w:val="single"/>
@@ -31099,7 +31099,7 @@
         </w:tc>
         <w:tc>
           <w:p>
-            <w:hyperlink w:history="1" r:id="rId24zrhqnhhg_r_q760wwcv">
+            <w:hyperlink w:history="1" r:id="rIdxztp6y7bauwph3jolfy5p">
               <w:r>
                 <w:rPr>
                   <w:u w:val="single"/>
@@ -31164,7 +31164,7 @@
         </w:tc>
         <w:tc>
           <w:p>
-            <w:hyperlink w:history="1" r:id="rIdmjh8z2rvdx0l1yejz2yr9">
+            <w:hyperlink w:history="1" r:id="rId4tgjijsf6idxkiknyjp2f">
               <w:r>
                 <w:rPr>
                   <w:u w:val="single"/>
@@ -31229,7 +31229,7 @@
         </w:tc>
         <w:tc>
           <w:p>
-            <w:hyperlink w:history="1" r:id="rIdglbtxceuwt3axnp2fga3j">
+            <w:hyperlink w:history="1" r:id="rIdnedzuvqpb0youcvpgv5kr">
               <w:r>
                 <w:rPr>
                   <w:u w:val="single"/>
@@ -31294,7 +31294,7 @@
         </w:tc>
         <w:tc>
           <w:p>
-            <w:hyperlink w:history="1" r:id="rId3cpgsx9hvpb7rn4ah2kcs">
+            <w:hyperlink w:history="1" r:id="rIdkzuou9vmwhcvl2cuiafu6">
               <w:r>
                 <w:rPr>
                   <w:u w:val="single"/>
@@ -31359,7 +31359,7 @@
         </w:tc>
         <w:tc>
           <w:p>
-            <w:hyperlink w:history="1" r:id="rIdncnn6gfnkrkpquhnccae4">
+            <w:hyperlink w:history="1" r:id="rId6otfmub2kl6qmqaszibkx">
               <w:r>
                 <w:rPr>
                   <w:u w:val="single"/>
@@ -31424,7 +31424,7 @@
         </w:tc>
         <w:tc>
           <w:p>
-            <w:hyperlink w:history="1" r:id="rIddtspj3eysyiq6sixdnqvf">
+            <w:hyperlink w:history="1" r:id="rIdpjfwxmjnf-jcoqn2i7ewh">
               <w:r>
                 <w:rPr>
                   <w:u w:val="single"/>
@@ -31489,7 +31489,7 @@
         </w:tc>
         <w:tc>
           <w:p>
-            <w:hyperlink w:history="1" r:id="rIdoijvfw9ellxd_5dzvllsx">
+            <w:hyperlink w:history="1" r:id="rIdgdg7okbrkf20lvgofw00f">
               <w:r>
                 <w:rPr>
                   <w:u w:val="single"/>
@@ -31554,7 +31554,7 @@
         </w:tc>
         <w:tc>
           <w:p>
-            <w:hyperlink w:history="1" r:id="rIdgvx7xnzkrzo9faomfdhto">
+            <w:hyperlink w:history="1" r:id="rIdvtoqdk0czh7cnt7g4pyzt">
               <w:r>
                 <w:rPr>
                   <w:u w:val="single"/>
@@ -31619,7 +31619,7 @@
         </w:tc>
         <w:tc>
           <w:p>
-            <w:hyperlink w:history="1" r:id="rIdgphuh5siuwzcjmrqih_e0">
+            <w:hyperlink w:history="1" r:id="rIdfj4dytusvcxpojd6bneha">
               <w:r>
                 <w:rPr>
                   <w:u w:val="single"/>
@@ -31684,7 +31684,7 @@
         </w:tc>
         <w:tc>
           <w:p>
-            <w:hyperlink w:history="1" r:id="rIdvitjkraw7x_akbkhw9on9">
+            <w:hyperlink w:history="1" r:id="rId2tdyodarirglzjz1shhd7">
               <w:r>
                 <w:rPr>
                   <w:u w:val="single"/>
@@ -31749,7 +31749,7 @@
         </w:tc>
         <w:tc>
           <w:p>
-            <w:hyperlink w:history="1" r:id="rIdk7mr-cvch6rcjwstapk8p">
+            <w:hyperlink w:history="1" r:id="rIdoabn_pvu8jegqzam3dtn5">
               <w:r>
                 <w:rPr>
                   <w:u w:val="single"/>
@@ -31814,7 +31814,7 @@
         </w:tc>
         <w:tc>
           <w:p>
-            <w:hyperlink w:history="1" r:id="rIddirxvuq4ot_-mysdi0116">
+            <w:hyperlink w:history="1" r:id="rIdtx8jcgzfvgbsqyy6ubgyo">
               <w:r>
                 <w:rPr>
                   <w:u w:val="single"/>
@@ -31879,7 +31879,7 @@
         </w:tc>
         <w:tc>
           <w:p>
-            <w:hyperlink w:history="1" r:id="rIdmoahqwyvzvltygtvb3hhy">
+            <w:hyperlink w:history="1" r:id="rIdpuc18cm9-73-tspe1tdm7">
               <w:r>
                 <w:rPr>
                   <w:u w:val="single"/>
@@ -31944,7 +31944,7 @@
         </w:tc>
         <w:tc>
           <w:p>
-            <w:hyperlink w:history="1" r:id="rIdvwcshjlaanah_xufwlbpr">
+            <w:hyperlink w:history="1" r:id="rIdzjpl8ddjjgzn-eimvzkxe">
               <w:r>
                 <w:rPr>
                   <w:u w:val="single"/>
@@ -32009,7 +32009,7 @@
         </w:tc>
         <w:tc>
           <w:p>
-            <w:hyperlink w:history="1" r:id="rIdksnqakm3nwwpufwjmgkm4">
+            <w:hyperlink w:history="1" r:id="rIdzhuxuesra1cxzflfs0gzo">
               <w:r>
                 <w:rPr>
                   <w:u w:val="single"/>
@@ -32074,7 +32074,7 @@
         </w:tc>
         <w:tc>
           <w:p>
-            <w:hyperlink w:history="1" r:id="rIdjgctledthyc3mu16a4_7c">
+            <w:hyperlink w:history="1" r:id="rIdelkqartqcrpuuwsfuiwxp">
               <w:r>
                 <w:rPr>
                   <w:u w:val="single"/>
@@ -32139,7 +32139,7 @@
         </w:tc>
         <w:tc>
           <w:p>
-            <w:hyperlink w:history="1" r:id="rIdlevl_avullkbz4eti7l_e">
+            <w:hyperlink w:history="1" r:id="rIdokgkjbev0zildluzribll">
               <w:r>
                 <w:rPr>
                   <w:u w:val="single"/>
@@ -32204,7 +32204,7 @@
         </w:tc>
         <w:tc>
           <w:p>
-            <w:hyperlink w:history="1" r:id="rIdk4eta73l8w25qaenyvxai">
+            <w:hyperlink w:history="1" r:id="rIdwmttw_v_drt3trisje9qd">
               <w:r>
                 <w:rPr>
                   <w:u w:val="single"/>
@@ -32269,7 +32269,7 @@
         </w:tc>
         <w:tc>
           <w:p>
-            <w:hyperlink w:history="1" r:id="rIdnpuchrd69-8zb4ji5bxwu">
+            <w:hyperlink w:history="1" r:id="rIdr06ekneeege4y_hd06m_8">
               <w:r>
                 <w:rPr>
                   <w:u w:val="single"/>
@@ -32334,7 +32334,7 @@
         </w:tc>
         <w:tc>
           <w:p>
-            <w:hyperlink w:history="1" r:id="rIdmot5peun_gagfynijbala">
+            <w:hyperlink w:history="1" r:id="rIddzqkzytauohl3t5sf4e7y">
               <w:r>
                 <w:rPr>
                   <w:u w:val="single"/>
@@ -32399,22 +32399,22 @@
         </w:tc>
         <w:tc>
           <w:p>
-            <w:hyperlink w:history="1" r:id="rIderrnjemuw4g0ktgk7gqsy">
-              <w:r>
-                <w:rPr>
-                  <w:u w:val="single"/>
-                  <w:color w:val="0000FF"/>
-                  <w:rStyle w:val="Hyperlink"/>
-                </w:rPr>
-                <w:t xml:space="preserve">Link</w:t>
-              </w:r>
-            </w:hyperlink>
-          </w:p>
-        </w:tc>
-        <w:tc>
-          <w:p>
-            <w:r>
-              <w:t xml:space="preserve">TBA</w:t>
+            <w:hyperlink w:history="1" r:id="rIdbtu1keqdi0lnauzoclqla">
+              <w:r>
+                <w:rPr>
+                  <w:u w:val="single"/>
+                  <w:color w:val="0000FF"/>
+                  <w:rStyle w:val="Hyperlink"/>
+                </w:rPr>
+                <w:t xml:space="preserve">Link</w:t>
+              </w:r>
+            </w:hyperlink>
+          </w:p>
+        </w:tc>
+        <w:tc>
+          <w:p>
+            <w:r>
+              <w:t xml:space="preserve">Jun 6</w:t>
             </w:r>
           </w:p>
         </w:tc>
@@ -32464,7 +32464,7 @@
         </w:tc>
         <w:tc>
           <w:p>
-            <w:hyperlink w:history="1" r:id="rIduuzxtpddjnk9zhpllg506">
+            <w:hyperlink w:history="1" r:id="rIdrpdupihkau8arwkpsc61z">
               <w:r>
                 <w:rPr>
                   <w:u w:val="single"/>
@@ -32529,7 +32529,7 @@
         </w:tc>
         <w:tc>
           <w:p>
-            <w:hyperlink w:history="1" r:id="rIdymkv6gfwggll8bozuui-9">
+            <w:hyperlink w:history="1" r:id="rIdwccz3lttdmn2_uyuvmsk2">
               <w:r>
                 <w:rPr>
                   <w:u w:val="single"/>
@@ -32594,7 +32594,7 @@
         </w:tc>
         <w:tc>
           <w:p>
-            <w:hyperlink w:history="1" r:id="rIdk6nf53zbv3j6s0cc2p56e">
+            <w:hyperlink w:history="1" r:id="rIdgayasoaqw7kamohs6tin1">
               <w:r>
                 <w:rPr>
                   <w:u w:val="single"/>
@@ -32659,7 +32659,7 @@
         </w:tc>
         <w:tc>
           <w:p>
-            <w:hyperlink w:history="1" r:id="rIdfvnholtnonc_k3anv1w4m">
+            <w:hyperlink w:history="1" r:id="rId-oc7p11v50jqmri-198vc">
               <w:r>
                 <w:rPr>
                   <w:u w:val="single"/>
@@ -32724,7 +32724,7 @@
         </w:tc>
         <w:tc>
           <w:p>
-            <w:hyperlink w:history="1" r:id="rIdp_ah2tcaerygjwewebff8">
+            <w:hyperlink w:history="1" r:id="rIdjgn1kzythtudydwqh8c66">
               <w:r>
                 <w:rPr>
                   <w:u w:val="single"/>
@@ -32789,7 +32789,7 @@
         </w:tc>
         <w:tc>
           <w:p>
-            <w:hyperlink w:history="1" r:id="rIdxrfivmzdgdt5wixsr4-dx">
+            <w:hyperlink w:history="1" r:id="rIdkaiu86bfdi9h58qph0jai">
               <w:r>
                 <w:rPr>
                   <w:u w:val="single"/>
@@ -32854,7 +32854,7 @@
         </w:tc>
         <w:tc>
           <w:p>
-            <w:hyperlink w:history="1" r:id="rIdyphb0mvboucecudk9-cof">
+            <w:hyperlink w:history="1" r:id="rIdquz58ktlurckenqwdrbaz">
               <w:r>
                 <w:rPr>
                   <w:u w:val="single"/>
@@ -32919,7 +32919,7 @@
         </w:tc>
         <w:tc>
           <w:p>
-            <w:hyperlink w:history="1" r:id="rIde5pc_7pa7dtcsvpnqj4np">
+            <w:hyperlink w:history="1" r:id="rId1heoqihdzwnyjjwqdqyq0">
               <w:r>
                 <w:rPr>
                   <w:u w:val="single"/>
@@ -32984,7 +32984,7 @@
         </w:tc>
         <w:tc>
           <w:p>
-            <w:hyperlink w:history="1" r:id="rId5gcazlekqt2y9vhjrgdoo">
+            <w:hyperlink w:history="1" r:id="rIduh3j3vmkefxkiyqhgosvf">
               <w:r>
                 <w:rPr>
                   <w:u w:val="single"/>
@@ -33049,7 +33049,7 @@
         </w:tc>
         <w:tc>
           <w:p>
-            <w:hyperlink w:history="1" r:id="rIdb6fdrzpx18imkflll84xp">
+            <w:hyperlink w:history="1" r:id="rIdpmfziefkrc6-430xu5rlc">
               <w:r>
                 <w:rPr>
                   <w:u w:val="single"/>
@@ -33114,7 +33114,7 @@
         </w:tc>
         <w:tc>
           <w:p>
-            <w:hyperlink w:history="1" r:id="rIdw3721cofzwfui3gnkmsr5">
+            <w:hyperlink w:history="1" r:id="rIdyp1ai7ptysqvc86a72ydz">
               <w:r>
                 <w:rPr>
                   <w:u w:val="single"/>
@@ -33179,7 +33179,7 @@
         </w:tc>
         <w:tc>
           <w:p>
-            <w:hyperlink w:history="1" r:id="rIdp3zftirt5kmt2gxztqg2m">
+            <w:hyperlink w:history="1" r:id="rIdp5onlwjggjsoj6eumapf7">
               <w:r>
                 <w:rPr>
                   <w:u w:val="single"/>
@@ -33244,7 +33244,7 @@
         </w:tc>
         <w:tc>
           <w:p>
-            <w:hyperlink w:history="1" r:id="rIdza-bzddewbh8ascg6kteo">
+            <w:hyperlink w:history="1" r:id="rIdsbzl0wq5i12-a4-g5ootz">
               <w:r>
                 <w:rPr>
                   <w:u w:val="single"/>
@@ -33309,7 +33309,7 @@
         </w:tc>
         <w:tc>
           <w:p>
-            <w:hyperlink w:history="1" r:id="rIdbh_m9z6rchfwb_6iq9gml">
+            <w:hyperlink w:history="1" r:id="rId_ciwl0qck_lef1v_wppt5">
               <w:r>
                 <w:rPr>
                   <w:u w:val="single"/>
@@ -33374,7 +33374,7 @@
         </w:tc>
         <w:tc>
           <w:p>
-            <w:hyperlink w:history="1" r:id="rId5vggw8wree3we7b6vdxt0">
+            <w:hyperlink w:history="1" r:id="rIdlief4ut4ufa5jcxgbj43w">
               <w:r>
                 <w:rPr>
                   <w:u w:val="single"/>
@@ -33439,7 +33439,7 @@
         </w:tc>
         <w:tc>
           <w:p>
-            <w:hyperlink w:history="1" r:id="rIdstwuy-g3vjmw4kd90e_sh">
+            <w:hyperlink w:history="1" r:id="rIdvwuvkutykpgbogzgxdmbo">
               <w:r>
                 <w:rPr>
                   <w:u w:val="single"/>
@@ -33504,7 +33504,7 @@
         </w:tc>
         <w:tc>
           <w:p>
-            <w:hyperlink w:history="1" r:id="rIdzfzcmufxtfm81nyedr8lf">
+            <w:hyperlink w:history="1" r:id="rIdmubmg71jzaw7wbruxchcj">
               <w:r>
                 <w:rPr>
                   <w:u w:val="single"/>
@@ -33569,7 +33569,7 @@
         </w:tc>
         <w:tc>
           <w:p>
-            <w:hyperlink w:history="1" r:id="rId8xdbocoh6wfcdmzwz5evf">
+            <w:hyperlink w:history="1" r:id="rId9fkm8xp9e4iqb4l-wyvhp">
               <w:r>
                 <w:rPr>
                   <w:u w:val="single"/>
@@ -33634,7 +33634,7 @@
         </w:tc>
         <w:tc>
           <w:p>
-            <w:hyperlink w:history="1" r:id="rIdxpg5_asv9fmakmg9ecnev">
+            <w:hyperlink w:history="1" r:id="rIdopi9dkaustun9yc8wddau">
               <w:r>
                 <w:rPr>
                   <w:u w:val="single"/>
@@ -33699,7 +33699,7 @@
         </w:tc>
         <w:tc>
           <w:p>
-            <w:hyperlink w:history="1" r:id="rId5hv4-ntyhsqm3e46z6n94">
+            <w:hyperlink w:history="1" r:id="rIdboqctdseohipiowdd5gup">
               <w:r>
                 <w:rPr>
                   <w:u w:val="single"/>
@@ -33764,7 +33764,7 @@
         </w:tc>
         <w:tc>
           <w:p>
-            <w:hyperlink w:history="1" r:id="rIdtkab1-7bn1wejzuc5fxba">
+            <w:hyperlink w:history="1" r:id="rIdf7epe009gqkzkhwnlolxy">
               <w:r>
                 <w:rPr>
                   <w:u w:val="single"/>
@@ -33829,7 +33829,7 @@
         </w:tc>
         <w:tc>
           <w:p>
-            <w:hyperlink w:history="1" r:id="rIdcedtpjbsx_pdlgkzw4mzz">
+            <w:hyperlink w:history="1" r:id="rIdrj1sb8fhs82qufmp1iaqm">
               <w:r>
                 <w:rPr>
                   <w:u w:val="single"/>
@@ -33894,7 +33894,7 @@
         </w:tc>
         <w:tc>
           <w:p>
-            <w:hyperlink w:history="1" r:id="rIdltvfn0roo08s0jvwyxv7e">
+            <w:hyperlink w:history="1" r:id="rIdsycqbc63ma3umf1n0pnsx">
               <w:r>
                 <w:rPr>
                   <w:u w:val="single"/>
@@ -33959,7 +33959,7 @@
         </w:tc>
         <w:tc>
           <w:p>
-            <w:hyperlink w:history="1" r:id="rIdwtluyr06al5p5e9g0l9av">
+            <w:hyperlink w:history="1" r:id="rIdcsty1mrlqpvoot3z6kflu">
               <w:r>
                 <w:rPr>
                   <w:u w:val="single"/>
